--- a/Fase 2/Evidencias Grupales/2.4_GuiaEstudiante_Fase 2_DesarrolloProyecto APT.docx
+++ b/Fase 2/Evidencias Grupales/2.4_GuiaEstudiante_Fase 2_DesarrolloProyecto APT.docx
@@ -16,6 +16,7 @@
       <w:pPr>
         <w:rPr>
           <w:b w:val="1"/>
+          <w:bCs w:val="1"/>
         </w:rPr>
       </w:pPr>
       <w:r>
@@ -400,6 +401,7 @@
             <w:pPr>
               <w:rPr>
                 <w:b w:val="1"/>
+                <w:bCs w:val="1"/>
                 <w:color w:val="1f3864"/>
                 <w:sz w:val="28"/>
                 <w:szCs w:val="28"/>
@@ -408,6 +410,7 @@
             <w:r>
               <w:rPr>
                 <w:b w:val="1"/>
+                <w:bCs w:val="1"/>
                 <w:color w:val="1f3864"/>
                 <w:sz w:val="28"/>
                 <w:szCs w:val="28"/>
@@ -453,7 +456,9 @@
               <w:rPr>
                 <w:rFonts w:ascii="Calibri" w:cs="Calibri" w:eastAsia="Calibri" w:hAnsi="Calibri"/>
                 <w:b w:val="0"/>
+                <w:bCs w:val="0"/>
                 <w:i w:val="0"/>
+                <w:iCs w:val="0"/>
                 <w:smallCaps w:val="0"/>
                 <w:strike w:val="0"/>
                 <w:color w:val="1f3864"/>
@@ -468,7 +473,9 @@
               <w:rPr>
                 <w:rFonts w:ascii="Calibri" w:cs="Calibri" w:eastAsia="Calibri" w:hAnsi="Calibri"/>
                 <w:b w:val="0"/>
+                <w:bCs w:val="0"/>
                 <w:i w:val="0"/>
+                <w:iCs w:val="0"/>
                 <w:smallCaps w:val="0"/>
                 <w:strike w:val="0"/>
                 <w:color w:val="1f3864"/>
@@ -576,44 +583,73 @@
               <w:rPr>
                 <w:rFonts w:ascii="Calibri" w:cs="Calibri" w:eastAsia="Calibri" w:hAnsi="Calibri"/>
                 <w:i w:val="1"/>
-                <w:color w:val="548dd4"/>
-                <w:sz w:val="20"/>
-                <w:szCs w:val="20"/>
-              </w:rPr>
-            </w:pPr>
-            <w:r>
-              <w:rPr>
-                <w:rFonts w:ascii="Calibri" w:cs="Calibri" w:eastAsia="Calibri" w:hAnsi="Calibri"/>
-                <w:i w:val="1"/>
-                <w:color w:val="548dd4"/>
-                <w:sz w:val="20"/>
-                <w:szCs w:val="20"/>
-                <w:rtl w:val="0"/>
-              </w:rPr>
-              <w:t xml:space="preserve">Hasta la fecha, el proyecto ha completado exitosamente las fases de Análisis de Requerimientos y Diseño del Sistema. Hemos documentado y validado exhaustivamente los requerimientos funcionales, y desarrollado una arquitectura de base de datos robusta, mockups de interfaz de usuario detallados. </w:t>
-            </w:r>
-          </w:p>
-          <w:p>
-            <w:pPr>
-              <w:jc w:val="both"/>
-              <w:rPr>
-                <w:rFonts w:ascii="Calibri" w:cs="Calibri" w:eastAsia="Calibri" w:hAnsi="Calibri"/>
-                <w:i w:val="1"/>
-                <w:color w:val="548dd4"/>
-                <w:sz w:val="20"/>
-                <w:szCs w:val="20"/>
-              </w:rPr>
-            </w:pPr>
-            <w:r>
-              <w:rPr>
-                <w:rFonts w:ascii="Calibri" w:cs="Calibri" w:eastAsia="Calibri" w:hAnsi="Calibri"/>
-                <w:i w:val="1"/>
-                <w:color w:val="548dd4"/>
-                <w:sz w:val="20"/>
-                <w:szCs w:val="20"/>
-                <w:rtl w:val="0"/>
-              </w:rPr>
-              <w:t xml:space="preserve">Actualmente nos encontramos en la Fase de Implementación, donde hemos configurado el entorno de desarrollo, instalado la base de datos PostgreSQL, e implementado algunos endpoints clave de la API para autenticación, gestión de usuarios. De forma paralela, se ha avanzado en la construcción de la estructura base del frontend y los módulos de autenticación utilizando Angular. Hemos cumplido los objetivos específicos relacionados con la creación inicial del sistema de gestión de vehículos y el diseño de la base de datos.</w:t>
+                <w:iCs w:val="1"/>
+                <w:color w:val="548dd4"/>
+                <w:sz w:val="20"/>
+                <w:szCs w:val="20"/>
+              </w:rPr>
+            </w:pPr>
+            <w:r>
+              <w:rPr>
+                <w:rFonts w:ascii="Calibri" w:cs="Calibri" w:eastAsia="Calibri" w:hAnsi="Calibri"/>
+                <w:i w:val="1"/>
+                <w:iCs w:val="1"/>
+                <w:color w:val="548dd4"/>
+                <w:sz w:val="20"/>
+                <w:szCs w:val="20"/>
+                <w:rtl w:val="0"/>
+              </w:rPr>
+              <w:t xml:space="preserve">El proyecto ha concluido exitosamente, completando todas las fases de Análisis de Requerimientos, Diseño del Sistema, Implementación, Pruebas y Documentación. Se ha desarrollado y desplegado la aplicación web de gestión vehicular, cumpliendo con todos los requisitos funcionales establecidos.</w:t>
+            </w:r>
+          </w:p>
+          <w:p>
+            <w:pPr>
+              <w:jc w:val="both"/>
+              <w:rPr>
+                <w:rFonts w:ascii="Calibri" w:cs="Calibri" w:eastAsia="Calibri" w:hAnsi="Calibri"/>
+                <w:i w:val="1"/>
+                <w:iCs w:val="1"/>
+                <w:color w:val="548dd4"/>
+                <w:sz w:val="20"/>
+                <w:szCs w:val="20"/>
+              </w:rPr>
+            </w:pPr>
+            <w:r>
+              <w:rPr>
+                <w:rFonts w:ascii="Calibri" w:cs="Calibri" w:eastAsia="Calibri" w:hAnsi="Calibri"/>
+                <w:i w:val="1"/>
+                <w:iCs w:val="1"/>
+                <w:color w:val="548dd4"/>
+                <w:sz w:val="20"/>
+                <w:szCs w:val="20"/>
+                <w:rtl w:val="0"/>
+              </w:rPr>
+              <w:t xml:space="preserve">El backend (Node.js/Express) es completamente funcional, con todos los endpoints de la API para autenticación, gestión de usuarios, vehículos, gastos y transferencias implementados y asegurando la correcta seguridad. El frontend (Angular) ha sido construido en su totalidad, conectándose exitosamente con el backend y presentando todas las vistas y módulos definidos en los mockups, incluyendo los dashboards de inteligencia de negocios.</w:t>
+            </w:r>
+          </w:p>
+          <w:p>
+            <w:pPr>
+              <w:jc w:val="both"/>
+              <w:rPr>
+                <w:rFonts w:ascii="Calibri" w:cs="Calibri" w:eastAsia="Calibri" w:hAnsi="Calibri"/>
+                <w:i w:val="1"/>
+                <w:iCs w:val="1"/>
+                <w:color w:val="548dd4"/>
+                <w:sz w:val="20"/>
+                <w:szCs w:val="20"/>
+              </w:rPr>
+            </w:pPr>
+            <w:r>
+              <w:rPr>
+                <w:rFonts w:ascii="Calibri" w:cs="Calibri" w:eastAsia="Calibri" w:hAnsi="Calibri"/>
+                <w:i w:val="1"/>
+                <w:iCs w:val="1"/>
+                <w:color w:val="548dd4"/>
+                <w:sz w:val="20"/>
+                <w:szCs w:val="20"/>
+                <w:rtl w:val="0"/>
+              </w:rPr>
+              <w:t xml:space="preserve">El sistema ha sido sometido a la fase de pruebas y corrección de errores, asegurando su estabilidad y la correcta trazabilidad de los datos, que era un pilar fundamental del proyecto</w:t>
             </w:r>
           </w:p>
         </w:tc>
@@ -655,409 +691,23 @@
               <w:rPr>
                 <w:rFonts w:ascii="Calibri" w:cs="Calibri" w:eastAsia="Calibri" w:hAnsi="Calibri"/>
                 <w:i w:val="1"/>
-                <w:color w:val="548dd4"/>
-                <w:sz w:val="20"/>
-                <w:szCs w:val="20"/>
-              </w:rPr>
-            </w:pPr>
-            <w:r>
-              <w:rPr>
-                <w:rFonts w:ascii="Calibri" w:cs="Calibri" w:eastAsia="Calibri" w:hAnsi="Calibri"/>
-                <w:i w:val="1"/>
-                <w:color w:val="548dd4"/>
-                <w:sz w:val="20"/>
-                <w:szCs w:val="20"/>
-                <w:rtl w:val="0"/>
-              </w:rPr>
-              <w:t xml:space="preserve">Se mantienen los objetivos generales y específicos originalmente definidos, los cuales guían el desarrollo de la aplicación.</w:t>
-            </w:r>
-          </w:p>
-          <w:p>
-            <w:pPr>
-              <w:jc w:val="both"/>
-              <w:rPr>
-                <w:rFonts w:ascii="Calibri" w:cs="Calibri" w:eastAsia="Calibri" w:hAnsi="Calibri"/>
-                <w:i w:val="1"/>
-                <w:color w:val="548dd4"/>
-                <w:sz w:val="20"/>
-                <w:szCs w:val="20"/>
-              </w:rPr>
-            </w:pPr>
-            <w:r>
-              <w:rPr>
-                <w:rFonts w:ascii="Calibri" w:cs="Calibri" w:eastAsia="Calibri" w:hAnsi="Calibri"/>
-                <w:b w:val="1"/>
-                <w:i w:val="1"/>
-                <w:color w:val="548dd4"/>
-                <w:sz w:val="20"/>
-                <w:szCs w:val="20"/>
-                <w:rtl w:val="0"/>
-              </w:rPr>
-              <w:t xml:space="preserve">Objetivo General</w:t>
-            </w:r>
-            <w:r>
-              <w:rPr>
-                <w:rFonts w:ascii="Calibri" w:cs="Calibri" w:eastAsia="Calibri" w:hAnsi="Calibri"/>
-                <w:i w:val="1"/>
-                <w:color w:val="548dd4"/>
-                <w:sz w:val="20"/>
-                <w:szCs w:val="20"/>
-                <w:rtl w:val="0"/>
-              </w:rPr>
-              <w:t xml:space="preserve">: Desarrollar una aplicación web responsiva con sistema de trazabilidad que centralice la gestión integral de información vehicular, incorporando funcionalidades de análisis de datos, gestión de gastos, compartición transparente de información y transferencia de propiedad con historial verificable para optimizar la experiencia y decisiones de los propietarios de vehículos.</w:t>
-            </w:r>
-          </w:p>
-          <w:p>
-            <w:pPr>
-              <w:jc w:val="both"/>
-              <w:rPr>
-                <w:rFonts w:ascii="Calibri" w:cs="Calibri" w:eastAsia="Calibri" w:hAnsi="Calibri"/>
-                <w:i w:val="1"/>
-                <w:color w:val="548dd4"/>
-                <w:sz w:val="20"/>
-                <w:szCs w:val="20"/>
-              </w:rPr>
-            </w:pPr>
-            <w:r>
-              <w:rPr>
-                <w:rFonts w:ascii="Calibri" w:cs="Calibri" w:eastAsia="Calibri" w:hAnsi="Calibri"/>
-                <w:b w:val="1"/>
-                <w:i w:val="1"/>
-                <w:color w:val="548dd4"/>
-                <w:sz w:val="20"/>
-                <w:szCs w:val="20"/>
-                <w:rtl w:val="0"/>
-              </w:rPr>
-              <w:t xml:space="preserve">Objetivos Específicos</w:t>
-            </w:r>
-            <w:r>
-              <w:rPr>
-                <w:rFonts w:ascii="Calibri" w:cs="Calibri" w:eastAsia="Calibri" w:hAnsi="Calibri"/>
-                <w:i w:val="1"/>
-                <w:color w:val="548dd4"/>
-                <w:sz w:val="20"/>
-                <w:szCs w:val="20"/>
-                <w:rtl w:val="0"/>
-              </w:rPr>
-              <w:t xml:space="preserve">:</w:t>
-            </w:r>
-          </w:p>
-          <w:p>
-            <w:pPr>
-              <w:keepNext w:val="0"/>
-              <w:keepLines w:val="0"/>
-              <w:pageBreakBefore w:val="0"/>
-              <w:widowControl w:val="1"/>
-              <w:numPr>
-                <w:ilvl w:val="0"/>
-                <w:numId w:val="1"/>
-              </w:numPr>
-              <w:pBdr>
-                <w:top w:space="0" w:sz="0" w:val="nil"/>
-                <w:left w:space="0" w:sz="0" w:val="nil"/>
-                <w:bottom w:space="0" w:sz="0" w:val="nil"/>
-                <w:right w:space="0" w:sz="0" w:val="nil"/>
-                <w:between w:space="0" w:sz="0" w:val="nil"/>
-              </w:pBdr>
-              <w:shd w:fill="auto" w:val="clear"/>
-              <w:spacing w:after="0" w:before="0" w:line="259" w:lineRule="auto"/>
-              <w:ind w:left="720" w:right="0" w:hanging="360"/>
-              <w:jc w:val="both"/>
-              <w:rPr>
-                <w:rFonts w:ascii="Calibri" w:cs="Calibri" w:eastAsia="Calibri" w:hAnsi="Calibri"/>
-                <w:b w:val="0"/>
-                <w:i w:val="1"/>
-                <w:smallCaps w:val="0"/>
-                <w:strike w:val="0"/>
-                <w:color w:val="548dd4"/>
-                <w:sz w:val="20"/>
-                <w:szCs w:val="20"/>
-                <w:u w:val="none"/>
-                <w:shd w:fill="auto" w:val="clear"/>
-                <w:vertAlign w:val="baseline"/>
-              </w:rPr>
-            </w:pPr>
-            <w:r>
-              <w:rPr>
-                <w:rFonts w:ascii="Calibri" w:cs="Calibri" w:eastAsia="Calibri" w:hAnsi="Calibri"/>
-                <w:b w:val="0"/>
-                <w:i w:val="1"/>
-                <w:smallCaps w:val="0"/>
-                <w:strike w:val="0"/>
-                <w:color w:val="548dd4"/>
-                <w:sz w:val="20"/>
-                <w:szCs w:val="20"/>
-                <w:u w:val="none"/>
-                <w:shd w:fill="auto" w:val="clear"/>
-                <w:vertAlign w:val="baseline"/>
-                <w:rtl w:val="0"/>
-              </w:rPr>
-              <w:t xml:space="preserve">Implementar un sistema de registro y gestión de múltiples vehículos por usuario con trazabilidad completa de datos, almacenamiento seguro de documentos e imágenes y correlación automática entre toda la información.</w:t>
-            </w:r>
-          </w:p>
-          <w:p>
-            <w:pPr>
-              <w:keepNext w:val="0"/>
-              <w:keepLines w:val="0"/>
-              <w:pageBreakBefore w:val="0"/>
-              <w:widowControl w:val="1"/>
-              <w:numPr>
-                <w:ilvl w:val="0"/>
-                <w:numId w:val="1"/>
-              </w:numPr>
-              <w:pBdr>
-                <w:top w:space="0" w:sz="0" w:val="nil"/>
-                <w:left w:space="0" w:sz="0" w:val="nil"/>
-                <w:bottom w:space="0" w:sz="0" w:val="nil"/>
-                <w:right w:space="0" w:sz="0" w:val="nil"/>
-                <w:between w:space="0" w:sz="0" w:val="nil"/>
-              </w:pBdr>
-              <w:shd w:fill="auto" w:val="clear"/>
-              <w:spacing w:after="0" w:before="0" w:line="259" w:lineRule="auto"/>
-              <w:ind w:left="720" w:right="0" w:hanging="360"/>
-              <w:jc w:val="both"/>
-              <w:rPr>
-                <w:rFonts w:ascii="Calibri" w:cs="Calibri" w:eastAsia="Calibri" w:hAnsi="Calibri"/>
-                <w:b w:val="0"/>
-                <w:i w:val="1"/>
-                <w:smallCaps w:val="0"/>
-                <w:strike w:val="0"/>
-                <w:color w:val="548dd4"/>
-                <w:sz w:val="20"/>
-                <w:szCs w:val="20"/>
-                <w:u w:val="none"/>
-                <w:shd w:fill="auto" w:val="clear"/>
-                <w:vertAlign w:val="baseline"/>
-              </w:rPr>
-            </w:pPr>
-            <w:r>
-              <w:rPr>
-                <w:rFonts w:ascii="Calibri" w:cs="Calibri" w:eastAsia="Calibri" w:hAnsi="Calibri"/>
-                <w:b w:val="0"/>
-                <w:i w:val="1"/>
-                <w:smallCaps w:val="0"/>
-                <w:strike w:val="0"/>
-                <w:color w:val="548dd4"/>
-                <w:sz w:val="20"/>
-                <w:szCs w:val="20"/>
-                <w:u w:val="none"/>
-                <w:shd w:fill="auto" w:val="clear"/>
-                <w:vertAlign w:val="baseline"/>
-                <w:rtl w:val="0"/>
-              </w:rPr>
-              <w:t xml:space="preserve">Desarrollar módulos de seguimiento para mantenimientos, gastos y trámites legales con sistema de alertas basadas en reglas como fechas.</w:t>
-            </w:r>
-          </w:p>
-          <w:p>
-            <w:pPr>
-              <w:keepNext w:val="0"/>
-              <w:keepLines w:val="0"/>
-              <w:pageBreakBefore w:val="0"/>
-              <w:widowControl w:val="1"/>
-              <w:numPr>
-                <w:ilvl w:val="0"/>
-                <w:numId w:val="1"/>
-              </w:numPr>
-              <w:pBdr>
-                <w:top w:space="0" w:sz="0" w:val="nil"/>
-                <w:left w:space="0" w:sz="0" w:val="nil"/>
-                <w:bottom w:space="0" w:sz="0" w:val="nil"/>
-                <w:right w:space="0" w:sz="0" w:val="nil"/>
-                <w:between w:space="0" w:sz="0" w:val="nil"/>
-              </w:pBdr>
-              <w:shd w:fill="auto" w:val="clear"/>
-              <w:spacing w:after="0" w:before="0" w:line="259" w:lineRule="auto"/>
-              <w:ind w:left="720" w:right="0" w:hanging="360"/>
-              <w:jc w:val="both"/>
-              <w:rPr>
-                <w:rFonts w:ascii="Calibri" w:cs="Calibri" w:eastAsia="Calibri" w:hAnsi="Calibri"/>
-                <w:b w:val="0"/>
-                <w:i w:val="1"/>
-                <w:smallCaps w:val="0"/>
-                <w:strike w:val="0"/>
-                <w:color w:val="548dd4"/>
-                <w:sz w:val="20"/>
-                <w:szCs w:val="20"/>
-                <w:u w:val="none"/>
-                <w:shd w:fill="auto" w:val="clear"/>
-                <w:vertAlign w:val="baseline"/>
-              </w:rPr>
-            </w:pPr>
-            <w:r>
-              <w:rPr>
-                <w:rFonts w:ascii="Calibri" w:cs="Calibri" w:eastAsia="Calibri" w:hAnsi="Calibri"/>
-                <w:b w:val="0"/>
-                <w:i w:val="1"/>
-                <w:smallCaps w:val="0"/>
-                <w:strike w:val="0"/>
-                <w:color w:val="548dd4"/>
-                <w:sz w:val="20"/>
-                <w:szCs w:val="20"/>
-                <w:u w:val="none"/>
-                <w:shd w:fill="auto" w:val="clear"/>
-                <w:vertAlign w:val="baseline"/>
-                <w:rtl w:val="0"/>
-              </w:rPr>
-              <w:t xml:space="preserve">Crear dashboards interactivos de inteligencia de negocios que permitan análisis de datos vehiculares.</w:t>
-            </w:r>
-          </w:p>
-          <w:p>
-            <w:pPr>
-              <w:keepNext w:val="0"/>
-              <w:keepLines w:val="0"/>
-              <w:pageBreakBefore w:val="0"/>
-              <w:widowControl w:val="1"/>
-              <w:numPr>
-                <w:ilvl w:val="0"/>
-                <w:numId w:val="1"/>
-              </w:numPr>
-              <w:pBdr>
-                <w:top w:space="0" w:sz="0" w:val="nil"/>
-                <w:left w:space="0" w:sz="0" w:val="nil"/>
-                <w:bottom w:space="0" w:sz="0" w:val="nil"/>
-                <w:right w:space="0" w:sz="0" w:val="nil"/>
-                <w:between w:space="0" w:sz="0" w:val="nil"/>
-              </w:pBdr>
-              <w:shd w:fill="auto" w:val="clear"/>
-              <w:spacing w:after="0" w:before="0" w:line="259" w:lineRule="auto"/>
-              <w:ind w:left="720" w:right="0" w:hanging="360"/>
-              <w:jc w:val="both"/>
-              <w:rPr>
-                <w:rFonts w:ascii="Calibri" w:cs="Calibri" w:eastAsia="Calibri" w:hAnsi="Calibri"/>
-                <w:b w:val="0"/>
-                <w:i w:val="1"/>
-                <w:smallCaps w:val="0"/>
-                <w:strike w:val="0"/>
-                <w:color w:val="548dd4"/>
-                <w:sz w:val="20"/>
-                <w:szCs w:val="20"/>
-                <w:u w:val="none"/>
-                <w:shd w:fill="auto" w:val="clear"/>
-                <w:vertAlign w:val="baseline"/>
-              </w:rPr>
-            </w:pPr>
-            <w:r>
-              <w:rPr>
-                <w:rFonts w:ascii="Calibri" w:cs="Calibri" w:eastAsia="Calibri" w:hAnsi="Calibri"/>
-                <w:b w:val="0"/>
-                <w:i w:val="1"/>
-                <w:smallCaps w:val="0"/>
-                <w:strike w:val="0"/>
-                <w:color w:val="548dd4"/>
-                <w:sz w:val="20"/>
-                <w:szCs w:val="20"/>
-                <w:u w:val="none"/>
-                <w:shd w:fill="auto" w:val="clear"/>
-                <w:vertAlign w:val="baseline"/>
-                <w:rtl w:val="0"/>
-              </w:rPr>
-              <w:t xml:space="preserve">Integrar funcionalidades de exportación de reportes en formatos PDF y Excel con capacidad de filtrado.</w:t>
-            </w:r>
-          </w:p>
-          <w:p>
-            <w:pPr>
-              <w:keepNext w:val="0"/>
-              <w:keepLines w:val="0"/>
-              <w:pageBreakBefore w:val="0"/>
-              <w:widowControl w:val="1"/>
-              <w:numPr>
-                <w:ilvl w:val="0"/>
-                <w:numId w:val="1"/>
-              </w:numPr>
-              <w:pBdr>
-                <w:top w:space="0" w:sz="0" w:val="nil"/>
-                <w:left w:space="0" w:sz="0" w:val="nil"/>
-                <w:bottom w:space="0" w:sz="0" w:val="nil"/>
-                <w:right w:space="0" w:sz="0" w:val="nil"/>
-                <w:between w:space="0" w:sz="0" w:val="nil"/>
-              </w:pBdr>
-              <w:shd w:fill="auto" w:val="clear"/>
-              <w:spacing w:after="0" w:before="0" w:line="259" w:lineRule="auto"/>
-              <w:ind w:left="720" w:right="0" w:hanging="360"/>
-              <w:jc w:val="both"/>
-              <w:rPr>
-                <w:rFonts w:ascii="Calibri" w:cs="Calibri" w:eastAsia="Calibri" w:hAnsi="Calibri"/>
-                <w:b w:val="0"/>
-                <w:i w:val="1"/>
-                <w:smallCaps w:val="0"/>
-                <w:strike w:val="0"/>
-                <w:color w:val="548dd4"/>
-                <w:sz w:val="20"/>
-                <w:szCs w:val="20"/>
-                <w:u w:val="none"/>
-                <w:shd w:fill="auto" w:val="clear"/>
-                <w:vertAlign w:val="baseline"/>
-              </w:rPr>
-            </w:pPr>
-            <w:r>
-              <w:rPr>
-                <w:rFonts w:ascii="Calibri" w:cs="Calibri" w:eastAsia="Calibri" w:hAnsi="Calibri"/>
-                <w:b w:val="0"/>
-                <w:i w:val="1"/>
-                <w:smallCaps w:val="0"/>
-                <w:strike w:val="0"/>
-                <w:color w:val="548dd4"/>
-                <w:sz w:val="20"/>
-                <w:szCs w:val="20"/>
-                <w:u w:val="none"/>
-                <w:shd w:fill="auto" w:val="clear"/>
-                <w:vertAlign w:val="baseline"/>
-                <w:rtl w:val="0"/>
-              </w:rPr>
-              <w:t xml:space="preserve">Implementar sistema de compartición transparente mediante códigos QR y enlaces seguros con control de acceso y validación de integridad de datos.</w:t>
-            </w:r>
-          </w:p>
-          <w:p>
-            <w:pPr>
-              <w:keepNext w:val="0"/>
-              <w:keepLines w:val="0"/>
-              <w:pageBreakBefore w:val="0"/>
-              <w:widowControl w:val="1"/>
-              <w:numPr>
-                <w:ilvl w:val="0"/>
-                <w:numId w:val="1"/>
-              </w:numPr>
-              <w:pBdr>
-                <w:top w:space="0" w:sz="0" w:val="nil"/>
-                <w:left w:space="0" w:sz="0" w:val="nil"/>
-                <w:bottom w:space="0" w:sz="0" w:val="nil"/>
-                <w:right w:space="0" w:sz="0" w:val="nil"/>
-                <w:between w:space="0" w:sz="0" w:val="nil"/>
-              </w:pBdr>
-              <w:shd w:fill="auto" w:val="clear"/>
-              <w:spacing w:after="160" w:before="0" w:line="259" w:lineRule="auto"/>
-              <w:ind w:left="720" w:right="0" w:hanging="360"/>
-              <w:jc w:val="both"/>
-              <w:rPr>
-                <w:rFonts w:ascii="Calibri" w:cs="Calibri" w:eastAsia="Calibri" w:hAnsi="Calibri"/>
-                <w:b w:val="0"/>
-                <w:i w:val="1"/>
-                <w:smallCaps w:val="0"/>
-                <w:strike w:val="0"/>
-                <w:color w:val="548dd4"/>
-                <w:sz w:val="20"/>
-                <w:szCs w:val="20"/>
-                <w:u w:val="none"/>
-                <w:shd w:fill="auto" w:val="clear"/>
-                <w:vertAlign w:val="baseline"/>
-              </w:rPr>
-            </w:pPr>
-            <w:r>
-              <w:rPr>
-                <w:rFonts w:ascii="Calibri" w:cs="Calibri" w:eastAsia="Calibri" w:hAnsi="Calibri"/>
-                <w:b w:val="0"/>
-                <w:i w:val="1"/>
-                <w:smallCaps w:val="0"/>
-                <w:strike w:val="0"/>
-                <w:color w:val="548dd4"/>
-                <w:sz w:val="20"/>
-                <w:szCs w:val="20"/>
-                <w:u w:val="none"/>
-                <w:shd w:fill="auto" w:val="clear"/>
-                <w:vertAlign w:val="baseline"/>
-                <w:rtl w:val="0"/>
-              </w:rPr>
-              <w:t xml:space="preserve">Desarrollar funcionalidad de transferencia de vehículos entre usuarios manteniendo la integridad del historial completo</w:t>
+                <w:iCs w:val="1"/>
+                <w:color w:val="548dd4"/>
+                <w:sz w:val="20"/>
+                <w:szCs w:val="20"/>
+              </w:rPr>
+            </w:pPr>
+            <w:r>
+              <w:rPr>
+                <w:rFonts w:ascii="Calibri" w:cs="Calibri" w:eastAsia="Calibri" w:hAnsi="Calibri"/>
+                <w:i w:val="1"/>
+                <w:iCs w:val="1"/>
+                <w:color w:val="548dd4"/>
+                <w:sz w:val="20"/>
+                <w:szCs w:val="20"/>
+                <w:rtl w:val="0"/>
+              </w:rPr>
+              <w:t xml:space="preserve">No fue necesario realizar ajustes a los objetivos definidos inicialmente, ya que la planificación fue precisa y se ejecutó según lo previsto. Los objetivos se mantuvieron tal como fueron establecidos en la fase de definición del proyecto</w:t>
             </w:r>
           </w:p>
         </w:tc>
@@ -1099,21 +749,69 @@
               <w:rPr>
                 <w:rFonts w:ascii="Calibri" w:cs="Calibri" w:eastAsia="Calibri" w:hAnsi="Calibri"/>
                 <w:i w:val="1"/>
-                <w:color w:val="548dd4"/>
-                <w:sz w:val="20"/>
-                <w:szCs w:val="20"/>
-              </w:rPr>
-            </w:pPr>
-            <w:r>
-              <w:rPr>
-                <w:rFonts w:ascii="Calibri" w:cs="Calibri" w:eastAsia="Calibri" w:hAnsi="Calibri"/>
-                <w:i w:val="1"/>
-                <w:color w:val="548dd4"/>
-                <w:sz w:val="20"/>
-                <w:szCs w:val="20"/>
-                <w:rtl w:val="0"/>
-              </w:rPr>
-              <w:t xml:space="preserve">Se mantiene el modelo de Cascada como metodología principal para el desarrollo del proyecto. Pero, se ha realizado un ajuste significativo al adoptar un enfoque de desarrollo paralelo para el frontend y backend durante la fase de implementación. Esta adaptación permite a los miembros del equipo trabajar de manera paralela en distintas capas de la aplicación, optimizando el uso de los tiempos del equipo y acelerando el progreso, manteniendo siempre la estructura propia de Cascada.</w:t>
+                <w:iCs w:val="1"/>
+                <w:color w:val="548dd4"/>
+                <w:sz w:val="20"/>
+                <w:szCs w:val="20"/>
+              </w:rPr>
+            </w:pPr>
+            <w:r>
+              <w:rPr>
+                <w:rFonts w:ascii="Calibri" w:cs="Calibri" w:eastAsia="Calibri" w:hAnsi="Calibri"/>
+                <w:i w:val="1"/>
+                <w:iCs w:val="1"/>
+                <w:color w:val="548dd4"/>
+                <w:sz w:val="20"/>
+                <w:szCs w:val="20"/>
+                <w:rtl w:val="0"/>
+              </w:rPr>
+              <w:t xml:space="preserve">No se realizaron modificaciones sustanciales a la metodología. El equipo mantuvo el modelo de Cascada como metodología principal, incorporando una adaptación al trabajo paralelo entre frontend y backend durante la fase de implementación, y la </w:t>
+            </w:r>
+            <w:r>
+              <w:rPr>
+                <w:i w:val="1"/>
+                <w:iCs w:val="1"/>
+                <w:color w:val="548dd4"/>
+                <w:sz w:val="20"/>
+                <w:szCs w:val="20"/>
+                <w:rtl w:val="0"/>
+              </w:rPr>
+              <w:t xml:space="preserve">aceleración</w:t>
+            </w:r>
+            <w:r>
+              <w:rPr>
+                <w:rFonts w:ascii="Calibri" w:cs="Calibri" w:eastAsia="Calibri" w:hAnsi="Calibri"/>
+                <w:i w:val="1"/>
+                <w:iCs w:val="1"/>
+                <w:color w:val="548dd4"/>
+                <w:sz w:val="20"/>
+                <w:szCs w:val="20"/>
+                <w:rtl w:val="0"/>
+              </w:rPr>
+              <w:t xml:space="preserve"> de</w:t>
+            </w:r>
+            <w:r>
+              <w:rPr>
+                <w:i w:val="1"/>
+                <w:iCs w:val="1"/>
+                <w:color w:val="548dd4"/>
+                <w:sz w:val="20"/>
+                <w:szCs w:val="20"/>
+                <w:rtl w:val="0"/>
+              </w:rPr>
+              <w:t xml:space="preserve">l proceso de pruebas y documentación</w:t>
+            </w:r>
+            <w:r>
+              <w:rPr>
+                <w:rFonts w:ascii="Calibri" w:cs="Calibri" w:eastAsia="Calibri" w:hAnsi="Calibri"/>
+                <w:i w:val="1"/>
+                <w:iCs w:val="1"/>
+                <w:color w:val="548dd4"/>
+                <w:sz w:val="20"/>
+                <w:szCs w:val="20"/>
+                <w:rtl w:val="0"/>
+              </w:rPr>
+              <w:t xml:space="preserve"> lo que permitió optimizar los tiempos sin comprometer la calidad ni la estructura metodológica establecida</w:t>
             </w:r>
           </w:p>
         </w:tc>
@@ -1155,657 +853,1255 @@
               <w:rPr>
                 <w:rFonts w:ascii="Calibri" w:cs="Calibri" w:eastAsia="Calibri" w:hAnsi="Calibri"/>
                 <w:i w:val="1"/>
-                <w:color w:val="548dd4"/>
-                <w:sz w:val="20"/>
-                <w:szCs w:val="20"/>
-              </w:rPr>
-            </w:pPr>
-            <w:r>
-              <w:rPr>
-                <w:rFonts w:ascii="Calibri" w:cs="Calibri" w:eastAsia="Calibri" w:hAnsi="Calibri"/>
-                <w:i w:val="1"/>
-                <w:color w:val="548dd4"/>
-                <w:sz w:val="20"/>
-                <w:szCs w:val="20"/>
-                <w:rtl w:val="0"/>
-              </w:rPr>
-              <w:t xml:space="preserve">Se presentarán las siguientes evidencias, las cuales demuestran el progreso detallado del proyecto hasta la fecha:</w:t>
-            </w:r>
-          </w:p>
-          <w:p>
-            <w:pPr>
-              <w:keepNext w:val="0"/>
-              <w:keepLines w:val="0"/>
-              <w:pageBreakBefore w:val="0"/>
-              <w:widowControl w:val="1"/>
+                <w:iCs w:val="1"/>
+                <w:color w:val="548dd4"/>
+                <w:sz w:val="20"/>
+                <w:szCs w:val="20"/>
+              </w:rPr>
+            </w:pPr>
+            <w:r>
+              <w:rPr>
+                <w:rFonts w:ascii="Calibri" w:cs="Calibri" w:eastAsia="Calibri" w:hAnsi="Calibri"/>
+                <w:i w:val="1"/>
+                <w:iCs w:val="1"/>
+                <w:color w:val="548dd4"/>
+                <w:sz w:val="20"/>
+                <w:szCs w:val="20"/>
+                <w:rtl w:val="0"/>
+              </w:rPr>
+              <w:t xml:space="preserve">Las evidencias presentadas en este informe de avance permiten dar cuenta del desarrollo completo del proyecto y de la aplicación de estándares propios de la disciplina del desarrollo de software:</w:t>
+            </w:r>
+          </w:p>
+          <w:p>
+            <w:pPr>
+              <w:jc w:val="both"/>
+              <w:rPr>
+                <w:rFonts w:ascii="Calibri" w:cs="Calibri" w:eastAsia="Calibri" w:hAnsi="Calibri"/>
+                <w:i w:val="1"/>
+                <w:iCs w:val="1"/>
+                <w:color w:val="548dd4"/>
+                <w:sz w:val="20"/>
+                <w:szCs w:val="20"/>
+              </w:rPr>
+            </w:pPr>
+            <w:r>
+              <w:rPr>
+                <w:rFonts w:ascii="Calibri" w:cs="Calibri" w:eastAsia="Calibri" w:hAnsi="Calibri"/>
+                <w:b w:val="1"/>
+                <w:bCs w:val="1"/>
+                <w:i w:val="1"/>
+                <w:iCs w:val="1"/>
+                <w:color w:val="548dd4"/>
+                <w:sz w:val="20"/>
+                <w:szCs w:val="20"/>
+                <w:rtl w:val="0"/>
+              </w:rPr>
+              <w:t xml:space="preserve">1. Modelo de Base de Datos Implementado</w:t>
+            </w:r>
+            <w:r>
+              <w:rPr>
+                <w:rtl w:val="0"/>
+              </w:rPr>
+            </w:r>
+          </w:p>
+          <w:p>
+            <w:pPr>
+              <w:jc w:val="both"/>
+              <w:rPr>
+                <w:rFonts w:ascii="Calibri" w:cs="Calibri" w:eastAsia="Calibri" w:hAnsi="Calibri"/>
+                <w:i w:val="1"/>
+                <w:iCs w:val="1"/>
+                <w:color w:val="548dd4"/>
+                <w:sz w:val="20"/>
+                <w:szCs w:val="20"/>
+              </w:rPr>
+            </w:pPr>
+            <w:r>
+              <w:rPr>
+                <w:rFonts w:ascii="Calibri" w:cs="Calibri" w:eastAsia="Calibri" w:hAnsi="Calibri"/>
+                <w:i w:val="1"/>
+                <w:iCs w:val="1"/>
+                <w:color w:val="548dd4"/>
+                <w:sz w:val="20"/>
+                <w:szCs w:val="20"/>
+                <w:rtl w:val="0"/>
+              </w:rPr>
+              <w:t xml:space="preserve">Se presenta el diagrama Entidad-Relación completo implementados en PostgreSQL. Esta evidencia demuestra la culminación exitosa de la fase de diseño de datos, evidenciando una estructura normalizada, eficiente y escalable que garantiza la integridad referencial y el rendimiento óptimo del sistema. </w:t>
+            </w:r>
+          </w:p>
+          <w:p>
+            <w:pPr>
+              <w:jc w:val="both"/>
+              <w:rPr>
+                <w:rFonts w:ascii="Calibri" w:cs="Calibri" w:eastAsia="Calibri" w:hAnsi="Calibri"/>
+                <w:i w:val="1"/>
+                <w:iCs w:val="1"/>
+                <w:color w:val="548dd4"/>
+                <w:sz w:val="20"/>
+                <w:szCs w:val="20"/>
+              </w:rPr>
+            </w:pPr>
+            <w:r>
+              <w:rPr>
+                <w:rFonts w:ascii="Calibri" w:cs="Calibri" w:eastAsia="Calibri" w:hAnsi="Calibri"/>
+                <w:b w:val="1"/>
+                <w:bCs w:val="1"/>
+                <w:i w:val="1"/>
+                <w:iCs w:val="1"/>
+                <w:color w:val="548dd4"/>
+                <w:sz w:val="20"/>
+                <w:szCs w:val="20"/>
+                <w:rtl w:val="0"/>
+              </w:rPr>
+              <w:t xml:space="preserve">Justificación de calidad:</w:t>
+            </w:r>
+            <w:r>
+              <w:rPr>
+                <w:rFonts w:ascii="Calibri" w:cs="Calibri" w:eastAsia="Calibri" w:hAnsi="Calibri"/>
+                <w:i w:val="1"/>
+                <w:iCs w:val="1"/>
+                <w:color w:val="548dd4"/>
+                <w:sz w:val="20"/>
+                <w:szCs w:val="20"/>
+                <w:rtl w:val="0"/>
+              </w:rPr>
+              <w:t xml:space="preserve"> La correcta aplicación de técnicas de normalización de bases de datos, el diseño de relaciones apropiadas con claves foráneas, y la implementación de restricciones de integridad demuestran el cumplimiento de estándares de la disciplina en gestión de datos.</w:t>
+            </w:r>
+          </w:p>
+          <w:p>
+            <w:pPr>
+              <w:jc w:val="both"/>
+              <w:rPr>
+                <w:rFonts w:ascii="Calibri" w:cs="Calibri" w:eastAsia="Calibri" w:hAnsi="Calibri"/>
+                <w:i w:val="1"/>
+                <w:iCs w:val="1"/>
+                <w:color w:val="548dd4"/>
+                <w:sz w:val="20"/>
+                <w:szCs w:val="20"/>
+              </w:rPr>
+            </w:pPr>
+            <w:r>
+              <w:rPr>
+                <w:rFonts w:ascii="Calibri" w:cs="Calibri" w:eastAsia="Calibri" w:hAnsi="Calibri"/>
+                <w:b w:val="1"/>
+                <w:bCs w:val="1"/>
+                <w:i w:val="1"/>
+                <w:iCs w:val="1"/>
+                <w:color w:val="548dd4"/>
+                <w:sz w:val="20"/>
+                <w:szCs w:val="20"/>
+                <w:rtl w:val="0"/>
+              </w:rPr>
+              <w:t xml:space="preserve">2. Mockups UI/UX en Figma</w:t>
+            </w:r>
+            <w:r>
+              <w:rPr>
+                <w:rtl w:val="0"/>
+              </w:rPr>
+            </w:r>
+          </w:p>
+          <w:p>
+            <w:pPr>
+              <w:jc w:val="both"/>
+              <w:rPr>
+                <w:rFonts w:ascii="Calibri" w:cs="Calibri" w:eastAsia="Calibri" w:hAnsi="Calibri"/>
+                <w:i w:val="1"/>
+                <w:iCs w:val="1"/>
+                <w:color w:val="548dd4"/>
+                <w:sz w:val="20"/>
+                <w:szCs w:val="20"/>
+              </w:rPr>
+            </w:pPr>
+            <w:r>
+              <w:rPr>
+                <w:rFonts w:ascii="Calibri" w:cs="Calibri" w:eastAsia="Calibri" w:hAnsi="Calibri"/>
+                <w:i w:val="1"/>
+                <w:iCs w:val="1"/>
+                <w:color w:val="548dd4"/>
+                <w:sz w:val="20"/>
+                <w:szCs w:val="20"/>
+                <w:rtl w:val="0"/>
+              </w:rPr>
+              <w:t xml:space="preserve">Se incluye la colección completa de pantallas de alta fidelidad desarrolladas en Figma, que abarcan todas las vistas principales del sistema: login, dashboard principal, ficha de vehículo, formularios de registro de mantenimientos/gastos, pantallas de compartición/transferencia, y reportes. Los mockups fueron validados antes de la implementación y sirvieron como guía para el desarrollo del frontend.</w:t>
+            </w:r>
+          </w:p>
+          <w:p>
+            <w:pPr>
+              <w:jc w:val="both"/>
+              <w:rPr>
+                <w:rFonts w:ascii="Calibri" w:cs="Calibri" w:eastAsia="Calibri" w:hAnsi="Calibri"/>
+                <w:i w:val="1"/>
+                <w:iCs w:val="1"/>
+                <w:color w:val="548dd4"/>
+                <w:sz w:val="20"/>
+                <w:szCs w:val="20"/>
+              </w:rPr>
+            </w:pPr>
+            <w:r>
+              <w:rPr>
+                <w:rFonts w:ascii="Calibri" w:cs="Calibri" w:eastAsia="Calibri" w:hAnsi="Calibri"/>
+                <w:b w:val="1"/>
+                <w:bCs w:val="1"/>
+                <w:i w:val="1"/>
+                <w:iCs w:val="1"/>
+                <w:color w:val="548dd4"/>
+                <w:sz w:val="20"/>
+                <w:szCs w:val="20"/>
+                <w:rtl w:val="0"/>
+              </w:rPr>
+              <w:t xml:space="preserve">Justificación de calidad:</w:t>
+            </w:r>
+            <w:r>
+              <w:rPr>
+                <w:rFonts w:ascii="Calibri" w:cs="Calibri" w:eastAsia="Calibri" w:hAnsi="Calibri"/>
+                <w:i w:val="1"/>
+                <w:iCs w:val="1"/>
+                <w:color w:val="548dd4"/>
+                <w:sz w:val="20"/>
+                <w:szCs w:val="20"/>
+                <w:rtl w:val="0"/>
+              </w:rPr>
+              <w:t xml:space="preserve"> El diseño centrado en el usuario y la aplicación de principios de usabilidad y experiencia de usuario garantizan interfaces intuitivas y responsivas, cumpliendo con estándares de diseño de interfaces web modernas.</w:t>
+            </w:r>
+          </w:p>
+          <w:p>
+            <w:pPr>
+              <w:jc w:val="both"/>
+              <w:rPr>
+                <w:rFonts w:ascii="Calibri" w:cs="Calibri" w:eastAsia="Calibri" w:hAnsi="Calibri"/>
+                <w:i w:val="1"/>
+                <w:iCs w:val="1"/>
+                <w:color w:val="548dd4"/>
+                <w:sz w:val="20"/>
+                <w:szCs w:val="20"/>
+              </w:rPr>
+            </w:pPr>
+            <w:r>
+              <w:rPr>
+                <w:rFonts w:ascii="Calibri" w:cs="Calibri" w:eastAsia="Calibri" w:hAnsi="Calibri"/>
+                <w:b w:val="1"/>
+                <w:bCs w:val="1"/>
+                <w:i w:val="1"/>
+                <w:iCs w:val="1"/>
+                <w:color w:val="548dd4"/>
+                <w:sz w:val="20"/>
+                <w:szCs w:val="20"/>
+                <w:rtl w:val="0"/>
+              </w:rPr>
+              <w:t xml:space="preserve">3. Código Fuente Completo en Repositorio GitHub</w:t>
+            </w:r>
+            <w:r>
+              <w:rPr>
+                <w:rtl w:val="0"/>
+              </w:rPr>
+            </w:r>
+          </w:p>
+          <w:p>
+            <w:pPr>
+              <w:jc w:val="both"/>
+              <w:rPr>
+                <w:rFonts w:ascii="Calibri" w:cs="Calibri" w:eastAsia="Calibri" w:hAnsi="Calibri"/>
+                <w:i w:val="1"/>
+                <w:iCs w:val="1"/>
+                <w:color w:val="548dd4"/>
+                <w:sz w:val="20"/>
+                <w:szCs w:val="20"/>
+              </w:rPr>
+            </w:pPr>
+            <w:r>
+              <w:rPr>
+                <w:rFonts w:ascii="Calibri" w:cs="Calibri" w:eastAsia="Calibri" w:hAnsi="Calibri"/>
+                <w:i w:val="1"/>
+                <w:iCs w:val="1"/>
+                <w:color w:val="548dd4"/>
+                <w:sz w:val="20"/>
+                <w:szCs w:val="20"/>
+                <w:rtl w:val="0"/>
+              </w:rPr>
+              <w:t xml:space="preserve">El repositorio contiene el código fuente completo tanto del backend (Node.js/Express) como del frontend (Angular), incluyendo:</w:t>
+            </w:r>
+          </w:p>
+          <w:p>
+            <w:pPr>
               <w:numPr>
                 <w:ilvl w:val="0"/>
                 <w:numId w:val="2"/>
               </w:numPr>
-              <w:pBdr>
-                <w:top w:space="0" w:sz="0" w:val="nil"/>
-                <w:left w:space="0" w:sz="0" w:val="nil"/>
-                <w:bottom w:space="0" w:sz="0" w:val="nil"/>
-                <w:right w:space="0" w:sz="0" w:val="nil"/>
-                <w:between w:space="0" w:sz="0" w:val="nil"/>
-              </w:pBdr>
-              <w:shd w:fill="auto" w:val="clear"/>
-              <w:spacing w:after="0" w:before="0" w:line="259" w:lineRule="auto"/>
-              <w:ind w:left="720" w:right="0" w:hanging="360"/>
-              <w:jc w:val="both"/>
-              <w:rPr>
-                <w:rFonts w:ascii="Calibri" w:cs="Calibri" w:eastAsia="Calibri" w:hAnsi="Calibri"/>
-                <w:b w:val="0"/>
-                <w:i w:val="1"/>
-                <w:smallCaps w:val="0"/>
-                <w:strike w:val="0"/>
-                <w:color w:val="548dd4"/>
-                <w:sz w:val="20"/>
-                <w:szCs w:val="20"/>
-                <w:u w:val="none"/>
-                <w:shd w:fill="auto" w:val="clear"/>
-                <w:vertAlign w:val="baseline"/>
-              </w:rPr>
-            </w:pPr>
-            <w:r>
-              <w:rPr>
-                <w:rFonts w:ascii="Calibri" w:cs="Calibri" w:eastAsia="Calibri" w:hAnsi="Calibri"/>
-                <w:b w:val="0"/>
-                <w:i w:val="1"/>
-                <w:smallCaps w:val="0"/>
-                <w:strike w:val="0"/>
-                <w:color w:val="548dd4"/>
-                <w:sz w:val="20"/>
-                <w:szCs w:val="20"/>
-                <w:u w:val="none"/>
-                <w:shd w:fill="auto" w:val="clear"/>
-                <w:vertAlign w:val="baseline"/>
-                <w:rtl w:val="0"/>
-              </w:rPr>
-              <w:t xml:space="preserve">Modelo de Base de Datos:</w:t>
-            </w:r>
-          </w:p>
-          <w:p>
-            <w:pPr>
-              <w:keepNext w:val="0"/>
-              <w:keepLines w:val="0"/>
-              <w:pageBreakBefore w:val="0"/>
-              <w:widowControl w:val="1"/>
-              <w:numPr>
-                <w:ilvl w:val="0"/>
-                <w:numId w:val="1"/>
-              </w:numPr>
-              <w:pBdr>
-                <w:top w:space="0" w:sz="0" w:val="nil"/>
-                <w:left w:space="0" w:sz="0" w:val="nil"/>
-                <w:bottom w:space="0" w:sz="0" w:val="nil"/>
-                <w:right w:space="0" w:sz="0" w:val="nil"/>
-                <w:between w:space="0" w:sz="0" w:val="nil"/>
-              </w:pBdr>
-              <w:shd w:fill="auto" w:val="clear"/>
-              <w:spacing w:after="0" w:before="0" w:line="259" w:lineRule="auto"/>
-              <w:ind w:left="720" w:right="0" w:hanging="360"/>
-              <w:jc w:val="both"/>
-              <w:rPr>
-                <w:rFonts w:ascii="Calibri" w:cs="Calibri" w:eastAsia="Calibri" w:hAnsi="Calibri"/>
-                <w:b w:val="0"/>
-                <w:i w:val="1"/>
-                <w:smallCaps w:val="0"/>
-                <w:strike w:val="0"/>
-                <w:color w:val="548dd4"/>
-                <w:sz w:val="20"/>
-                <w:szCs w:val="20"/>
-                <w:u w:val="none"/>
-                <w:shd w:fill="auto" w:val="clear"/>
-                <w:vertAlign w:val="baseline"/>
-              </w:rPr>
-            </w:pPr>
-            <w:r>
-              <w:rPr>
-                <w:rFonts w:ascii="Calibri" w:cs="Calibri" w:eastAsia="Calibri" w:hAnsi="Calibri"/>
-                <w:b w:val="0"/>
-                <w:i w:val="1"/>
-                <w:smallCaps w:val="0"/>
-                <w:strike w:val="0"/>
-                <w:color w:val="548dd4"/>
-                <w:sz w:val="20"/>
-                <w:szCs w:val="20"/>
-                <w:u w:val="none"/>
-                <w:shd w:fill="auto" w:val="clear"/>
-                <w:vertAlign w:val="baseline"/>
-                <w:rtl w:val="0"/>
-              </w:rPr>
-              <w:t xml:space="preserve">Descripción: Diagrama Entidad-Relación (ER) completo con todas las tablas, relaciones y sus atributos actualizados. Se adjuntan los scripts SQL (DDL) para la creación de la base de datos.</w:t>
-            </w:r>
-          </w:p>
-          <w:p>
-            <w:pPr>
-              <w:keepNext w:val="0"/>
-              <w:keepLines w:val="0"/>
-              <w:pageBreakBefore w:val="0"/>
-              <w:widowControl w:val="1"/>
-              <w:numPr>
-                <w:ilvl w:val="0"/>
-                <w:numId w:val="1"/>
-              </w:numPr>
-              <w:pBdr>
-                <w:top w:space="0" w:sz="0" w:val="nil"/>
-                <w:left w:space="0" w:sz="0" w:val="nil"/>
-                <w:bottom w:space="0" w:sz="0" w:val="nil"/>
-                <w:right w:space="0" w:sz="0" w:val="nil"/>
-                <w:between w:space="0" w:sz="0" w:val="nil"/>
-              </w:pBdr>
-              <w:shd w:fill="auto" w:val="clear"/>
-              <w:spacing w:after="0" w:before="0" w:line="259" w:lineRule="auto"/>
-              <w:ind w:left="720" w:right="0" w:hanging="360"/>
-              <w:jc w:val="both"/>
-              <w:rPr>
-                <w:rFonts w:ascii="Calibri" w:cs="Calibri" w:eastAsia="Calibri" w:hAnsi="Calibri"/>
-                <w:b w:val="0"/>
-                <w:i w:val="1"/>
-                <w:smallCaps w:val="0"/>
-                <w:strike w:val="0"/>
-                <w:color w:val="548dd4"/>
-                <w:sz w:val="20"/>
-                <w:szCs w:val="20"/>
-                <w:u w:val="none"/>
-                <w:shd w:fill="auto" w:val="clear"/>
-                <w:vertAlign w:val="baseline"/>
-              </w:rPr>
-            </w:pPr>
-            <w:r>
-              <w:rPr>
-                <w:rFonts w:ascii="Calibri" w:cs="Calibri" w:eastAsia="Calibri" w:hAnsi="Calibri"/>
-                <w:b w:val="0"/>
-                <w:i w:val="1"/>
-                <w:smallCaps w:val="0"/>
-                <w:strike w:val="0"/>
-                <w:color w:val="548dd4"/>
-                <w:sz w:val="20"/>
-                <w:szCs w:val="20"/>
-                <w:u w:val="none"/>
-                <w:shd w:fill="auto" w:val="clear"/>
-                <w:vertAlign w:val="baseline"/>
-                <w:rtl w:val="0"/>
-              </w:rPr>
-              <w:t xml:space="preserve">Justificación: Esta evidencia culmina la fase de diseño de datos y demuestra una estructura sólida y eficiente, fundamental para la integridad y rendimiento del sistema.</w:t>
-            </w:r>
-          </w:p>
-          <w:p>
-            <w:pPr>
-              <w:keepNext w:val="0"/>
-              <w:keepLines w:val="0"/>
-              <w:pageBreakBefore w:val="0"/>
-              <w:widowControl w:val="1"/>
+              <w:ind w:left="720" w:hanging="360"/>
+              <w:jc w:val="both"/>
+              <w:rPr>
+                <w:rFonts w:ascii="Calibri" w:cs="Calibri" w:eastAsia="Calibri" w:hAnsi="Calibri"/>
+                <w:i w:val="1"/>
+                <w:iCs w:val="1"/>
+                <w:color w:val="548dd4"/>
+                <w:sz w:val="20"/>
+                <w:szCs w:val="20"/>
+              </w:rPr>
+            </w:pPr>
+            <w:r>
+              <w:rPr>
+                <w:rFonts w:ascii="Calibri" w:cs="Calibri" w:eastAsia="Calibri" w:hAnsi="Calibri"/>
+                <w:i w:val="1"/>
+                <w:iCs w:val="1"/>
+                <w:color w:val="548dd4"/>
+                <w:sz w:val="20"/>
+                <w:szCs w:val="20"/>
+                <w:rtl w:val="0"/>
+              </w:rPr>
+              <w:t xml:space="preserve">Configuración completa del entorno de desarrollo</w:t>
+            </w:r>
+          </w:p>
+          <w:p>
+            <w:pPr>
               <w:numPr>
                 <w:ilvl w:val="0"/>
                 <w:numId w:val="2"/>
               </w:numPr>
-              <w:pBdr>
-                <w:top w:space="0" w:sz="0" w:val="nil"/>
-                <w:left w:space="0" w:sz="0" w:val="nil"/>
-                <w:bottom w:space="0" w:sz="0" w:val="nil"/>
-                <w:right w:space="0" w:sz="0" w:val="nil"/>
-                <w:between w:space="0" w:sz="0" w:val="nil"/>
-              </w:pBdr>
-              <w:shd w:fill="auto" w:val="clear"/>
-              <w:spacing w:after="0" w:before="0" w:line="259" w:lineRule="auto"/>
-              <w:ind w:left="720" w:right="0" w:hanging="360"/>
-              <w:jc w:val="both"/>
-              <w:rPr>
-                <w:rFonts w:ascii="Calibri" w:cs="Calibri" w:eastAsia="Calibri" w:hAnsi="Calibri"/>
-                <w:b w:val="0"/>
-                <w:i w:val="1"/>
-                <w:smallCaps w:val="0"/>
-                <w:strike w:val="0"/>
-                <w:color w:val="548dd4"/>
-                <w:sz w:val="20"/>
-                <w:szCs w:val="20"/>
-                <w:u w:val="none"/>
-                <w:shd w:fill="auto" w:val="clear"/>
-                <w:vertAlign w:val="baseline"/>
-              </w:rPr>
-            </w:pPr>
-            <w:r>
-              <w:rPr>
-                <w:rFonts w:ascii="Calibri" w:cs="Calibri" w:eastAsia="Calibri" w:hAnsi="Calibri"/>
-                <w:b w:val="0"/>
-                <w:i w:val="1"/>
-                <w:smallCaps w:val="0"/>
-                <w:strike w:val="0"/>
-                <w:color w:val="548dd4"/>
-                <w:sz w:val="20"/>
-                <w:szCs w:val="20"/>
-                <w:u w:val="none"/>
-                <w:shd w:fill="auto" w:val="clear"/>
-                <w:vertAlign w:val="baseline"/>
-                <w:rtl w:val="0"/>
-              </w:rPr>
-              <w:t xml:space="preserve">Mockups UI/UX de Interfaz de Usuario:</w:t>
-            </w:r>
-          </w:p>
-          <w:p>
-            <w:pPr>
-              <w:keepNext w:val="0"/>
-              <w:keepLines w:val="0"/>
-              <w:pageBreakBefore w:val="0"/>
-              <w:widowControl w:val="1"/>
-              <w:numPr>
-                <w:ilvl w:val="0"/>
-                <w:numId w:val="1"/>
-              </w:numPr>
-              <w:pBdr>
-                <w:top w:space="0" w:sz="0" w:val="nil"/>
-                <w:left w:space="0" w:sz="0" w:val="nil"/>
-                <w:bottom w:space="0" w:sz="0" w:val="nil"/>
-                <w:right w:space="0" w:sz="0" w:val="nil"/>
-                <w:between w:space="0" w:sz="0" w:val="nil"/>
-              </w:pBdr>
-              <w:shd w:fill="auto" w:val="clear"/>
-              <w:spacing w:after="0" w:before="0" w:line="259" w:lineRule="auto"/>
-              <w:ind w:left="720" w:right="0" w:hanging="360"/>
-              <w:jc w:val="both"/>
-              <w:rPr>
-                <w:rFonts w:ascii="Calibri" w:cs="Calibri" w:eastAsia="Calibri" w:hAnsi="Calibri"/>
-                <w:b w:val="0"/>
-                <w:i w:val="1"/>
-                <w:smallCaps w:val="0"/>
-                <w:strike w:val="0"/>
-                <w:color w:val="548dd4"/>
-                <w:sz w:val="20"/>
-                <w:szCs w:val="20"/>
-                <w:u w:val="none"/>
-                <w:shd w:fill="auto" w:val="clear"/>
-                <w:vertAlign w:val="baseline"/>
-              </w:rPr>
-            </w:pPr>
-            <w:r>
-              <w:rPr>
-                <w:rFonts w:ascii="Calibri" w:cs="Calibri" w:eastAsia="Calibri" w:hAnsi="Calibri"/>
-                <w:b w:val="0"/>
-                <w:i w:val="1"/>
-                <w:smallCaps w:val="0"/>
-                <w:strike w:val="0"/>
-                <w:color w:val="548dd4"/>
-                <w:sz w:val="20"/>
-                <w:szCs w:val="20"/>
-                <w:u w:val="none"/>
-                <w:shd w:fill="auto" w:val="clear"/>
-                <w:vertAlign w:val="baseline"/>
-                <w:rtl w:val="0"/>
-              </w:rPr>
-              <w:t xml:space="preserve">Descripción: Colección de pantallas de alta fidelidad (mockups) desarrolladas en Figma, que incluyen las vistas principales como el login, el dashboard principal, la ficha de vehículo, formularios de registro de mantenimientos/gastos, y pantallas de compartición/transferencia.</w:t>
-            </w:r>
-          </w:p>
-          <w:p>
-            <w:pPr>
-              <w:keepNext w:val="0"/>
-              <w:keepLines w:val="0"/>
-              <w:pageBreakBefore w:val="0"/>
-              <w:widowControl w:val="1"/>
-              <w:numPr>
-                <w:ilvl w:val="0"/>
-                <w:numId w:val="1"/>
-              </w:numPr>
-              <w:pBdr>
-                <w:top w:space="0" w:sz="0" w:val="nil"/>
-                <w:left w:space="0" w:sz="0" w:val="nil"/>
-                <w:bottom w:space="0" w:sz="0" w:val="nil"/>
-                <w:right w:space="0" w:sz="0" w:val="nil"/>
-                <w:between w:space="0" w:sz="0" w:val="nil"/>
-              </w:pBdr>
-              <w:shd w:fill="auto" w:val="clear"/>
-              <w:spacing w:after="0" w:before="0" w:line="259" w:lineRule="auto"/>
-              <w:ind w:left="720" w:right="0" w:hanging="360"/>
-              <w:jc w:val="both"/>
-              <w:rPr>
-                <w:rFonts w:ascii="Calibri" w:cs="Calibri" w:eastAsia="Calibri" w:hAnsi="Calibri"/>
-                <w:b w:val="0"/>
-                <w:i w:val="1"/>
-                <w:smallCaps w:val="0"/>
-                <w:strike w:val="0"/>
-                <w:color w:val="548dd4"/>
-                <w:sz w:val="20"/>
-                <w:szCs w:val="20"/>
-                <w:u w:val="none"/>
-                <w:shd w:fill="auto" w:val="clear"/>
-                <w:vertAlign w:val="baseline"/>
-              </w:rPr>
-            </w:pPr>
-            <w:r>
-              <w:rPr>
-                <w:rFonts w:ascii="Calibri" w:cs="Calibri" w:eastAsia="Calibri" w:hAnsi="Calibri"/>
-                <w:b w:val="0"/>
-                <w:i w:val="1"/>
-                <w:smallCaps w:val="0"/>
-                <w:strike w:val="0"/>
-                <w:color w:val="548dd4"/>
-                <w:sz w:val="20"/>
-                <w:szCs w:val="20"/>
-                <w:u w:val="none"/>
-                <w:shd w:fill="auto" w:val="clear"/>
-                <w:vertAlign w:val="baseline"/>
-                <w:rtl w:val="0"/>
-              </w:rPr>
-              <w:t xml:space="preserve">Justificación: El diseño visual es importante para la experiencia de usuario. Estos mockups demuestran el avance en el diseño UX/UI, permitiendo una validación temprana de la interfaz antes de la implementación completa y asegurando que las funcionalidades se presenten de manera intuitiva.</w:t>
-            </w:r>
-          </w:p>
-          <w:p>
-            <w:pPr>
-              <w:keepNext w:val="0"/>
-              <w:keepLines w:val="0"/>
-              <w:pageBreakBefore w:val="0"/>
-              <w:widowControl w:val="1"/>
+              <w:ind w:left="720" w:hanging="360"/>
+              <w:jc w:val="both"/>
+              <w:rPr>
+                <w:rFonts w:ascii="Calibri" w:cs="Calibri" w:eastAsia="Calibri" w:hAnsi="Calibri"/>
+                <w:i w:val="1"/>
+                <w:iCs w:val="1"/>
+                <w:color w:val="548dd4"/>
+                <w:sz w:val="20"/>
+                <w:szCs w:val="20"/>
+              </w:rPr>
+            </w:pPr>
+            <w:r>
+              <w:rPr>
+                <w:rFonts w:ascii="Calibri" w:cs="Calibri" w:eastAsia="Calibri" w:hAnsi="Calibri"/>
+                <w:i w:val="1"/>
+                <w:iCs w:val="1"/>
+                <w:color w:val="548dd4"/>
+                <w:sz w:val="20"/>
+                <w:szCs w:val="20"/>
+                <w:rtl w:val="0"/>
+              </w:rPr>
+              <w:t xml:space="preserve">Implementación de endpoints API REST para autenticación, gestión de usuarios, gestión de vehículos, mantenimientos, gastos y transferencias</w:t>
+            </w:r>
+          </w:p>
+          <w:p>
+            <w:pPr>
               <w:numPr>
                 <w:ilvl w:val="0"/>
                 <w:numId w:val="2"/>
               </w:numPr>
-              <w:pBdr>
-                <w:top w:space="0" w:sz="0" w:val="nil"/>
-                <w:left w:space="0" w:sz="0" w:val="nil"/>
-                <w:bottom w:space="0" w:sz="0" w:val="nil"/>
-                <w:right w:space="0" w:sz="0" w:val="nil"/>
-                <w:between w:space="0" w:sz="0" w:val="nil"/>
-              </w:pBdr>
-              <w:shd w:fill="auto" w:val="clear"/>
-              <w:spacing w:after="0" w:before="0" w:line="259" w:lineRule="auto"/>
-              <w:ind w:left="720" w:right="0" w:hanging="360"/>
-              <w:jc w:val="both"/>
-              <w:rPr>
-                <w:rFonts w:ascii="Calibri" w:cs="Calibri" w:eastAsia="Calibri" w:hAnsi="Calibri"/>
-                <w:b w:val="0"/>
-                <w:i w:val="1"/>
-                <w:smallCaps w:val="0"/>
-                <w:strike w:val="0"/>
-                <w:color w:val="548dd4"/>
-                <w:sz w:val="20"/>
-                <w:szCs w:val="20"/>
-                <w:u w:val="none"/>
-                <w:shd w:fill="auto" w:val="clear"/>
-                <w:vertAlign w:val="baseline"/>
-              </w:rPr>
-            </w:pPr>
-            <w:r>
-              <w:rPr>
-                <w:rFonts w:ascii="Calibri" w:cs="Calibri" w:eastAsia="Calibri" w:hAnsi="Calibri"/>
-                <w:b w:val="0"/>
-                <w:i w:val="1"/>
-                <w:smallCaps w:val="0"/>
-                <w:strike w:val="0"/>
-                <w:color w:val="548dd4"/>
-                <w:sz w:val="20"/>
-                <w:szCs w:val="20"/>
-                <w:u w:val="none"/>
-                <w:shd w:fill="auto" w:val="clear"/>
-                <w:vertAlign w:val="baseline"/>
-                <w:rtl w:val="0"/>
-              </w:rPr>
-              <w:t xml:space="preserve">Código Fuente Implementado (Módulos Iniciales Backend y Frontend):</w:t>
-            </w:r>
-          </w:p>
-          <w:p>
-            <w:pPr>
-              <w:keepNext w:val="0"/>
-              <w:keepLines w:val="0"/>
-              <w:pageBreakBefore w:val="0"/>
-              <w:widowControl w:val="1"/>
-              <w:numPr>
-                <w:ilvl w:val="0"/>
-                <w:numId w:val="1"/>
-              </w:numPr>
-              <w:pBdr>
-                <w:top w:space="0" w:sz="0" w:val="nil"/>
-                <w:left w:space="0" w:sz="0" w:val="nil"/>
-                <w:bottom w:space="0" w:sz="0" w:val="nil"/>
-                <w:right w:space="0" w:sz="0" w:val="nil"/>
-                <w:between w:space="0" w:sz="0" w:val="nil"/>
-              </w:pBdr>
-              <w:shd w:fill="auto" w:val="clear"/>
-              <w:spacing w:after="0" w:before="0" w:line="259" w:lineRule="auto"/>
-              <w:ind w:left="720" w:right="0" w:hanging="360"/>
-              <w:jc w:val="both"/>
-              <w:rPr>
-                <w:rFonts w:ascii="Calibri" w:cs="Calibri" w:eastAsia="Calibri" w:hAnsi="Calibri"/>
-                <w:b w:val="0"/>
-                <w:i w:val="1"/>
-                <w:smallCaps w:val="0"/>
-                <w:strike w:val="0"/>
-                <w:color w:val="548dd4"/>
-                <w:sz w:val="20"/>
-                <w:szCs w:val="20"/>
-                <w:u w:val="none"/>
-                <w:shd w:fill="auto" w:val="clear"/>
-                <w:vertAlign w:val="baseline"/>
-              </w:rPr>
-            </w:pPr>
-            <w:r>
-              <w:rPr>
-                <w:rFonts w:ascii="Calibri" w:cs="Calibri" w:eastAsia="Calibri" w:hAnsi="Calibri"/>
-                <w:b w:val="0"/>
-                <w:i w:val="1"/>
-                <w:smallCaps w:val="0"/>
-                <w:strike w:val="0"/>
-                <w:color w:val="548dd4"/>
-                <w:sz w:val="20"/>
-                <w:szCs w:val="20"/>
-                <w:u w:val="none"/>
-                <w:shd w:fill="auto" w:val="clear"/>
-                <w:vertAlign w:val="baseline"/>
-                <w:rtl w:val="0"/>
-              </w:rPr>
-              <w:t xml:space="preserve">Descripción: Repositorio GitHub con el código fuente del backend (Node.js/Express) y del frontend (Angular) correspondiente a la fase de implementación. Incluye la configuración del entorno, la implementación de endpoints API (autenticación, gestión de usuarios, gestión de vehículos), autenticación JWT, middleware de validación, y la estructura base del frontend con módulos de autenticación y navegación principal.</w:t>
-            </w:r>
-          </w:p>
-          <w:p>
-            <w:pPr>
-              <w:keepNext w:val="0"/>
-              <w:keepLines w:val="0"/>
-              <w:pageBreakBefore w:val="0"/>
-              <w:widowControl w:val="1"/>
-              <w:numPr>
-                <w:ilvl w:val="0"/>
-                <w:numId w:val="1"/>
-              </w:numPr>
-              <w:pBdr>
-                <w:top w:space="0" w:sz="0" w:val="nil"/>
-                <w:left w:space="0" w:sz="0" w:val="nil"/>
-                <w:bottom w:space="0" w:sz="0" w:val="nil"/>
-                <w:right w:space="0" w:sz="0" w:val="nil"/>
-                <w:between w:space="0" w:sz="0" w:val="nil"/>
-              </w:pBdr>
-              <w:shd w:fill="auto" w:val="clear"/>
-              <w:spacing w:after="0" w:before="0" w:line="259" w:lineRule="auto"/>
-              <w:ind w:left="720" w:right="0" w:hanging="360"/>
-              <w:jc w:val="both"/>
-              <w:rPr>
-                <w:rFonts w:ascii="Calibri" w:cs="Calibri" w:eastAsia="Calibri" w:hAnsi="Calibri"/>
-                <w:b w:val="0"/>
-                <w:i w:val="1"/>
-                <w:smallCaps w:val="0"/>
-                <w:strike w:val="0"/>
-                <w:color w:val="548dd4"/>
-                <w:sz w:val="20"/>
-                <w:szCs w:val="20"/>
-                <w:u w:val="none"/>
-                <w:shd w:fill="auto" w:val="clear"/>
-                <w:vertAlign w:val="baseline"/>
-              </w:rPr>
-            </w:pPr>
-            <w:r>
-              <w:rPr>
-                <w:rFonts w:ascii="Calibri" w:cs="Calibri" w:eastAsia="Calibri" w:hAnsi="Calibri"/>
-                <w:b w:val="0"/>
-                <w:i w:val="1"/>
-                <w:smallCaps w:val="0"/>
-                <w:strike w:val="0"/>
-                <w:color w:val="548dd4"/>
-                <w:sz w:val="20"/>
-                <w:szCs w:val="20"/>
-                <w:u w:val="none"/>
-                <w:shd w:fill="auto" w:val="clear"/>
-                <w:vertAlign w:val="baseline"/>
-                <w:rtl w:val="0"/>
-              </w:rPr>
-              <w:t xml:space="preserve">Justificación: Esta evidencia práctica es el núcleo principal del desarrollo. Permite evaluar la calidad del código, la arquitectura y que se cumplan los requerimientos.</w:t>
-            </w:r>
-          </w:p>
-          <w:p>
-            <w:pPr>
-              <w:keepNext w:val="0"/>
-              <w:keepLines w:val="0"/>
-              <w:pageBreakBefore w:val="0"/>
-              <w:widowControl w:val="1"/>
+              <w:ind w:left="720" w:hanging="360"/>
+              <w:jc w:val="both"/>
+              <w:rPr>
+                <w:rFonts w:ascii="Calibri" w:cs="Calibri" w:eastAsia="Calibri" w:hAnsi="Calibri"/>
+                <w:i w:val="1"/>
+                <w:iCs w:val="1"/>
+                <w:color w:val="548dd4"/>
+                <w:sz w:val="20"/>
+                <w:szCs w:val="20"/>
+              </w:rPr>
+            </w:pPr>
+            <w:r>
+              <w:rPr>
+                <w:rFonts w:ascii="Calibri" w:cs="Calibri" w:eastAsia="Calibri" w:hAnsi="Calibri"/>
+                <w:i w:val="1"/>
+                <w:iCs w:val="1"/>
+                <w:color w:val="548dd4"/>
+                <w:sz w:val="20"/>
+                <w:szCs w:val="20"/>
+                <w:rtl w:val="0"/>
+              </w:rPr>
+              <w:t xml:space="preserve">Sistema de autenticación JWT robusto con renovación de tokens</w:t>
+            </w:r>
+          </w:p>
+          <w:p>
+            <w:pPr>
               <w:numPr>
                 <w:ilvl w:val="0"/>
                 <w:numId w:val="2"/>
               </w:numPr>
-              <w:pBdr>
-                <w:top w:space="0" w:sz="0" w:val="nil"/>
-                <w:left w:space="0" w:sz="0" w:val="nil"/>
-                <w:bottom w:space="0" w:sz="0" w:val="nil"/>
-                <w:right w:space="0" w:sz="0" w:val="nil"/>
-                <w:between w:space="0" w:sz="0" w:val="nil"/>
-              </w:pBdr>
-              <w:shd w:fill="auto" w:val="clear"/>
-              <w:spacing w:after="0" w:before="0" w:line="259" w:lineRule="auto"/>
-              <w:ind w:left="720" w:right="0" w:hanging="360"/>
-              <w:jc w:val="both"/>
-              <w:rPr>
-                <w:rFonts w:ascii="Calibri" w:cs="Calibri" w:eastAsia="Calibri" w:hAnsi="Calibri"/>
-                <w:b w:val="0"/>
-                <w:i w:val="1"/>
-                <w:smallCaps w:val="0"/>
-                <w:strike w:val="0"/>
-                <w:color w:val="548dd4"/>
-                <w:sz w:val="20"/>
-                <w:szCs w:val="20"/>
-                <w:u w:val="none"/>
-                <w:shd w:fill="auto" w:val="clear"/>
-                <w:vertAlign w:val="baseline"/>
-              </w:rPr>
-            </w:pPr>
-            <w:r>
-              <w:rPr>
-                <w:rFonts w:ascii="Calibri" w:cs="Calibri" w:eastAsia="Calibri" w:hAnsi="Calibri"/>
-                <w:b w:val="0"/>
-                <w:i w:val="1"/>
-                <w:smallCaps w:val="0"/>
-                <w:strike w:val="0"/>
-                <w:color w:val="548dd4"/>
-                <w:sz w:val="20"/>
-                <w:szCs w:val="20"/>
-                <w:u w:val="none"/>
-                <w:shd w:fill="auto" w:val="clear"/>
-                <w:vertAlign w:val="baseline"/>
-                <w:rtl w:val="0"/>
-              </w:rPr>
-              <w:t xml:space="preserve">Documentación Técnica (Diseño y Configuración Inicial):</w:t>
-            </w:r>
-          </w:p>
-          <w:p>
-            <w:pPr>
-              <w:keepNext w:val="0"/>
-              <w:keepLines w:val="0"/>
-              <w:pageBreakBefore w:val="0"/>
-              <w:widowControl w:val="1"/>
+              <w:ind w:left="720" w:hanging="360"/>
+              <w:jc w:val="both"/>
+              <w:rPr>
+                <w:rFonts w:ascii="Calibri" w:cs="Calibri" w:eastAsia="Calibri" w:hAnsi="Calibri"/>
+                <w:i w:val="1"/>
+                <w:iCs w:val="1"/>
+                <w:color w:val="548dd4"/>
+                <w:sz w:val="20"/>
+                <w:szCs w:val="20"/>
+              </w:rPr>
+            </w:pPr>
+            <w:r>
+              <w:rPr>
+                <w:rFonts w:ascii="Calibri" w:cs="Calibri" w:eastAsia="Calibri" w:hAnsi="Calibri"/>
+                <w:i w:val="1"/>
+                <w:iCs w:val="1"/>
+                <w:color w:val="548dd4"/>
+                <w:sz w:val="20"/>
+                <w:szCs w:val="20"/>
+                <w:rtl w:val="0"/>
+              </w:rPr>
+              <w:t xml:space="preserve">Middleware de validación de datos en todas las rutas</w:t>
+            </w:r>
+          </w:p>
+          <w:p>
+            <w:pPr>
               <w:numPr>
                 <w:ilvl w:val="0"/>
-                <w:numId w:val="1"/>
+                <w:numId w:val="2"/>
               </w:numPr>
-              <w:pBdr>
-                <w:top w:space="0" w:sz="0" w:val="nil"/>
-                <w:left w:space="0" w:sz="0" w:val="nil"/>
-                <w:bottom w:space="0" w:sz="0" w:val="nil"/>
-                <w:right w:space="0" w:sz="0" w:val="nil"/>
-                <w:between w:space="0" w:sz="0" w:val="nil"/>
-              </w:pBdr>
-              <w:shd w:fill="auto" w:val="clear"/>
-              <w:spacing w:after="0" w:before="0" w:line="259" w:lineRule="auto"/>
-              <w:ind w:left="720" w:right="0" w:hanging="360"/>
-              <w:jc w:val="both"/>
-              <w:rPr>
-                <w:rFonts w:ascii="Calibri" w:cs="Calibri" w:eastAsia="Calibri" w:hAnsi="Calibri"/>
-                <w:b w:val="0"/>
-                <w:i w:val="1"/>
-                <w:smallCaps w:val="0"/>
-                <w:strike w:val="0"/>
-                <w:color w:val="548dd4"/>
-                <w:sz w:val="20"/>
-                <w:szCs w:val="20"/>
-                <w:u w:val="none"/>
-                <w:shd w:fill="auto" w:val="clear"/>
-                <w:vertAlign w:val="baseline"/>
-              </w:rPr>
-            </w:pPr>
-            <w:r>
-              <w:rPr>
-                <w:rFonts w:ascii="Calibri" w:cs="Calibri" w:eastAsia="Calibri" w:hAnsi="Calibri"/>
-                <w:b w:val="0"/>
-                <w:i w:val="1"/>
-                <w:smallCaps w:val="0"/>
-                <w:strike w:val="0"/>
-                <w:color w:val="548dd4"/>
-                <w:sz w:val="20"/>
-                <w:szCs w:val="20"/>
-                <w:u w:val="none"/>
-                <w:shd w:fill="auto" w:val="clear"/>
-                <w:vertAlign w:val="baseline"/>
-                <w:rtl w:val="0"/>
-              </w:rPr>
-              <w:t xml:space="preserve">Descripción: Documentos que detallan las guías de instalación y configuración del entorno de desarrollo, y estándares de codificación.</w:t>
-            </w:r>
-          </w:p>
-          <w:p>
-            <w:pPr>
-              <w:keepNext w:val="0"/>
-              <w:keepLines w:val="0"/>
-              <w:pageBreakBefore w:val="0"/>
-              <w:widowControl w:val="1"/>
+              <w:ind w:left="720" w:hanging="360"/>
+              <w:jc w:val="both"/>
+              <w:rPr>
+                <w:rFonts w:ascii="Calibri" w:cs="Calibri" w:eastAsia="Calibri" w:hAnsi="Calibri"/>
+                <w:i w:val="1"/>
+                <w:iCs w:val="1"/>
+                <w:color w:val="548dd4"/>
+                <w:sz w:val="20"/>
+                <w:szCs w:val="20"/>
+              </w:rPr>
+            </w:pPr>
+            <w:r>
+              <w:rPr>
+                <w:rFonts w:ascii="Calibri" w:cs="Calibri" w:eastAsia="Calibri" w:hAnsi="Calibri"/>
+                <w:i w:val="1"/>
+                <w:iCs w:val="1"/>
+                <w:color w:val="548dd4"/>
+                <w:sz w:val="20"/>
+                <w:szCs w:val="20"/>
+                <w:rtl w:val="0"/>
+              </w:rPr>
+              <w:t xml:space="preserve">Estructura modular del frontend con componentes reutilizables</w:t>
+            </w:r>
+          </w:p>
+          <w:p>
+            <w:pPr>
               <w:numPr>
                 <w:ilvl w:val="0"/>
-                <w:numId w:val="1"/>
+                <w:numId w:val="2"/>
               </w:numPr>
-              <w:pBdr>
-                <w:top w:space="0" w:sz="0" w:val="nil"/>
-                <w:left w:space="0" w:sz="0" w:val="nil"/>
-                <w:bottom w:space="0" w:sz="0" w:val="nil"/>
-                <w:right w:space="0" w:sz="0" w:val="nil"/>
-                <w:between w:space="0" w:sz="0" w:val="nil"/>
-              </w:pBdr>
-              <w:shd w:fill="auto" w:val="clear"/>
-              <w:spacing w:after="160" w:before="0" w:line="259" w:lineRule="auto"/>
-              <w:ind w:left="720" w:right="0" w:hanging="360"/>
-              <w:jc w:val="both"/>
-              <w:rPr>
-                <w:rFonts w:ascii="Calibri" w:cs="Calibri" w:eastAsia="Calibri" w:hAnsi="Calibri"/>
-                <w:b w:val="0"/>
-                <w:i w:val="1"/>
-                <w:smallCaps w:val="0"/>
-                <w:strike w:val="0"/>
-                <w:color w:val="548dd4"/>
-                <w:sz w:val="20"/>
-                <w:szCs w:val="20"/>
-                <w:u w:val="none"/>
-                <w:shd w:fill="auto" w:val="clear"/>
-                <w:vertAlign w:val="baseline"/>
-              </w:rPr>
-            </w:pPr>
-            <w:r>
-              <w:rPr>
-                <w:rFonts w:ascii="Calibri" w:cs="Calibri" w:eastAsia="Calibri" w:hAnsi="Calibri"/>
-                <w:b w:val="0"/>
-                <w:i w:val="1"/>
-                <w:smallCaps w:val="0"/>
-                <w:strike w:val="0"/>
-                <w:color w:val="548dd4"/>
-                <w:sz w:val="20"/>
-                <w:szCs w:val="20"/>
-                <w:u w:val="none"/>
-                <w:shd w:fill="auto" w:val="clear"/>
-                <w:vertAlign w:val="baseline"/>
-                <w:rtl w:val="0"/>
-              </w:rPr>
-              <w:t xml:space="preserve">Justificación: La documentación es vital para la comprensión del proyecto, su mantenimiento y su escalabilidad. Demuestra una gestión organizada y profesional del desarrollo</w:t>
+              <w:ind w:left="720" w:hanging="360"/>
+              <w:jc w:val="both"/>
+              <w:rPr>
+                <w:rFonts w:ascii="Calibri" w:cs="Calibri" w:eastAsia="Calibri" w:hAnsi="Calibri"/>
+                <w:i w:val="1"/>
+                <w:iCs w:val="1"/>
+                <w:color w:val="548dd4"/>
+                <w:sz w:val="20"/>
+                <w:szCs w:val="20"/>
+              </w:rPr>
+            </w:pPr>
+            <w:r>
+              <w:rPr>
+                <w:rFonts w:ascii="Calibri" w:cs="Calibri" w:eastAsia="Calibri" w:hAnsi="Calibri"/>
+                <w:i w:val="1"/>
+                <w:iCs w:val="1"/>
+                <w:color w:val="548dd4"/>
+                <w:sz w:val="20"/>
+                <w:szCs w:val="20"/>
+                <w:rtl w:val="0"/>
+              </w:rPr>
+              <w:t xml:space="preserve">Servicios de comunicación con el backend</w:t>
+            </w:r>
+          </w:p>
+          <w:p>
+            <w:pPr>
+              <w:numPr>
+                <w:ilvl w:val="0"/>
+                <w:numId w:val="2"/>
+              </w:numPr>
+              <w:ind w:left="720" w:hanging="360"/>
+              <w:jc w:val="both"/>
+              <w:rPr>
+                <w:rFonts w:ascii="Calibri" w:cs="Calibri" w:eastAsia="Calibri" w:hAnsi="Calibri"/>
+                <w:i w:val="1"/>
+                <w:iCs w:val="1"/>
+                <w:color w:val="548dd4"/>
+                <w:sz w:val="20"/>
+                <w:szCs w:val="20"/>
+              </w:rPr>
+            </w:pPr>
+            <w:r>
+              <w:rPr>
+                <w:rFonts w:ascii="Calibri" w:cs="Calibri" w:eastAsia="Calibri" w:hAnsi="Calibri"/>
+                <w:i w:val="1"/>
+                <w:iCs w:val="1"/>
+                <w:color w:val="548dd4"/>
+                <w:sz w:val="20"/>
+                <w:szCs w:val="20"/>
+                <w:rtl w:val="0"/>
+              </w:rPr>
+              <w:t xml:space="preserve">Módulos de autenticación, dashboards y reportes</w:t>
+            </w:r>
+          </w:p>
+          <w:p>
+            <w:pPr>
+              <w:jc w:val="both"/>
+              <w:rPr>
+                <w:rFonts w:ascii="Calibri" w:cs="Calibri" w:eastAsia="Calibri" w:hAnsi="Calibri"/>
+                <w:i w:val="1"/>
+                <w:iCs w:val="1"/>
+                <w:color w:val="548dd4"/>
+                <w:sz w:val="20"/>
+                <w:szCs w:val="20"/>
+              </w:rPr>
+            </w:pPr>
+            <w:r>
+              <w:rPr>
+                <w:rFonts w:ascii="Calibri" w:cs="Calibri" w:eastAsia="Calibri" w:hAnsi="Calibri"/>
+                <w:b w:val="1"/>
+                <w:bCs w:val="1"/>
+                <w:i w:val="1"/>
+                <w:iCs w:val="1"/>
+                <w:color w:val="548dd4"/>
+                <w:sz w:val="20"/>
+                <w:szCs w:val="20"/>
+                <w:rtl w:val="0"/>
+              </w:rPr>
+              <w:t xml:space="preserve">Justificación de calidad:</w:t>
+            </w:r>
+            <w:r>
+              <w:rPr>
+                <w:rFonts w:ascii="Calibri" w:cs="Calibri" w:eastAsia="Calibri" w:hAnsi="Calibri"/>
+                <w:i w:val="1"/>
+                <w:iCs w:val="1"/>
+                <w:color w:val="548dd4"/>
+                <w:sz w:val="20"/>
+                <w:szCs w:val="20"/>
+                <w:rtl w:val="0"/>
+              </w:rPr>
+              <w:t xml:space="preserve"> Se resguardó la calidad del código mediante la aplicación de patrones de diseño (MVC, Repository Pattern), uso de herramientas de linting (ESLint, Prettier), implementación de revisiones de código entre pares, control de versiones con Git y documentación inline del código.  La arquitectura modular y escalable permite el mantenimiento y futuras ampliaciones del sistema.</w:t>
+            </w:r>
+          </w:p>
+          <w:p>
+            <w:pPr>
+              <w:jc w:val="both"/>
+              <w:rPr>
+                <w:i w:val="1"/>
+                <w:iCs w:val="1"/>
+                <w:color w:val="548dd4"/>
+                <w:sz w:val="20"/>
+                <w:szCs w:val="20"/>
+              </w:rPr>
+            </w:pPr>
+            <w:r>
+              <w:rPr>
+                <w:rtl w:val="0"/>
+              </w:rPr>
+            </w:r>
+          </w:p>
+          <w:p>
+            <w:pPr>
+              <w:jc w:val="both"/>
+              <w:rPr>
+                <w:rFonts w:ascii="Calibri" w:cs="Calibri" w:eastAsia="Calibri" w:hAnsi="Calibri"/>
+                <w:i w:val="1"/>
+                <w:iCs w:val="1"/>
+                <w:color w:val="548dd4"/>
+                <w:sz w:val="20"/>
+                <w:szCs w:val="20"/>
+              </w:rPr>
+            </w:pPr>
+            <w:r>
+              <w:rPr>
+                <w:rFonts w:ascii="Calibri" w:cs="Calibri" w:eastAsia="Calibri" w:hAnsi="Calibri"/>
+                <w:b w:val="1"/>
+                <w:bCs w:val="1"/>
+                <w:i w:val="1"/>
+                <w:iCs w:val="1"/>
+                <w:color w:val="548dd4"/>
+                <w:sz w:val="20"/>
+                <w:szCs w:val="20"/>
+                <w:rtl w:val="0"/>
+              </w:rPr>
+              <w:t xml:space="preserve">4. Documentación Técnica Completa</w:t>
+            </w:r>
+            <w:r>
+              <w:rPr>
+                <w:rtl w:val="0"/>
+              </w:rPr>
+            </w:r>
+          </w:p>
+          <w:p>
+            <w:pPr>
+              <w:jc w:val="both"/>
+              <w:rPr>
+                <w:rFonts w:ascii="Calibri" w:cs="Calibri" w:eastAsia="Calibri" w:hAnsi="Calibri"/>
+                <w:i w:val="1"/>
+                <w:iCs w:val="1"/>
+                <w:color w:val="548dd4"/>
+                <w:sz w:val="20"/>
+                <w:szCs w:val="20"/>
+              </w:rPr>
+            </w:pPr>
+            <w:r>
+              <w:rPr>
+                <w:rFonts w:ascii="Calibri" w:cs="Calibri" w:eastAsia="Calibri" w:hAnsi="Calibri"/>
+                <w:i w:val="1"/>
+                <w:iCs w:val="1"/>
+                <w:color w:val="548dd4"/>
+                <w:sz w:val="20"/>
+                <w:szCs w:val="20"/>
+                <w:rtl w:val="0"/>
+              </w:rPr>
+              <w:t xml:space="preserve">Se presenta documentación exhaustiva que incluye:</w:t>
+            </w:r>
+          </w:p>
+          <w:p>
+            <w:pPr>
+              <w:numPr>
+                <w:ilvl w:val="0"/>
+                <w:numId w:val="3"/>
+              </w:numPr>
+              <w:ind w:left="720" w:hanging="360"/>
+              <w:jc w:val="both"/>
+              <w:rPr>
+                <w:rFonts w:ascii="Calibri" w:cs="Calibri" w:eastAsia="Calibri" w:hAnsi="Calibri"/>
+                <w:i w:val="1"/>
+                <w:iCs w:val="1"/>
+                <w:color w:val="548dd4"/>
+                <w:sz w:val="20"/>
+                <w:szCs w:val="20"/>
+              </w:rPr>
+            </w:pPr>
+            <w:r>
+              <w:rPr>
+                <w:rFonts w:ascii="Calibri" w:cs="Calibri" w:eastAsia="Calibri" w:hAnsi="Calibri"/>
+                <w:i w:val="1"/>
+                <w:iCs w:val="1"/>
+                <w:color w:val="548dd4"/>
+                <w:sz w:val="20"/>
+                <w:szCs w:val="20"/>
+                <w:rtl w:val="0"/>
+              </w:rPr>
+              <w:t xml:space="preserve">Pasos de instalación y configuración del entorno</w:t>
+            </w:r>
+          </w:p>
+          <w:p>
+            <w:pPr>
+              <w:numPr>
+                <w:ilvl w:val="0"/>
+                <w:numId w:val="3"/>
+              </w:numPr>
+              <w:ind w:left="720" w:hanging="360"/>
+              <w:jc w:val="both"/>
+              <w:rPr>
+                <w:rFonts w:ascii="Calibri" w:cs="Calibri" w:eastAsia="Calibri" w:hAnsi="Calibri"/>
+                <w:i w:val="1"/>
+                <w:iCs w:val="1"/>
+                <w:color w:val="548dd4"/>
+                <w:sz w:val="20"/>
+                <w:szCs w:val="20"/>
+              </w:rPr>
+            </w:pPr>
+            <w:r>
+              <w:rPr>
+                <w:rFonts w:ascii="Calibri" w:cs="Calibri" w:eastAsia="Calibri" w:hAnsi="Calibri"/>
+                <w:i w:val="1"/>
+                <w:iCs w:val="1"/>
+                <w:color w:val="548dd4"/>
+                <w:sz w:val="20"/>
+                <w:szCs w:val="20"/>
+                <w:rtl w:val="0"/>
+              </w:rPr>
+              <w:t xml:space="preserve">Estándares de codificación aplicados</w:t>
+            </w:r>
+          </w:p>
+          <w:p>
+            <w:pPr>
+              <w:numPr>
+                <w:ilvl w:val="0"/>
+                <w:numId w:val="3"/>
+              </w:numPr>
+              <w:ind w:left="720" w:hanging="360"/>
+              <w:jc w:val="both"/>
+              <w:rPr>
+                <w:rFonts w:ascii="Calibri" w:cs="Calibri" w:eastAsia="Calibri" w:hAnsi="Calibri"/>
+                <w:i w:val="1"/>
+                <w:iCs w:val="1"/>
+                <w:color w:val="548dd4"/>
+                <w:sz w:val="20"/>
+                <w:szCs w:val="20"/>
+              </w:rPr>
+            </w:pPr>
+            <w:r>
+              <w:rPr>
+                <w:rFonts w:ascii="Calibri" w:cs="Calibri" w:eastAsia="Calibri" w:hAnsi="Calibri"/>
+                <w:i w:val="1"/>
+                <w:iCs w:val="1"/>
+                <w:color w:val="548dd4"/>
+                <w:sz w:val="20"/>
+                <w:szCs w:val="20"/>
+                <w:rtl w:val="0"/>
+              </w:rPr>
+              <w:t xml:space="preserve">Diagramas de arquitectura del sistema</w:t>
+            </w:r>
+          </w:p>
+          <w:p>
+            <w:pPr>
+              <w:numPr>
+                <w:ilvl w:val="0"/>
+                <w:numId w:val="3"/>
+              </w:numPr>
+              <w:ind w:left="720" w:hanging="360"/>
+              <w:jc w:val="both"/>
+              <w:rPr>
+                <w:rFonts w:ascii="Calibri" w:cs="Calibri" w:eastAsia="Calibri" w:hAnsi="Calibri"/>
+                <w:i w:val="1"/>
+                <w:iCs w:val="1"/>
+                <w:color w:val="548dd4"/>
+                <w:sz w:val="20"/>
+                <w:szCs w:val="20"/>
+              </w:rPr>
+            </w:pPr>
+            <w:r>
+              <w:rPr>
+                <w:rFonts w:ascii="Calibri" w:cs="Calibri" w:eastAsia="Calibri" w:hAnsi="Calibri"/>
+                <w:i w:val="1"/>
+                <w:iCs w:val="1"/>
+                <w:color w:val="548dd4"/>
+                <w:sz w:val="20"/>
+                <w:szCs w:val="20"/>
+                <w:rtl w:val="0"/>
+              </w:rPr>
+              <w:t xml:space="preserve">Justificación de decisiones técnicas</w:t>
+            </w:r>
+          </w:p>
+          <w:p>
+            <w:pPr>
+              <w:jc w:val="both"/>
+              <w:rPr>
+                <w:rFonts w:ascii="Calibri" w:cs="Calibri" w:eastAsia="Calibri" w:hAnsi="Calibri"/>
+                <w:i w:val="1"/>
+                <w:iCs w:val="1"/>
+                <w:color w:val="548dd4"/>
+                <w:sz w:val="20"/>
+                <w:szCs w:val="20"/>
+              </w:rPr>
+            </w:pPr>
+            <w:r>
+              <w:rPr>
+                <w:rFonts w:ascii="Calibri" w:cs="Calibri" w:eastAsia="Calibri" w:hAnsi="Calibri"/>
+                <w:b w:val="1"/>
+                <w:bCs w:val="1"/>
+                <w:i w:val="1"/>
+                <w:iCs w:val="1"/>
+                <w:color w:val="548dd4"/>
+                <w:sz w:val="20"/>
+                <w:szCs w:val="20"/>
+                <w:rtl w:val="0"/>
+              </w:rPr>
+              <w:t xml:space="preserve">Justificación de calidad:</w:t>
+            </w:r>
+            <w:r>
+              <w:rPr>
+                <w:rFonts w:ascii="Calibri" w:cs="Calibri" w:eastAsia="Calibri" w:hAnsi="Calibri"/>
+                <w:i w:val="1"/>
+                <w:iCs w:val="1"/>
+                <w:color w:val="548dd4"/>
+                <w:sz w:val="20"/>
+                <w:szCs w:val="20"/>
+                <w:rtl w:val="0"/>
+              </w:rPr>
+              <w:t xml:space="preserve"> La documentación técnica cumple con estándares profesionales de la industria del software, facilitando la comprensión, mantenimiento y escalabilidad del proyecto.</w:t>
+            </w:r>
+          </w:p>
+          <w:p>
+            <w:pPr>
+              <w:jc w:val="both"/>
+              <w:rPr>
+                <w:rFonts w:ascii="Calibri" w:cs="Calibri" w:eastAsia="Calibri" w:hAnsi="Calibri"/>
+                <w:i w:val="1"/>
+                <w:iCs w:val="1"/>
+                <w:color w:val="548dd4"/>
+                <w:sz w:val="20"/>
+                <w:szCs w:val="20"/>
+              </w:rPr>
+            </w:pPr>
+            <w:r>
+              <w:rPr>
+                <w:rFonts w:ascii="Calibri" w:cs="Calibri" w:eastAsia="Calibri" w:hAnsi="Calibri"/>
+                <w:b w:val="1"/>
+                <w:bCs w:val="1"/>
+                <w:i w:val="1"/>
+                <w:iCs w:val="1"/>
+                <w:color w:val="548dd4"/>
+                <w:sz w:val="20"/>
+                <w:szCs w:val="20"/>
+                <w:rtl w:val="0"/>
+              </w:rPr>
+              <w:t xml:space="preserve">Resguardo de calidad disciplinar:</w:t>
+            </w:r>
+            <w:r>
+              <w:rPr>
+                <w:rtl w:val="0"/>
+              </w:rPr>
+            </w:r>
+          </w:p>
+          <w:p>
+            <w:pPr>
+              <w:jc w:val="both"/>
+              <w:rPr>
+                <w:rFonts w:ascii="Calibri" w:cs="Calibri" w:eastAsia="Calibri" w:hAnsi="Calibri"/>
+                <w:i w:val="1"/>
+                <w:iCs w:val="1"/>
+                <w:color w:val="548dd4"/>
+                <w:sz w:val="20"/>
+                <w:szCs w:val="20"/>
+              </w:rPr>
+            </w:pPr>
+            <w:r>
+              <w:rPr>
+                <w:rFonts w:ascii="Calibri" w:cs="Calibri" w:eastAsia="Calibri" w:hAnsi="Calibri"/>
+                <w:i w:val="1"/>
+                <w:iCs w:val="1"/>
+                <w:color w:val="548dd4"/>
+                <w:sz w:val="20"/>
+                <w:szCs w:val="20"/>
+                <w:rtl w:val="0"/>
+              </w:rPr>
+              <w:t xml:space="preserve">El equipo resguardó la calidad del Proyecto APT mediante la correcta aplicación de metodologías, herramientas y recursos propios del desarrollo de software:</w:t>
+            </w:r>
+          </w:p>
+          <w:p>
+            <w:pPr>
+              <w:numPr>
+                <w:ilvl w:val="0"/>
+                <w:numId w:val="4"/>
+              </w:numPr>
+              <w:ind w:left="720" w:hanging="360"/>
+              <w:jc w:val="both"/>
+              <w:rPr>
+                <w:rFonts w:ascii="Calibri" w:cs="Calibri" w:eastAsia="Calibri" w:hAnsi="Calibri"/>
+                <w:i w:val="1"/>
+                <w:iCs w:val="1"/>
+                <w:color w:val="548dd4"/>
+                <w:sz w:val="20"/>
+                <w:szCs w:val="20"/>
+              </w:rPr>
+            </w:pPr>
+            <w:r>
+              <w:rPr>
+                <w:rFonts w:ascii="Calibri" w:cs="Calibri" w:eastAsia="Calibri" w:hAnsi="Calibri"/>
+                <w:i w:val="1"/>
+                <w:iCs w:val="1"/>
+                <w:color w:val="548dd4"/>
+                <w:sz w:val="20"/>
+                <w:szCs w:val="20"/>
+                <w:rtl w:val="0"/>
+              </w:rPr>
+              <w:t xml:space="preserve">Metodología de desarrollo estructurada</w:t>
+            </w:r>
+          </w:p>
+          <w:p>
+            <w:pPr>
+              <w:numPr>
+                <w:ilvl w:val="0"/>
+                <w:numId w:val="4"/>
+              </w:numPr>
+              <w:ind w:left="720" w:hanging="360"/>
+              <w:jc w:val="both"/>
+              <w:rPr>
+                <w:rFonts w:ascii="Calibri" w:cs="Calibri" w:eastAsia="Calibri" w:hAnsi="Calibri"/>
+                <w:i w:val="1"/>
+                <w:iCs w:val="1"/>
+                <w:color w:val="548dd4"/>
+                <w:sz w:val="20"/>
+                <w:szCs w:val="20"/>
+              </w:rPr>
+            </w:pPr>
+            <w:r>
+              <w:rPr>
+                <w:rFonts w:ascii="Calibri" w:cs="Calibri" w:eastAsia="Calibri" w:hAnsi="Calibri"/>
+                <w:i w:val="1"/>
+                <w:iCs w:val="1"/>
+                <w:color w:val="548dd4"/>
+                <w:sz w:val="20"/>
+                <w:szCs w:val="20"/>
+                <w:rtl w:val="0"/>
+              </w:rPr>
+              <w:t xml:space="preserve">Patrones de diseño de software (MVC, Repository, Singleton)</w:t>
+            </w:r>
+          </w:p>
+          <w:p>
+            <w:pPr>
+              <w:numPr>
+                <w:ilvl w:val="0"/>
+                <w:numId w:val="4"/>
+              </w:numPr>
+              <w:ind w:left="720" w:hanging="360"/>
+              <w:jc w:val="both"/>
+              <w:rPr>
+                <w:rFonts w:ascii="Calibri" w:cs="Calibri" w:eastAsia="Calibri" w:hAnsi="Calibri"/>
+                <w:i w:val="1"/>
+                <w:iCs w:val="1"/>
+                <w:color w:val="548dd4"/>
+                <w:sz w:val="20"/>
+                <w:szCs w:val="20"/>
+              </w:rPr>
+            </w:pPr>
+            <w:r>
+              <w:rPr>
+                <w:rFonts w:ascii="Calibri" w:cs="Calibri" w:eastAsia="Calibri" w:hAnsi="Calibri"/>
+                <w:i w:val="1"/>
+                <w:iCs w:val="1"/>
+                <w:color w:val="548dd4"/>
+                <w:sz w:val="20"/>
+                <w:szCs w:val="20"/>
+                <w:rtl w:val="0"/>
+              </w:rPr>
+              <w:t xml:space="preserve">Principios SOLID en programación orientada a objetos</w:t>
+            </w:r>
+          </w:p>
+          <w:p>
+            <w:pPr>
+              <w:numPr>
+                <w:ilvl w:val="0"/>
+                <w:numId w:val="4"/>
+              </w:numPr>
+              <w:ind w:left="720" w:hanging="360"/>
+              <w:jc w:val="both"/>
+              <w:rPr>
+                <w:rFonts w:ascii="Calibri" w:cs="Calibri" w:eastAsia="Calibri" w:hAnsi="Calibri"/>
+                <w:i w:val="1"/>
+                <w:iCs w:val="1"/>
+                <w:color w:val="548dd4"/>
+                <w:sz w:val="20"/>
+                <w:szCs w:val="20"/>
+              </w:rPr>
+            </w:pPr>
+            <w:r>
+              <w:rPr>
+                <w:rFonts w:ascii="Calibri" w:cs="Calibri" w:eastAsia="Calibri" w:hAnsi="Calibri"/>
+                <w:i w:val="1"/>
+                <w:iCs w:val="1"/>
+                <w:color w:val="548dd4"/>
+                <w:sz w:val="20"/>
+                <w:szCs w:val="20"/>
+                <w:rtl w:val="0"/>
+              </w:rPr>
+              <w:t xml:space="preserve">Normalización de bases de datos</w:t>
+            </w:r>
+          </w:p>
+          <w:p>
+            <w:pPr>
+              <w:numPr>
+                <w:ilvl w:val="0"/>
+                <w:numId w:val="4"/>
+              </w:numPr>
+              <w:ind w:left="720" w:hanging="360"/>
+              <w:jc w:val="both"/>
+              <w:rPr>
+                <w:rFonts w:ascii="Calibri" w:cs="Calibri" w:eastAsia="Calibri" w:hAnsi="Calibri"/>
+                <w:i w:val="1"/>
+                <w:iCs w:val="1"/>
+                <w:color w:val="548dd4"/>
+                <w:sz w:val="20"/>
+                <w:szCs w:val="20"/>
+              </w:rPr>
+            </w:pPr>
+            <w:r>
+              <w:rPr>
+                <w:rFonts w:ascii="Calibri" w:cs="Calibri" w:eastAsia="Calibri" w:hAnsi="Calibri"/>
+                <w:i w:val="1"/>
+                <w:iCs w:val="1"/>
+                <w:color w:val="548dd4"/>
+                <w:sz w:val="20"/>
+                <w:szCs w:val="20"/>
+                <w:rtl w:val="0"/>
+              </w:rPr>
+              <w:t xml:space="preserve">Implementación de seguridad en múltiples capas (autenticación, autorización, validación)</w:t>
+            </w:r>
+          </w:p>
+          <w:p>
+            <w:pPr>
+              <w:numPr>
+                <w:ilvl w:val="0"/>
+                <w:numId w:val="4"/>
+              </w:numPr>
+              <w:ind w:left="720" w:hanging="360"/>
+              <w:jc w:val="both"/>
+              <w:rPr>
+                <w:rFonts w:ascii="Calibri" w:cs="Calibri" w:eastAsia="Calibri" w:hAnsi="Calibri"/>
+                <w:i w:val="1"/>
+                <w:iCs w:val="1"/>
+                <w:color w:val="548dd4"/>
+                <w:sz w:val="20"/>
+                <w:szCs w:val="20"/>
+              </w:rPr>
+            </w:pPr>
+            <w:r>
+              <w:rPr>
+                <w:rFonts w:ascii="Calibri" w:cs="Calibri" w:eastAsia="Calibri" w:hAnsi="Calibri"/>
+                <w:i w:val="1"/>
+                <w:iCs w:val="1"/>
+                <w:color w:val="548dd4"/>
+                <w:sz w:val="20"/>
+                <w:szCs w:val="20"/>
+                <w:rtl w:val="0"/>
+              </w:rPr>
+              <w:t xml:space="preserve">Control de versiones con Git</w:t>
+            </w:r>
+          </w:p>
+          <w:p>
+            <w:pPr>
+              <w:numPr>
+                <w:ilvl w:val="0"/>
+                <w:numId w:val="4"/>
+              </w:numPr>
+              <w:ind w:left="720" w:hanging="360"/>
+              <w:jc w:val="both"/>
+              <w:rPr>
+                <w:rFonts w:ascii="Calibri" w:cs="Calibri" w:eastAsia="Calibri" w:hAnsi="Calibri"/>
+                <w:i w:val="1"/>
+                <w:iCs w:val="1"/>
+                <w:color w:val="548dd4"/>
+                <w:sz w:val="20"/>
+                <w:szCs w:val="20"/>
+              </w:rPr>
+            </w:pPr>
+            <w:r>
+              <w:rPr>
+                <w:rFonts w:ascii="Calibri" w:cs="Calibri" w:eastAsia="Calibri" w:hAnsi="Calibri"/>
+                <w:i w:val="1"/>
+                <w:iCs w:val="1"/>
+                <w:color w:val="548dd4"/>
+                <w:sz w:val="20"/>
+                <w:szCs w:val="20"/>
+                <w:rtl w:val="0"/>
+              </w:rPr>
+              <w:t xml:space="preserve">Revisiones de código sistemáticas</w:t>
+            </w:r>
+          </w:p>
+          <w:p>
+            <w:pPr>
+              <w:numPr>
+                <w:ilvl w:val="0"/>
+                <w:numId w:val="4"/>
+              </w:numPr>
+              <w:ind w:left="720" w:hanging="360"/>
+              <w:jc w:val="both"/>
+              <w:rPr>
+                <w:rFonts w:ascii="Calibri" w:cs="Calibri" w:eastAsia="Calibri" w:hAnsi="Calibri"/>
+                <w:i w:val="1"/>
+                <w:iCs w:val="1"/>
+                <w:color w:val="548dd4"/>
+                <w:sz w:val="20"/>
+                <w:szCs w:val="20"/>
+              </w:rPr>
+            </w:pPr>
+            <w:r>
+              <w:rPr>
+                <w:rFonts w:ascii="Calibri" w:cs="Calibri" w:eastAsia="Calibri" w:hAnsi="Calibri"/>
+                <w:i w:val="1"/>
+                <w:iCs w:val="1"/>
+                <w:color w:val="548dd4"/>
+                <w:sz w:val="20"/>
+                <w:szCs w:val="20"/>
+                <w:rtl w:val="0"/>
+              </w:rPr>
+              <w:t xml:space="preserve">Documentación técnica completa</w:t>
+            </w:r>
+          </w:p>
+          <w:p>
+            <w:pPr>
+              <w:numPr>
+                <w:ilvl w:val="0"/>
+                <w:numId w:val="4"/>
+              </w:numPr>
+              <w:ind w:left="720" w:hanging="360"/>
+              <w:jc w:val="both"/>
+              <w:rPr>
+                <w:rFonts w:ascii="Calibri" w:cs="Calibri" w:eastAsia="Calibri" w:hAnsi="Calibri"/>
+                <w:i w:val="1"/>
+                <w:iCs w:val="1"/>
+                <w:color w:val="548dd4"/>
+                <w:sz w:val="20"/>
+                <w:szCs w:val="20"/>
+              </w:rPr>
+            </w:pPr>
+            <w:r>
+              <w:rPr>
+                <w:rFonts w:ascii="Calibri" w:cs="Calibri" w:eastAsia="Calibri" w:hAnsi="Calibri"/>
+                <w:i w:val="1"/>
+                <w:iCs w:val="1"/>
+                <w:color w:val="548dd4"/>
+                <w:sz w:val="20"/>
+                <w:szCs w:val="20"/>
+                <w:rtl w:val="0"/>
+              </w:rPr>
+              <w:t xml:space="preserve">Aplicación de principios de UX/UI para interfaces</w:t>
+            </w:r>
+          </w:p>
+          <w:p>
+            <w:pPr>
+              <w:numPr>
+                <w:ilvl w:val="0"/>
+                <w:numId w:val="4"/>
+              </w:numPr>
+              <w:ind w:left="720" w:hanging="360"/>
+              <w:jc w:val="both"/>
+              <w:rPr>
+                <w:rFonts w:ascii="Calibri" w:cs="Calibri" w:eastAsia="Calibri" w:hAnsi="Calibri"/>
+                <w:i w:val="1"/>
+                <w:iCs w:val="1"/>
+                <w:color w:val="548dd4"/>
+                <w:sz w:val="20"/>
+                <w:szCs w:val="20"/>
+              </w:rPr>
+            </w:pPr>
+            <w:r>
+              <w:rPr>
+                <w:rFonts w:ascii="Calibri" w:cs="Calibri" w:eastAsia="Calibri" w:hAnsi="Calibri"/>
+                <w:i w:val="1"/>
+                <w:iCs w:val="1"/>
+                <w:color w:val="548dd4"/>
+                <w:sz w:val="20"/>
+                <w:szCs w:val="20"/>
+                <w:rtl w:val="0"/>
+              </w:rPr>
+              <w:t xml:space="preserve">Optimización de rendimiento en consultas y endpoints</w:t>
+            </w:r>
+          </w:p>
+          <w:p>
+            <w:pPr>
+              <w:jc w:val="both"/>
+              <w:rPr>
+                <w:rFonts w:ascii="Calibri" w:cs="Calibri" w:eastAsia="Calibri" w:hAnsi="Calibri"/>
+                <w:i w:val="1"/>
+                <w:iCs w:val="1"/>
+                <w:color w:val="548dd4"/>
+                <w:sz w:val="20"/>
+                <w:szCs w:val="20"/>
+              </w:rPr>
+            </w:pPr>
+            <w:r>
+              <w:rPr>
+                <w:rFonts w:ascii="Calibri" w:cs="Calibri" w:eastAsia="Calibri" w:hAnsi="Calibri"/>
+                <w:i w:val="1"/>
+                <w:iCs w:val="1"/>
+                <w:color w:val="548dd4"/>
+                <w:sz w:val="20"/>
+                <w:szCs w:val="20"/>
+                <w:rtl w:val="0"/>
+              </w:rPr>
+              <w:t xml:space="preserve">Todas estas evidencias se adjuntan digitalmente para su evaluación</w:t>
+            </w:r>
+          </w:p>
+          <w:p>
+            <w:pPr>
+              <w:jc w:val="both"/>
+              <w:rPr>
+                <w:i w:val="1"/>
+                <w:iCs w:val="1"/>
+                <w:color w:val="548dd4"/>
+                <w:sz w:val="20"/>
+                <w:szCs w:val="20"/>
+              </w:rPr>
+            </w:pPr>
+            <w:r>
+              <w:rPr>
+                <w:rtl w:val="0"/>
+              </w:rPr>
+            </w:r>
+          </w:p>
+          <w:p>
+            <w:pPr>
+              <w:jc w:val="both"/>
+              <w:rPr>
+                <w:i w:val="1"/>
+                <w:iCs w:val="1"/>
+                <w:color w:val="548dd4"/>
+                <w:sz w:val="20"/>
+                <w:szCs w:val="20"/>
+              </w:rPr>
+            </w:pPr>
+            <w:r>
+              <w:rPr>
+                <w:rtl w:val="0"/>
+              </w:rPr>
+            </w:r>
+          </w:p>
+          <w:p>
+            <w:pPr>
+              <w:jc w:val="both"/>
+              <w:rPr>
+                <w:i w:val="1"/>
+                <w:iCs w:val="1"/>
+                <w:color w:val="548dd4"/>
+                <w:sz w:val="20"/>
+                <w:szCs w:val="20"/>
+              </w:rPr>
+            </w:pPr>
+            <w:r>
+              <w:rPr>
+                <w:rtl w:val="0"/>
+              </w:rPr>
+            </w:r>
+          </w:p>
+          <w:p>
+            <w:pPr>
+              <w:jc w:val="both"/>
+              <w:rPr>
+                <w:i w:val="1"/>
+                <w:iCs w:val="1"/>
+                <w:color w:val="548dd4"/>
+                <w:sz w:val="20"/>
+                <w:szCs w:val="20"/>
+              </w:rPr>
+            </w:pPr>
+            <w:r>
+              <w:rPr>
+                <w:rtl w:val="0"/>
+              </w:rPr>
+            </w:r>
+          </w:p>
+          <w:p>
+            <w:pPr>
+              <w:jc w:val="both"/>
+              <w:rPr>
+                <w:i w:val="1"/>
+                <w:iCs w:val="1"/>
+                <w:color w:val="548dd4"/>
+                <w:sz w:val="20"/>
+                <w:szCs w:val="20"/>
+              </w:rPr>
+            </w:pPr>
+            <w:r>
+              <w:rPr>
+                <w:rtl w:val="0"/>
+              </w:rPr>
+            </w:r>
+          </w:p>
+          <w:p>
+            <w:pPr>
+              <w:jc w:val="both"/>
+              <w:rPr>
+                <w:i w:val="1"/>
+                <w:iCs w:val="1"/>
+                <w:color w:val="548dd4"/>
+                <w:sz w:val="20"/>
+                <w:szCs w:val="20"/>
+              </w:rPr>
+            </w:pPr>
+            <w:r>
+              <w:rPr>
+                <w:rtl w:val="0"/>
+              </w:rPr>
+            </w:r>
+          </w:p>
+          <w:p>
+            <w:pPr>
+              <w:jc w:val="both"/>
+              <w:rPr>
+                <w:i w:val="1"/>
+                <w:iCs w:val="1"/>
+                <w:color w:val="548dd4"/>
+                <w:sz w:val="20"/>
+                <w:szCs w:val="20"/>
+              </w:rPr>
+            </w:pPr>
+            <w:r>
+              <w:rPr>
+                <w:rtl w:val="0"/>
+              </w:rPr>
             </w:r>
           </w:p>
         </w:tc>
@@ -1824,6 +2120,7 @@
             <w:pPr>
               <w:rPr>
                 <w:b w:val="1"/>
+                <w:bCs w:val="1"/>
                 <w:color w:val="1f3864"/>
                 <w:sz w:val="28"/>
                 <w:szCs w:val="28"/>
@@ -1832,6 +2129,7 @@
             <w:r>
               <w:rPr>
                 <w:b w:val="1"/>
+                <w:bCs w:val="1"/>
                 <w:color w:val="1f3864"/>
                 <w:sz w:val="28"/>
                 <w:szCs w:val="28"/>
@@ -2194,7 +2492,7 @@
       <w:tr>
         <w:trPr>
           <w:cantSplit w:val="0"/>
-          <w:trHeight w:val="1515" w:hRule="atLeast"/>
+          <w:trHeight w:val="2410" w:hRule="atLeast"/>
           <w:tblHeader w:val="0"/>
         </w:trPr>
         <w:tc>
@@ -2204,6 +2502,7 @@
               <w:jc w:val="both"/>
               <w:rPr>
                 <w:b w:val="1"/>
+                <w:bCs w:val="1"/>
                 <w:sz w:val="18"/>
                 <w:szCs w:val="18"/>
               </w:rPr>
@@ -2211,6 +2510,7 @@
             <w:r>
               <w:rPr>
                 <w:b w:val="1"/>
+                <w:bCs w:val="1"/>
                 <w:sz w:val="18"/>
                 <w:szCs w:val="18"/>
                 <w:rtl w:val="0"/>
@@ -2227,15 +2527,17 @@
               <w:rPr>
                 <w:rFonts w:ascii="Calibri" w:cs="Calibri" w:eastAsia="Calibri" w:hAnsi="Calibri"/>
                 <w:i w:val="1"/>
-                <w:color w:val="548dd4"/>
-                <w:sz w:val="18"/>
-                <w:szCs w:val="18"/>
-              </w:rPr>
-            </w:pPr>
-            <w:r>
-              <w:rPr>
-                <w:rFonts w:ascii="Calibri" w:cs="Calibri" w:eastAsia="Calibri" w:hAnsi="Calibri"/>
-                <w:i w:val="1"/>
+                <w:iCs w:val="1"/>
+                <w:color w:val="548dd4"/>
+                <w:sz w:val="18"/>
+                <w:szCs w:val="18"/>
+              </w:rPr>
+            </w:pPr>
+            <w:r>
+              <w:rPr>
+                <w:rFonts w:ascii="Calibri" w:cs="Calibri" w:eastAsia="Calibri" w:hAnsi="Calibri"/>
+                <w:i w:val="1"/>
+                <w:iCs w:val="1"/>
                 <w:color w:val="548dd4"/>
                 <w:sz w:val="18"/>
                 <w:szCs w:val="18"/>
@@ -2252,14 +2554,16 @@
               <w:jc w:val="both"/>
               <w:rPr>
                 <w:b w:val="1"/>
-                <w:sz w:val="18"/>
-                <w:szCs w:val="18"/>
-              </w:rPr>
-            </w:pPr>
-            <w:r>
-              <w:rPr>
-                <w:rFonts w:ascii="Calibri" w:cs="Calibri" w:eastAsia="Calibri" w:hAnsi="Calibri"/>
-                <w:i w:val="1"/>
+                <w:bCs w:val="1"/>
+                <w:sz w:val="18"/>
+                <w:szCs w:val="18"/>
+              </w:rPr>
+            </w:pPr>
+            <w:r>
+              <w:rPr>
+                <w:rFonts w:ascii="Calibri" w:cs="Calibri" w:eastAsia="Calibri" w:hAnsi="Calibri"/>
+                <w:i w:val="1"/>
+                <w:iCs w:val="1"/>
                 <w:color w:val="548dd4"/>
                 <w:sz w:val="18"/>
                 <w:szCs w:val="18"/>
@@ -2281,14 +2585,16 @@
               <w:jc w:val="both"/>
               <w:rPr>
                 <w:b w:val="1"/>
-                <w:sz w:val="18"/>
-                <w:szCs w:val="18"/>
-              </w:rPr>
-            </w:pPr>
-            <w:r>
-              <w:rPr>
-                <w:rFonts w:ascii="Calibri" w:cs="Calibri" w:eastAsia="Calibri" w:hAnsi="Calibri"/>
-                <w:i w:val="1"/>
+                <w:bCs w:val="1"/>
+                <w:sz w:val="18"/>
+                <w:szCs w:val="18"/>
+              </w:rPr>
+            </w:pPr>
+            <w:r>
+              <w:rPr>
+                <w:rFonts w:ascii="Calibri" w:cs="Calibri" w:eastAsia="Calibri" w:hAnsi="Calibri"/>
+                <w:i w:val="1"/>
+                <w:iCs w:val="1"/>
                 <w:color w:val="548dd4"/>
                 <w:sz w:val="18"/>
                 <w:szCs w:val="18"/>
@@ -2311,15 +2617,17 @@
               <w:rPr>
                 <w:rFonts w:ascii="Calibri" w:cs="Calibri" w:eastAsia="Calibri" w:hAnsi="Calibri"/>
                 <w:i w:val="1"/>
-                <w:color w:val="548dd4"/>
-                <w:sz w:val="18"/>
-                <w:szCs w:val="18"/>
-              </w:rPr>
-            </w:pPr>
-            <w:r>
-              <w:rPr>
-                <w:rFonts w:ascii="Calibri" w:cs="Calibri" w:eastAsia="Calibri" w:hAnsi="Calibri"/>
-                <w:i w:val="1"/>
+                <w:iCs w:val="1"/>
+                <w:color w:val="548dd4"/>
+                <w:sz w:val="18"/>
+                <w:szCs w:val="18"/>
+              </w:rPr>
+            </w:pPr>
+            <w:r>
+              <w:rPr>
+                <w:rFonts w:ascii="Calibri" w:cs="Calibri" w:eastAsia="Calibri" w:hAnsi="Calibri"/>
+                <w:i w:val="1"/>
+                <w:iCs w:val="1"/>
                 <w:color w:val="548dd4"/>
                 <w:sz w:val="18"/>
                 <w:szCs w:val="18"/>
@@ -2337,15 +2645,17 @@
               <w:rPr>
                 <w:rFonts w:ascii="Calibri" w:cs="Calibri" w:eastAsia="Calibri" w:hAnsi="Calibri"/>
                 <w:i w:val="1"/>
-                <w:color w:val="548dd4"/>
-                <w:sz w:val="18"/>
-                <w:szCs w:val="18"/>
-              </w:rPr>
-            </w:pPr>
-            <w:r>
-              <w:rPr>
-                <w:rFonts w:ascii="Calibri" w:cs="Calibri" w:eastAsia="Calibri" w:hAnsi="Calibri"/>
-                <w:i w:val="1"/>
+                <w:iCs w:val="1"/>
+                <w:color w:val="548dd4"/>
+                <w:sz w:val="18"/>
+                <w:szCs w:val="18"/>
+              </w:rPr>
+            </w:pPr>
+            <w:r>
+              <w:rPr>
+                <w:rFonts w:ascii="Calibri" w:cs="Calibri" w:eastAsia="Calibri" w:hAnsi="Calibri"/>
+                <w:i w:val="1"/>
+                <w:iCs w:val="1"/>
                 <w:color w:val="548dd4"/>
                 <w:sz w:val="18"/>
                 <w:szCs w:val="18"/>
@@ -2363,6 +2673,7 @@
               <w:rPr>
                 <w:rFonts w:ascii="Calibri" w:cs="Calibri" w:eastAsia="Calibri" w:hAnsi="Calibri"/>
                 <w:i w:val="1"/>
+                <w:iCs w:val="1"/>
                 <w:color w:val="c00000"/>
                 <w:sz w:val="16"/>
                 <w:szCs w:val="16"/>
@@ -2372,6 +2683,7 @@
               <w:rPr>
                 <w:rFonts w:ascii="Calibri" w:cs="Calibri" w:eastAsia="Calibri" w:hAnsi="Calibri"/>
                 <w:i w:val="1"/>
+                <w:iCs w:val="1"/>
                 <w:color w:val="548dd4"/>
                 <w:sz w:val="18"/>
                 <w:szCs w:val="18"/>
@@ -2394,15 +2706,17 @@
               <w:rPr>
                 <w:rFonts w:ascii="Calibri" w:cs="Calibri" w:eastAsia="Calibri" w:hAnsi="Calibri"/>
                 <w:i w:val="1"/>
-                <w:color w:val="548dd4"/>
-                <w:sz w:val="18"/>
-                <w:szCs w:val="18"/>
-              </w:rPr>
-            </w:pPr>
-            <w:r>
-              <w:rPr>
-                <w:rFonts w:ascii="Calibri" w:cs="Calibri" w:eastAsia="Calibri" w:hAnsi="Calibri"/>
-                <w:i w:val="1"/>
+                <w:iCs w:val="1"/>
+                <w:color w:val="548dd4"/>
+                <w:sz w:val="18"/>
+                <w:szCs w:val="18"/>
+              </w:rPr>
+            </w:pPr>
+            <w:r>
+              <w:rPr>
+                <w:rFonts w:ascii="Calibri" w:cs="Calibri" w:eastAsia="Calibri" w:hAnsi="Calibri"/>
+                <w:i w:val="1"/>
+                <w:iCs w:val="1"/>
                 <w:color w:val="548dd4"/>
                 <w:sz w:val="18"/>
                 <w:szCs w:val="18"/>
@@ -2426,6 +2740,7 @@
               <w:jc w:val="both"/>
               <w:rPr>
                 <w:b w:val="1"/>
+                <w:bCs w:val="1"/>
                 <w:sz w:val="18"/>
                 <w:szCs w:val="18"/>
               </w:rPr>
@@ -2433,6 +2748,7 @@
             <w:r>
               <w:rPr>
                 <w:b w:val="1"/>
+                <w:bCs w:val="1"/>
                 <w:sz w:val="18"/>
                 <w:szCs w:val="18"/>
                 <w:rtl w:val="0"/>
@@ -2449,15 +2765,17 @@
               <w:rPr>
                 <w:rFonts w:ascii="Calibri" w:cs="Calibri" w:eastAsia="Calibri" w:hAnsi="Calibri"/>
                 <w:i w:val="1"/>
-                <w:color w:val="548dd4"/>
-                <w:sz w:val="18"/>
-                <w:szCs w:val="18"/>
-              </w:rPr>
-            </w:pPr>
-            <w:r>
-              <w:rPr>
-                <w:rFonts w:ascii="Calibri" w:cs="Calibri" w:eastAsia="Calibri" w:hAnsi="Calibri"/>
-                <w:i w:val="1"/>
+                <w:iCs w:val="1"/>
+                <w:color w:val="548dd4"/>
+                <w:sz w:val="18"/>
+                <w:szCs w:val="18"/>
+              </w:rPr>
+            </w:pPr>
+            <w:r>
+              <w:rPr>
+                <w:rFonts w:ascii="Calibri" w:cs="Calibri" w:eastAsia="Calibri" w:hAnsi="Calibri"/>
+                <w:i w:val="1"/>
+                <w:iCs w:val="1"/>
                 <w:color w:val="548dd4"/>
                 <w:sz w:val="18"/>
                 <w:szCs w:val="18"/>
@@ -2475,15 +2793,17 @@
               <w:rPr>
                 <w:rFonts w:ascii="Calibri" w:cs="Calibri" w:eastAsia="Calibri" w:hAnsi="Calibri"/>
                 <w:i w:val="1"/>
-                <w:color w:val="548dd4"/>
-                <w:sz w:val="18"/>
-                <w:szCs w:val="18"/>
-              </w:rPr>
-            </w:pPr>
-            <w:r>
-              <w:rPr>
-                <w:rFonts w:ascii="Calibri" w:cs="Calibri" w:eastAsia="Calibri" w:hAnsi="Calibri"/>
-                <w:i w:val="1"/>
+                <w:iCs w:val="1"/>
+                <w:color w:val="548dd4"/>
+                <w:sz w:val="18"/>
+                <w:szCs w:val="18"/>
+              </w:rPr>
+            </w:pPr>
+            <w:r>
+              <w:rPr>
+                <w:rFonts w:ascii="Calibri" w:cs="Calibri" w:eastAsia="Calibri" w:hAnsi="Calibri"/>
+                <w:i w:val="1"/>
+                <w:iCs w:val="1"/>
                 <w:color w:val="548dd4"/>
                 <w:sz w:val="18"/>
                 <w:szCs w:val="18"/>
@@ -2501,15 +2821,17 @@
               <w:rPr>
                 <w:rFonts w:ascii="Calibri" w:cs="Calibri" w:eastAsia="Calibri" w:hAnsi="Calibri"/>
                 <w:i w:val="1"/>
-                <w:color w:val="548dd4"/>
-                <w:sz w:val="18"/>
-                <w:szCs w:val="18"/>
-              </w:rPr>
-            </w:pPr>
-            <w:r>
-              <w:rPr>
-                <w:rFonts w:ascii="Calibri" w:cs="Calibri" w:eastAsia="Calibri" w:hAnsi="Calibri"/>
-                <w:i w:val="1"/>
+                <w:iCs w:val="1"/>
+                <w:color w:val="548dd4"/>
+                <w:sz w:val="18"/>
+                <w:szCs w:val="18"/>
+              </w:rPr>
+            </w:pPr>
+            <w:r>
+              <w:rPr>
+                <w:rFonts w:ascii="Calibri" w:cs="Calibri" w:eastAsia="Calibri" w:hAnsi="Calibri"/>
+                <w:i w:val="1"/>
+                <w:iCs w:val="1"/>
                 <w:color w:val="548dd4"/>
                 <w:sz w:val="18"/>
                 <w:szCs w:val="18"/>
@@ -2527,15 +2849,17 @@
               <w:rPr>
                 <w:rFonts w:ascii="Calibri" w:cs="Calibri" w:eastAsia="Calibri" w:hAnsi="Calibri"/>
                 <w:i w:val="1"/>
-                <w:color w:val="548dd4"/>
-                <w:sz w:val="18"/>
-                <w:szCs w:val="18"/>
-              </w:rPr>
-            </w:pPr>
-            <w:r>
-              <w:rPr>
-                <w:rFonts w:ascii="Calibri" w:cs="Calibri" w:eastAsia="Calibri" w:hAnsi="Calibri"/>
-                <w:i w:val="1"/>
+                <w:iCs w:val="1"/>
+                <w:color w:val="548dd4"/>
+                <w:sz w:val="18"/>
+                <w:szCs w:val="18"/>
+              </w:rPr>
+            </w:pPr>
+            <w:r>
+              <w:rPr>
+                <w:rFonts w:ascii="Calibri" w:cs="Calibri" w:eastAsia="Calibri" w:hAnsi="Calibri"/>
+                <w:i w:val="1"/>
+                <w:iCs w:val="1"/>
                 <w:color w:val="548dd4"/>
                 <w:sz w:val="18"/>
                 <w:szCs w:val="18"/>
@@ -2553,15 +2877,17 @@
               <w:rPr>
                 <w:rFonts w:ascii="Calibri" w:cs="Calibri" w:eastAsia="Calibri" w:hAnsi="Calibri"/>
                 <w:i w:val="1"/>
-                <w:color w:val="548dd4"/>
-                <w:sz w:val="18"/>
-                <w:szCs w:val="18"/>
-              </w:rPr>
-            </w:pPr>
-            <w:r>
-              <w:rPr>
-                <w:rFonts w:ascii="Calibri" w:cs="Calibri" w:eastAsia="Calibri" w:hAnsi="Calibri"/>
-                <w:i w:val="1"/>
+                <w:iCs w:val="1"/>
+                <w:color w:val="548dd4"/>
+                <w:sz w:val="18"/>
+                <w:szCs w:val="18"/>
+              </w:rPr>
+            </w:pPr>
+            <w:r>
+              <w:rPr>
+                <w:rFonts w:ascii="Calibri" w:cs="Calibri" w:eastAsia="Calibri" w:hAnsi="Calibri"/>
+                <w:i w:val="1"/>
+                <w:iCs w:val="1"/>
                 <w:color w:val="548dd4"/>
                 <w:sz w:val="18"/>
                 <w:szCs w:val="18"/>
@@ -2579,15 +2905,17 @@
               <w:rPr>
                 <w:rFonts w:ascii="Calibri" w:cs="Calibri" w:eastAsia="Calibri" w:hAnsi="Calibri"/>
                 <w:i w:val="1"/>
-                <w:color w:val="548dd4"/>
-                <w:sz w:val="18"/>
-                <w:szCs w:val="18"/>
-              </w:rPr>
-            </w:pPr>
-            <w:r>
-              <w:rPr>
-                <w:rFonts w:ascii="Calibri" w:cs="Calibri" w:eastAsia="Calibri" w:hAnsi="Calibri"/>
-                <w:i w:val="1"/>
+                <w:iCs w:val="1"/>
+                <w:color w:val="548dd4"/>
+                <w:sz w:val="18"/>
+                <w:szCs w:val="18"/>
+              </w:rPr>
+            </w:pPr>
+            <w:r>
+              <w:rPr>
+                <w:rFonts w:ascii="Calibri" w:cs="Calibri" w:eastAsia="Calibri" w:hAnsi="Calibri"/>
+                <w:i w:val="1"/>
+                <w:iCs w:val="1"/>
                 <w:color w:val="548dd4"/>
                 <w:sz w:val="18"/>
                 <w:szCs w:val="18"/>
@@ -2605,15 +2933,17 @@
               <w:rPr>
                 <w:rFonts w:ascii="Calibri" w:cs="Calibri" w:eastAsia="Calibri" w:hAnsi="Calibri"/>
                 <w:i w:val="1"/>
-                <w:color w:val="548dd4"/>
-                <w:sz w:val="18"/>
-                <w:szCs w:val="18"/>
-              </w:rPr>
-            </w:pPr>
-            <w:r>
-              <w:rPr>
-                <w:rFonts w:ascii="Calibri" w:cs="Calibri" w:eastAsia="Calibri" w:hAnsi="Calibri"/>
-                <w:i w:val="1"/>
+                <w:iCs w:val="1"/>
+                <w:color w:val="548dd4"/>
+                <w:sz w:val="18"/>
+                <w:szCs w:val="18"/>
+              </w:rPr>
+            </w:pPr>
+            <w:r>
+              <w:rPr>
+                <w:rFonts w:ascii="Calibri" w:cs="Calibri" w:eastAsia="Calibri" w:hAnsi="Calibri"/>
+                <w:i w:val="1"/>
+                <w:iCs w:val="1"/>
                 <w:color w:val="548dd4"/>
                 <w:sz w:val="18"/>
                 <w:szCs w:val="18"/>
@@ -2637,6 +2967,7 @@
               <w:jc w:val="both"/>
               <w:rPr>
                 <w:b w:val="1"/>
+                <w:bCs w:val="1"/>
                 <w:sz w:val="18"/>
                 <w:szCs w:val="18"/>
               </w:rPr>
@@ -2644,6 +2975,7 @@
             <w:r>
               <w:rPr>
                 <w:b w:val="1"/>
+                <w:bCs w:val="1"/>
                 <w:sz w:val="18"/>
                 <w:szCs w:val="18"/>
                 <w:rtl w:val="0"/>
@@ -2660,15 +2992,17 @@
               <w:rPr>
                 <w:rFonts w:ascii="Calibri" w:cs="Calibri" w:eastAsia="Calibri" w:hAnsi="Calibri"/>
                 <w:i w:val="1"/>
-                <w:color w:val="548dd4"/>
-                <w:sz w:val="18"/>
-                <w:szCs w:val="18"/>
-              </w:rPr>
-            </w:pPr>
-            <w:r>
-              <w:rPr>
-                <w:rFonts w:ascii="Calibri" w:cs="Calibri" w:eastAsia="Calibri" w:hAnsi="Calibri"/>
-                <w:i w:val="1"/>
+                <w:iCs w:val="1"/>
+                <w:color w:val="548dd4"/>
+                <w:sz w:val="18"/>
+                <w:szCs w:val="18"/>
+              </w:rPr>
+            </w:pPr>
+            <w:r>
+              <w:rPr>
+                <w:rFonts w:ascii="Calibri" w:cs="Calibri" w:eastAsia="Calibri" w:hAnsi="Calibri"/>
+                <w:i w:val="1"/>
+                <w:iCs w:val="1"/>
                 <w:color w:val="548dd4"/>
                 <w:sz w:val="18"/>
                 <w:szCs w:val="18"/>
@@ -2686,21 +3020,46 @@
               <w:rPr>
                 <w:rFonts w:ascii="Calibri" w:cs="Calibri" w:eastAsia="Calibri" w:hAnsi="Calibri"/>
                 <w:i w:val="1"/>
-                <w:color w:val="548dd4"/>
-                <w:sz w:val="18"/>
-                <w:szCs w:val="18"/>
-              </w:rPr>
-            </w:pPr>
-            <w:r>
-              <w:rPr>
-                <w:rFonts w:ascii="Calibri" w:cs="Calibri" w:eastAsia="Calibri" w:hAnsi="Calibri"/>
-                <w:i w:val="1"/>
-                <w:color w:val="548dd4"/>
-                <w:sz w:val="18"/>
-                <w:szCs w:val="18"/>
-                <w:rtl w:val="0"/>
-              </w:rPr>
-              <w:t xml:space="preserve">Software de modelado (dbdiagram), </w:t>
+                <w:iCs w:val="1"/>
+                <w:color w:val="548dd4"/>
+                <w:sz w:val="18"/>
+                <w:szCs w:val="18"/>
+              </w:rPr>
+            </w:pPr>
+            <w:r>
+              <w:rPr>
+                <w:rFonts w:ascii="Calibri" w:cs="Calibri" w:eastAsia="Calibri" w:hAnsi="Calibri"/>
+                <w:i w:val="1"/>
+                <w:iCs w:val="1"/>
+                <w:color w:val="548dd4"/>
+                <w:sz w:val="18"/>
+                <w:szCs w:val="18"/>
+                <w:rtl w:val="0"/>
+              </w:rPr>
+              <w:t xml:space="preserve">Software de modelado (</w:t>
+            </w:r>
+            <w:r>
+              <w:rPr>
+                <w:i w:val="1"/>
+                <w:iCs w:val="1"/>
+                <w:color w:val="548dd4"/>
+                <w:sz w:val="18"/>
+                <w:szCs w:val="18"/>
+                <w:rtl w:val="0"/>
+              </w:rPr>
+              <w:t xml:space="preserve">data modeler</w:t>
+            </w:r>
+            <w:r>
+              <w:rPr>
+                <w:rFonts w:ascii="Calibri" w:cs="Calibri" w:eastAsia="Calibri" w:hAnsi="Calibri"/>
+                <w:i w:val="1"/>
+                <w:iCs w:val="1"/>
+                <w:color w:val="548dd4"/>
+                <w:sz w:val="18"/>
+                <w:szCs w:val="18"/>
+                <w:rtl w:val="0"/>
+              </w:rPr>
+              <w:t xml:space="preserve">), </w:t>
             </w:r>
           </w:p>
         </w:tc>
@@ -2712,15 +3071,17 @@
               <w:rPr>
                 <w:rFonts w:ascii="Calibri" w:cs="Calibri" w:eastAsia="Calibri" w:hAnsi="Calibri"/>
                 <w:i w:val="1"/>
-                <w:color w:val="548dd4"/>
-                <w:sz w:val="18"/>
-                <w:szCs w:val="18"/>
-              </w:rPr>
-            </w:pPr>
-            <w:r>
-              <w:rPr>
-                <w:rFonts w:ascii="Calibri" w:cs="Calibri" w:eastAsia="Calibri" w:hAnsi="Calibri"/>
-                <w:i w:val="1"/>
+                <w:iCs w:val="1"/>
+                <w:color w:val="548dd4"/>
+                <w:sz w:val="18"/>
+                <w:szCs w:val="18"/>
+              </w:rPr>
+            </w:pPr>
+            <w:r>
+              <w:rPr>
+                <w:rFonts w:ascii="Calibri" w:cs="Calibri" w:eastAsia="Calibri" w:hAnsi="Calibri"/>
+                <w:i w:val="1"/>
+                <w:iCs w:val="1"/>
                 <w:color w:val="548dd4"/>
                 <w:sz w:val="18"/>
                 <w:szCs w:val="18"/>
@@ -2738,15 +3099,17 @@
               <w:rPr>
                 <w:rFonts w:ascii="Calibri" w:cs="Calibri" w:eastAsia="Calibri" w:hAnsi="Calibri"/>
                 <w:i w:val="1"/>
-                <w:color w:val="548dd4"/>
-                <w:sz w:val="18"/>
-                <w:szCs w:val="18"/>
-              </w:rPr>
-            </w:pPr>
-            <w:r>
-              <w:rPr>
-                <w:rFonts w:ascii="Calibri" w:cs="Calibri" w:eastAsia="Calibri" w:hAnsi="Calibri"/>
-                <w:i w:val="1"/>
+                <w:iCs w:val="1"/>
+                <w:color w:val="548dd4"/>
+                <w:sz w:val="18"/>
+                <w:szCs w:val="18"/>
+              </w:rPr>
+            </w:pPr>
+            <w:r>
+              <w:rPr>
+                <w:rFonts w:ascii="Calibri" w:cs="Calibri" w:eastAsia="Calibri" w:hAnsi="Calibri"/>
+                <w:i w:val="1"/>
+                <w:iCs w:val="1"/>
                 <w:color w:val="548dd4"/>
                 <w:sz w:val="18"/>
                 <w:szCs w:val="18"/>
@@ -2764,15 +3127,17 @@
               <w:rPr>
                 <w:rFonts w:ascii="Calibri" w:cs="Calibri" w:eastAsia="Calibri" w:hAnsi="Calibri"/>
                 <w:i w:val="1"/>
-                <w:color w:val="548dd4"/>
-                <w:sz w:val="18"/>
-                <w:szCs w:val="18"/>
-              </w:rPr>
-            </w:pPr>
-            <w:r>
-              <w:rPr>
-                <w:rFonts w:ascii="Calibri" w:cs="Calibri" w:eastAsia="Calibri" w:hAnsi="Calibri"/>
-                <w:i w:val="1"/>
+                <w:iCs w:val="1"/>
+                <w:color w:val="548dd4"/>
+                <w:sz w:val="18"/>
+                <w:szCs w:val="18"/>
+              </w:rPr>
+            </w:pPr>
+            <w:r>
+              <w:rPr>
+                <w:rFonts w:ascii="Calibri" w:cs="Calibri" w:eastAsia="Calibri" w:hAnsi="Calibri"/>
+                <w:i w:val="1"/>
+                <w:iCs w:val="1"/>
                 <w:color w:val="548dd4"/>
                 <w:sz w:val="18"/>
                 <w:szCs w:val="18"/>
@@ -2790,15 +3155,17 @@
               <w:rPr>
                 <w:rFonts w:ascii="Calibri" w:cs="Calibri" w:eastAsia="Calibri" w:hAnsi="Calibri"/>
                 <w:i w:val="1"/>
-                <w:color w:val="548dd4"/>
-                <w:sz w:val="18"/>
-                <w:szCs w:val="18"/>
-              </w:rPr>
-            </w:pPr>
-            <w:r>
-              <w:rPr>
-                <w:rFonts w:ascii="Calibri" w:cs="Calibri" w:eastAsia="Calibri" w:hAnsi="Calibri"/>
-                <w:i w:val="1"/>
+                <w:iCs w:val="1"/>
+                <w:color w:val="548dd4"/>
+                <w:sz w:val="18"/>
+                <w:szCs w:val="18"/>
+              </w:rPr>
+            </w:pPr>
+            <w:r>
+              <w:rPr>
+                <w:rFonts w:ascii="Calibri" w:cs="Calibri" w:eastAsia="Calibri" w:hAnsi="Calibri"/>
+                <w:i w:val="1"/>
+                <w:iCs w:val="1"/>
                 <w:color w:val="548dd4"/>
                 <w:sz w:val="18"/>
                 <w:szCs w:val="18"/>
@@ -2816,6 +3183,7 @@
               <w:rPr>
                 <w:rFonts w:ascii="Calibri" w:cs="Calibri" w:eastAsia="Calibri" w:hAnsi="Calibri"/>
                 <w:i w:val="1"/>
+                <w:iCs w:val="1"/>
                 <w:color w:val="548dd4"/>
                 <w:sz w:val="18"/>
                 <w:szCs w:val="18"/>
@@ -2825,7 +3193,9 @@
               <w:rPr>
                 <w:rFonts w:ascii="Calibri" w:cs="Calibri" w:eastAsia="Calibri" w:hAnsi="Calibri"/>
                 <w:b w:val="1"/>
-                <w:i w:val="1"/>
+                <w:bCs w:val="1"/>
+                <w:i w:val="1"/>
+                <w:iCs w:val="1"/>
                 <w:color w:val="548dd4"/>
                 <w:sz w:val="18"/>
                 <w:szCs w:val="18"/>
@@ -2837,6 +3207,7 @@
               <w:rPr>
                 <w:rFonts w:ascii="Calibri" w:cs="Calibri" w:eastAsia="Calibri" w:hAnsi="Calibri"/>
                 <w:i w:val="1"/>
+                <w:iCs w:val="1"/>
                 <w:color w:val="548dd4"/>
                 <w:sz w:val="18"/>
                 <w:szCs w:val="18"/>
@@ -2860,6 +3231,7 @@
               <w:jc w:val="both"/>
               <w:rPr>
                 <w:b w:val="1"/>
+                <w:bCs w:val="1"/>
                 <w:sz w:val="18"/>
                 <w:szCs w:val="18"/>
               </w:rPr>
@@ -2867,6 +3239,7 @@
             <w:r>
               <w:rPr>
                 <w:b w:val="1"/>
+                <w:bCs w:val="1"/>
                 <w:sz w:val="18"/>
                 <w:szCs w:val="18"/>
                 <w:rtl w:val="0"/>
@@ -2883,15 +3256,17 @@
               <w:rPr>
                 <w:rFonts w:ascii="Calibri" w:cs="Calibri" w:eastAsia="Calibri" w:hAnsi="Calibri"/>
                 <w:i w:val="1"/>
-                <w:color w:val="548dd4"/>
-                <w:sz w:val="18"/>
-                <w:szCs w:val="18"/>
-              </w:rPr>
-            </w:pPr>
-            <w:r>
-              <w:rPr>
-                <w:rFonts w:ascii="Calibri" w:cs="Calibri" w:eastAsia="Calibri" w:hAnsi="Calibri"/>
-                <w:i w:val="1"/>
+                <w:iCs w:val="1"/>
+                <w:color w:val="548dd4"/>
+                <w:sz w:val="18"/>
+                <w:szCs w:val="18"/>
+              </w:rPr>
+            </w:pPr>
+            <w:r>
+              <w:rPr>
+                <w:rFonts w:ascii="Calibri" w:cs="Calibri" w:eastAsia="Calibri" w:hAnsi="Calibri"/>
+                <w:i w:val="1"/>
+                <w:iCs w:val="1"/>
                 <w:color w:val="548dd4"/>
                 <w:sz w:val="18"/>
                 <w:szCs w:val="18"/>
@@ -2909,15 +3284,17 @@
               <w:rPr>
                 <w:rFonts w:ascii="Calibri" w:cs="Calibri" w:eastAsia="Calibri" w:hAnsi="Calibri"/>
                 <w:i w:val="1"/>
-                <w:color w:val="548dd4"/>
-                <w:sz w:val="18"/>
-                <w:szCs w:val="18"/>
-              </w:rPr>
-            </w:pPr>
-            <w:r>
-              <w:rPr>
-                <w:rFonts w:ascii="Calibri" w:cs="Calibri" w:eastAsia="Calibri" w:hAnsi="Calibri"/>
-                <w:i w:val="1"/>
+                <w:iCs w:val="1"/>
+                <w:color w:val="548dd4"/>
+                <w:sz w:val="18"/>
+                <w:szCs w:val="18"/>
+              </w:rPr>
+            </w:pPr>
+            <w:r>
+              <w:rPr>
+                <w:rFonts w:ascii="Calibri" w:cs="Calibri" w:eastAsia="Calibri" w:hAnsi="Calibri"/>
+                <w:i w:val="1"/>
+                <w:iCs w:val="1"/>
                 <w:color w:val="548dd4"/>
                 <w:sz w:val="18"/>
                 <w:szCs w:val="18"/>
@@ -2935,15 +3312,17 @@
               <w:rPr>
                 <w:rFonts w:ascii="Calibri" w:cs="Calibri" w:eastAsia="Calibri" w:hAnsi="Calibri"/>
                 <w:i w:val="1"/>
-                <w:color w:val="548dd4"/>
-                <w:sz w:val="18"/>
-                <w:szCs w:val="18"/>
-              </w:rPr>
-            </w:pPr>
-            <w:r>
-              <w:rPr>
-                <w:rFonts w:ascii="Calibri" w:cs="Calibri" w:eastAsia="Calibri" w:hAnsi="Calibri"/>
-                <w:i w:val="1"/>
+                <w:iCs w:val="1"/>
+                <w:color w:val="548dd4"/>
+                <w:sz w:val="18"/>
+                <w:szCs w:val="18"/>
+              </w:rPr>
+            </w:pPr>
+            <w:r>
+              <w:rPr>
+                <w:rFonts w:ascii="Calibri" w:cs="Calibri" w:eastAsia="Calibri" w:hAnsi="Calibri"/>
+                <w:i w:val="1"/>
+                <w:iCs w:val="1"/>
                 <w:color w:val="548dd4"/>
                 <w:sz w:val="18"/>
                 <w:szCs w:val="18"/>
@@ -2961,15 +3340,17 @@
               <w:rPr>
                 <w:rFonts w:ascii="Calibri" w:cs="Calibri" w:eastAsia="Calibri" w:hAnsi="Calibri"/>
                 <w:i w:val="1"/>
-                <w:color w:val="548dd4"/>
-                <w:sz w:val="18"/>
-                <w:szCs w:val="18"/>
-              </w:rPr>
-            </w:pPr>
-            <w:r>
-              <w:rPr>
-                <w:rFonts w:ascii="Calibri" w:cs="Calibri" w:eastAsia="Calibri" w:hAnsi="Calibri"/>
-                <w:i w:val="1"/>
+                <w:iCs w:val="1"/>
+                <w:color w:val="548dd4"/>
+                <w:sz w:val="18"/>
+                <w:szCs w:val="18"/>
+              </w:rPr>
+            </w:pPr>
+            <w:r>
+              <w:rPr>
+                <w:rFonts w:ascii="Calibri" w:cs="Calibri" w:eastAsia="Calibri" w:hAnsi="Calibri"/>
+                <w:i w:val="1"/>
+                <w:iCs w:val="1"/>
                 <w:color w:val="548dd4"/>
                 <w:sz w:val="18"/>
                 <w:szCs w:val="18"/>
@@ -2987,15 +3368,17 @@
               <w:rPr>
                 <w:rFonts w:ascii="Calibri" w:cs="Calibri" w:eastAsia="Calibri" w:hAnsi="Calibri"/>
                 <w:i w:val="1"/>
-                <w:color w:val="548dd4"/>
-                <w:sz w:val="18"/>
-                <w:szCs w:val="18"/>
-              </w:rPr>
-            </w:pPr>
-            <w:r>
-              <w:rPr>
-                <w:rFonts w:ascii="Calibri" w:cs="Calibri" w:eastAsia="Calibri" w:hAnsi="Calibri"/>
-                <w:i w:val="1"/>
+                <w:iCs w:val="1"/>
+                <w:color w:val="548dd4"/>
+                <w:sz w:val="18"/>
+                <w:szCs w:val="18"/>
+              </w:rPr>
+            </w:pPr>
+            <w:r>
+              <w:rPr>
+                <w:rFonts w:ascii="Calibri" w:cs="Calibri" w:eastAsia="Calibri" w:hAnsi="Calibri"/>
+                <w:i w:val="1"/>
+                <w:iCs w:val="1"/>
                 <w:color w:val="548dd4"/>
                 <w:sz w:val="18"/>
                 <w:szCs w:val="18"/>
@@ -3013,15 +3396,17 @@
               <w:rPr>
                 <w:rFonts w:ascii="Calibri" w:cs="Calibri" w:eastAsia="Calibri" w:hAnsi="Calibri"/>
                 <w:i w:val="1"/>
-                <w:color w:val="548dd4"/>
-                <w:sz w:val="18"/>
-                <w:szCs w:val="18"/>
-              </w:rPr>
-            </w:pPr>
-            <w:r>
-              <w:rPr>
-                <w:rFonts w:ascii="Calibri" w:cs="Calibri" w:eastAsia="Calibri" w:hAnsi="Calibri"/>
-                <w:i w:val="1"/>
+                <w:iCs w:val="1"/>
+                <w:color w:val="548dd4"/>
+                <w:sz w:val="18"/>
+                <w:szCs w:val="18"/>
+              </w:rPr>
+            </w:pPr>
+            <w:r>
+              <w:rPr>
+                <w:rFonts w:ascii="Calibri" w:cs="Calibri" w:eastAsia="Calibri" w:hAnsi="Calibri"/>
+                <w:i w:val="1"/>
+                <w:iCs w:val="1"/>
                 <w:color w:val="548dd4"/>
                 <w:sz w:val="18"/>
                 <w:szCs w:val="18"/>
@@ -3038,17 +3423,22 @@
               <w:jc w:val="both"/>
               <w:rPr>
                 <w:rFonts w:ascii="Calibri" w:cs="Calibri" w:eastAsia="Calibri" w:hAnsi="Calibri"/>
-                <w:i w:val="1"/>
-                <w:color w:val="548dd4"/>
-                <w:sz w:val="18"/>
-                <w:szCs w:val="18"/>
-              </w:rPr>
-            </w:pPr>
-            <w:r>
-              <w:rPr>
-                <w:rFonts w:ascii="Calibri" w:cs="Calibri" w:eastAsia="Calibri" w:hAnsi="Calibri"/>
                 <w:b w:val="1"/>
-                <w:i w:val="1"/>
+                <w:bCs w:val="1"/>
+                <w:i w:val="1"/>
+                <w:iCs w:val="1"/>
+                <w:color w:val="548dd4"/>
+                <w:sz w:val="18"/>
+                <w:szCs w:val="18"/>
+              </w:rPr>
+            </w:pPr>
+            <w:r>
+              <w:rPr>
+                <w:rFonts w:ascii="Calibri" w:cs="Calibri" w:eastAsia="Calibri" w:hAnsi="Calibri"/>
+                <w:b w:val="1"/>
+                <w:bCs w:val="1"/>
+                <w:i w:val="1"/>
+                <w:iCs w:val="1"/>
                 <w:color w:val="548dd4"/>
                 <w:sz w:val="18"/>
                 <w:szCs w:val="18"/>
@@ -3060,12 +3450,18 @@
               <w:rPr>
                 <w:rFonts w:ascii="Calibri" w:cs="Calibri" w:eastAsia="Calibri" w:hAnsi="Calibri"/>
                 <w:i w:val="1"/>
+                <w:iCs w:val="1"/>
                 <w:color w:val="548dd4"/>
                 <w:sz w:val="18"/>
                 <w:szCs w:val="18"/>
                 <w:rtl w:val="0"/>
               </w:rPr>
               <w:t xml:space="preserve">: Adaptación a un enfoque de desarrollo paralelo backendfrontend  </w:t>
+            </w:r>
+            <w:r>
+              <w:rPr>
+                <w:rtl w:val="0"/>
+              </w:rPr>
             </w:r>
           </w:p>
         </w:tc>
@@ -3083,6 +3479,7 @@
               <w:jc w:val="both"/>
               <w:rPr>
                 <w:b w:val="1"/>
+                <w:bCs w:val="1"/>
                 <w:sz w:val="18"/>
                 <w:szCs w:val="18"/>
               </w:rPr>
@@ -3090,6 +3487,7 @@
             <w:r>
               <w:rPr>
                 <w:b w:val="1"/>
+                <w:bCs w:val="1"/>
                 <w:sz w:val="18"/>
                 <w:szCs w:val="18"/>
                 <w:rtl w:val="0"/>
@@ -3106,15 +3504,17 @@
               <w:rPr>
                 <w:rFonts w:ascii="Calibri" w:cs="Calibri" w:eastAsia="Calibri" w:hAnsi="Calibri"/>
                 <w:i w:val="1"/>
-                <w:color w:val="548dd4"/>
-                <w:sz w:val="18"/>
-                <w:szCs w:val="18"/>
-              </w:rPr>
-            </w:pPr>
-            <w:r>
-              <w:rPr>
-                <w:rFonts w:ascii="Calibri" w:cs="Calibri" w:eastAsia="Calibri" w:hAnsi="Calibri"/>
-                <w:i w:val="1"/>
+                <w:iCs w:val="1"/>
+                <w:color w:val="548dd4"/>
+                <w:sz w:val="18"/>
+                <w:szCs w:val="18"/>
+              </w:rPr>
+            </w:pPr>
+            <w:r>
+              <w:rPr>
+                <w:rFonts w:ascii="Calibri" w:cs="Calibri" w:eastAsia="Calibri" w:hAnsi="Calibri"/>
+                <w:i w:val="1"/>
+                <w:iCs w:val="1"/>
                 <w:color w:val="548dd4"/>
                 <w:sz w:val="18"/>
                 <w:szCs w:val="18"/>
@@ -3132,15 +3532,17 @@
               <w:rPr>
                 <w:rFonts w:ascii="Calibri" w:cs="Calibri" w:eastAsia="Calibri" w:hAnsi="Calibri"/>
                 <w:i w:val="1"/>
-                <w:color w:val="548dd4"/>
-                <w:sz w:val="18"/>
-                <w:szCs w:val="18"/>
-              </w:rPr>
-            </w:pPr>
-            <w:r>
-              <w:rPr>
-                <w:rFonts w:ascii="Calibri" w:cs="Calibri" w:eastAsia="Calibri" w:hAnsi="Calibri"/>
-                <w:i w:val="1"/>
+                <w:iCs w:val="1"/>
+                <w:color w:val="548dd4"/>
+                <w:sz w:val="18"/>
+                <w:szCs w:val="18"/>
+              </w:rPr>
+            </w:pPr>
+            <w:r>
+              <w:rPr>
+                <w:rFonts w:ascii="Calibri" w:cs="Calibri" w:eastAsia="Calibri" w:hAnsi="Calibri"/>
+                <w:i w:val="1"/>
+                <w:iCs w:val="1"/>
                 <w:color w:val="548dd4"/>
                 <w:sz w:val="18"/>
                 <w:szCs w:val="18"/>
@@ -3158,15 +3560,17 @@
               <w:rPr>
                 <w:rFonts w:ascii="Calibri" w:cs="Calibri" w:eastAsia="Calibri" w:hAnsi="Calibri"/>
                 <w:i w:val="1"/>
-                <w:color w:val="548dd4"/>
-                <w:sz w:val="18"/>
-                <w:szCs w:val="18"/>
-              </w:rPr>
-            </w:pPr>
-            <w:r>
-              <w:rPr>
-                <w:rFonts w:ascii="Calibri" w:cs="Calibri" w:eastAsia="Calibri" w:hAnsi="Calibri"/>
-                <w:i w:val="1"/>
+                <w:iCs w:val="1"/>
+                <w:color w:val="548dd4"/>
+                <w:sz w:val="18"/>
+                <w:szCs w:val="18"/>
+              </w:rPr>
+            </w:pPr>
+            <w:r>
+              <w:rPr>
+                <w:rFonts w:ascii="Calibri" w:cs="Calibri" w:eastAsia="Calibri" w:hAnsi="Calibri"/>
+                <w:i w:val="1"/>
+                <w:iCs w:val="1"/>
                 <w:color w:val="548dd4"/>
                 <w:sz w:val="18"/>
                 <w:szCs w:val="18"/>
@@ -3184,15 +3588,17 @@
               <w:rPr>
                 <w:rFonts w:ascii="Calibri" w:cs="Calibri" w:eastAsia="Calibri" w:hAnsi="Calibri"/>
                 <w:i w:val="1"/>
-                <w:color w:val="548dd4"/>
-                <w:sz w:val="18"/>
-                <w:szCs w:val="18"/>
-              </w:rPr>
-            </w:pPr>
-            <w:r>
-              <w:rPr>
-                <w:rFonts w:ascii="Calibri" w:cs="Calibri" w:eastAsia="Calibri" w:hAnsi="Calibri"/>
-                <w:i w:val="1"/>
+                <w:iCs w:val="1"/>
+                <w:color w:val="548dd4"/>
+                <w:sz w:val="18"/>
+                <w:szCs w:val="18"/>
+              </w:rPr>
+            </w:pPr>
+            <w:r>
+              <w:rPr>
+                <w:rFonts w:ascii="Calibri" w:cs="Calibri" w:eastAsia="Calibri" w:hAnsi="Calibri"/>
+                <w:i w:val="1"/>
+                <w:iCs w:val="1"/>
                 <w:color w:val="548dd4"/>
                 <w:sz w:val="18"/>
                 <w:szCs w:val="18"/>
@@ -3210,15 +3616,17 @@
               <w:rPr>
                 <w:rFonts w:ascii="Calibri" w:cs="Calibri" w:eastAsia="Calibri" w:hAnsi="Calibri"/>
                 <w:i w:val="1"/>
-                <w:color w:val="548dd4"/>
-                <w:sz w:val="18"/>
-                <w:szCs w:val="18"/>
-              </w:rPr>
-            </w:pPr>
-            <w:r>
-              <w:rPr>
-                <w:rFonts w:ascii="Calibri" w:cs="Calibri" w:eastAsia="Calibri" w:hAnsi="Calibri"/>
-                <w:i w:val="1"/>
+                <w:iCs w:val="1"/>
+                <w:color w:val="548dd4"/>
+                <w:sz w:val="18"/>
+                <w:szCs w:val="18"/>
+              </w:rPr>
+            </w:pPr>
+            <w:r>
+              <w:rPr>
+                <w:rFonts w:ascii="Calibri" w:cs="Calibri" w:eastAsia="Calibri" w:hAnsi="Calibri"/>
+                <w:i w:val="1"/>
+                <w:iCs w:val="1"/>
                 <w:color w:val="548dd4"/>
                 <w:sz w:val="18"/>
                 <w:szCs w:val="18"/>
@@ -3236,21 +3644,23 @@
               <w:rPr>
                 <w:rFonts w:ascii="Calibri" w:cs="Calibri" w:eastAsia="Calibri" w:hAnsi="Calibri"/>
                 <w:i w:val="1"/>
-                <w:color w:val="548dd4"/>
-                <w:sz w:val="18"/>
-                <w:szCs w:val="18"/>
-              </w:rPr>
-            </w:pPr>
-            <w:r>
-              <w:rPr>
-                <w:rFonts w:ascii="Calibri" w:cs="Calibri" w:eastAsia="Calibri" w:hAnsi="Calibri"/>
-                <w:i w:val="1"/>
-                <w:color w:val="548dd4"/>
-                <w:sz w:val="18"/>
-                <w:szCs w:val="18"/>
-                <w:rtl w:val="0"/>
-              </w:rPr>
-              <w:t xml:space="preserve">En curso</w:t>
+                <w:iCs w:val="1"/>
+                <w:color w:val="548dd4"/>
+                <w:sz w:val="18"/>
+                <w:szCs w:val="18"/>
+              </w:rPr>
+            </w:pPr>
+            <w:r>
+              <w:rPr>
+                <w:rFonts w:ascii="Calibri" w:cs="Calibri" w:eastAsia="Calibri" w:hAnsi="Calibri"/>
+                <w:i w:val="1"/>
+                <w:iCs w:val="1"/>
+                <w:color w:val="548dd4"/>
+                <w:sz w:val="18"/>
+                <w:szCs w:val="18"/>
+                <w:rtl w:val="0"/>
+              </w:rPr>
+              <w:t xml:space="preserve">Completado</w:t>
             </w:r>
           </w:p>
         </w:tc>
@@ -3261,18 +3671,20 @@
               <w:jc w:val="both"/>
               <w:rPr>
                 <w:rFonts w:ascii="Calibri" w:cs="Calibri" w:eastAsia="Calibri" w:hAnsi="Calibri"/>
+                <w:i w:val="1"/>
+                <w:iCs w:val="1"/>
+                <w:color w:val="548dd4"/>
+                <w:sz w:val="18"/>
+                <w:szCs w:val="18"/>
+              </w:rPr>
+            </w:pPr>
+            <w:r>
+              <w:rPr>
+                <w:rFonts w:ascii="Calibri" w:cs="Calibri" w:eastAsia="Calibri" w:hAnsi="Calibri"/>
                 <w:b w:val="1"/>
-                <w:i w:val="1"/>
-                <w:color w:val="548dd4"/>
-                <w:sz w:val="18"/>
-                <w:szCs w:val="18"/>
-              </w:rPr>
-            </w:pPr>
-            <w:r>
-              <w:rPr>
-                <w:rFonts w:ascii="Calibri" w:cs="Calibri" w:eastAsia="Calibri" w:hAnsi="Calibri"/>
-                <w:b w:val="1"/>
-                <w:i w:val="1"/>
+                <w:bCs w:val="1"/>
+                <w:i w:val="1"/>
+                <w:iCs w:val="1"/>
                 <w:color w:val="548dd4"/>
                 <w:sz w:val="18"/>
                 <w:szCs w:val="18"/>
@@ -3284,17 +3696,13 @@
               <w:rPr>
                 <w:rFonts w:ascii="Calibri" w:cs="Calibri" w:eastAsia="Calibri" w:hAnsi="Calibri"/>
                 <w:i w:val="1"/>
+                <w:iCs w:val="1"/>
                 <w:color w:val="548dd4"/>
                 <w:sz w:val="18"/>
                 <w:szCs w:val="18"/>
                 <w:rtl w:val="0"/>
               </w:rPr>
               <w:t xml:space="preserve">Énfasis en refinamiento del control de acceso y validación de datos. Proactiva optimización de rendimiento de endpoints</w:t>
-            </w:r>
-            <w:r>
-              <w:rPr>
-                <w:rtl w:val="0"/>
-              </w:rPr>
             </w:r>
           </w:p>
         </w:tc>
@@ -3312,6 +3720,7 @@
               <w:jc w:val="both"/>
               <w:rPr>
                 <w:b w:val="1"/>
+                <w:bCs w:val="1"/>
                 <w:sz w:val="18"/>
                 <w:szCs w:val="18"/>
               </w:rPr>
@@ -3319,6 +3728,7 @@
             <w:r>
               <w:rPr>
                 <w:b w:val="1"/>
+                <w:bCs w:val="1"/>
                 <w:sz w:val="18"/>
                 <w:szCs w:val="18"/>
                 <w:rtl w:val="0"/>
@@ -3335,15 +3745,17 @@
               <w:rPr>
                 <w:rFonts w:ascii="Calibri" w:cs="Calibri" w:eastAsia="Calibri" w:hAnsi="Calibri"/>
                 <w:i w:val="1"/>
-                <w:color w:val="548dd4"/>
-                <w:sz w:val="18"/>
-                <w:szCs w:val="18"/>
-              </w:rPr>
-            </w:pPr>
-            <w:r>
-              <w:rPr>
-                <w:rFonts w:ascii="Calibri" w:cs="Calibri" w:eastAsia="Calibri" w:hAnsi="Calibri"/>
-                <w:i w:val="1"/>
+                <w:iCs w:val="1"/>
+                <w:color w:val="548dd4"/>
+                <w:sz w:val="18"/>
+                <w:szCs w:val="18"/>
+              </w:rPr>
+            </w:pPr>
+            <w:r>
+              <w:rPr>
+                <w:rFonts w:ascii="Calibri" w:cs="Calibri" w:eastAsia="Calibri" w:hAnsi="Calibri"/>
+                <w:i w:val="1"/>
+                <w:iCs w:val="1"/>
                 <w:color w:val="548dd4"/>
                 <w:sz w:val="18"/>
                 <w:szCs w:val="18"/>
@@ -3361,15 +3773,17 @@
               <w:rPr>
                 <w:rFonts w:ascii="Calibri" w:cs="Calibri" w:eastAsia="Calibri" w:hAnsi="Calibri"/>
                 <w:i w:val="1"/>
-                <w:color w:val="548dd4"/>
-                <w:sz w:val="18"/>
-                <w:szCs w:val="18"/>
-              </w:rPr>
-            </w:pPr>
-            <w:r>
-              <w:rPr>
-                <w:rFonts w:ascii="Calibri" w:cs="Calibri" w:eastAsia="Calibri" w:hAnsi="Calibri"/>
-                <w:i w:val="1"/>
+                <w:iCs w:val="1"/>
+                <w:color w:val="548dd4"/>
+                <w:sz w:val="18"/>
+                <w:szCs w:val="18"/>
+              </w:rPr>
+            </w:pPr>
+            <w:r>
+              <w:rPr>
+                <w:rFonts w:ascii="Calibri" w:cs="Calibri" w:eastAsia="Calibri" w:hAnsi="Calibri"/>
+                <w:i w:val="1"/>
+                <w:iCs w:val="1"/>
                 <w:color w:val="548dd4"/>
                 <w:sz w:val="18"/>
                 <w:szCs w:val="18"/>
@@ -3387,15 +3801,17 @@
               <w:rPr>
                 <w:rFonts w:ascii="Calibri" w:cs="Calibri" w:eastAsia="Calibri" w:hAnsi="Calibri"/>
                 <w:i w:val="1"/>
-                <w:color w:val="548dd4"/>
-                <w:sz w:val="18"/>
-                <w:szCs w:val="18"/>
-              </w:rPr>
-            </w:pPr>
-            <w:r>
-              <w:rPr>
-                <w:rFonts w:ascii="Calibri" w:cs="Calibri" w:eastAsia="Calibri" w:hAnsi="Calibri"/>
-                <w:i w:val="1"/>
+                <w:iCs w:val="1"/>
+                <w:color w:val="548dd4"/>
+                <w:sz w:val="18"/>
+                <w:szCs w:val="18"/>
+              </w:rPr>
+            </w:pPr>
+            <w:r>
+              <w:rPr>
+                <w:rFonts w:ascii="Calibri" w:cs="Calibri" w:eastAsia="Calibri" w:hAnsi="Calibri"/>
+                <w:i w:val="1"/>
+                <w:iCs w:val="1"/>
                 <w:color w:val="548dd4"/>
                 <w:sz w:val="18"/>
                 <w:szCs w:val="18"/>
@@ -3413,15 +3829,17 @@
               <w:rPr>
                 <w:rFonts w:ascii="Calibri" w:cs="Calibri" w:eastAsia="Calibri" w:hAnsi="Calibri"/>
                 <w:i w:val="1"/>
-                <w:color w:val="548dd4"/>
-                <w:sz w:val="18"/>
-                <w:szCs w:val="18"/>
-              </w:rPr>
-            </w:pPr>
-            <w:r>
-              <w:rPr>
-                <w:rFonts w:ascii="Calibri" w:cs="Calibri" w:eastAsia="Calibri" w:hAnsi="Calibri"/>
-                <w:i w:val="1"/>
+                <w:iCs w:val="1"/>
+                <w:color w:val="548dd4"/>
+                <w:sz w:val="18"/>
+                <w:szCs w:val="18"/>
+              </w:rPr>
+            </w:pPr>
+            <w:r>
+              <w:rPr>
+                <w:rFonts w:ascii="Calibri" w:cs="Calibri" w:eastAsia="Calibri" w:hAnsi="Calibri"/>
+                <w:i w:val="1"/>
+                <w:iCs w:val="1"/>
                 <w:color w:val="548dd4"/>
                 <w:sz w:val="18"/>
                 <w:szCs w:val="18"/>
@@ -3439,15 +3857,17 @@
               <w:rPr>
                 <w:rFonts w:ascii="Calibri" w:cs="Calibri" w:eastAsia="Calibri" w:hAnsi="Calibri"/>
                 <w:i w:val="1"/>
-                <w:color w:val="548dd4"/>
-                <w:sz w:val="18"/>
-                <w:szCs w:val="18"/>
-              </w:rPr>
-            </w:pPr>
-            <w:r>
-              <w:rPr>
-                <w:rFonts w:ascii="Calibri" w:cs="Calibri" w:eastAsia="Calibri" w:hAnsi="Calibri"/>
-                <w:i w:val="1"/>
+                <w:iCs w:val="1"/>
+                <w:color w:val="548dd4"/>
+                <w:sz w:val="18"/>
+                <w:szCs w:val="18"/>
+              </w:rPr>
+            </w:pPr>
+            <w:r>
+              <w:rPr>
+                <w:rFonts w:ascii="Calibri" w:cs="Calibri" w:eastAsia="Calibri" w:hAnsi="Calibri"/>
+                <w:i w:val="1"/>
+                <w:iCs w:val="1"/>
                 <w:color w:val="548dd4"/>
                 <w:sz w:val="18"/>
                 <w:szCs w:val="18"/>
@@ -3465,21 +3885,23 @@
               <w:rPr>
                 <w:rFonts w:ascii="Calibri" w:cs="Calibri" w:eastAsia="Calibri" w:hAnsi="Calibri"/>
                 <w:i w:val="1"/>
-                <w:color w:val="548dd4"/>
-                <w:sz w:val="18"/>
-                <w:szCs w:val="18"/>
-              </w:rPr>
-            </w:pPr>
-            <w:r>
-              <w:rPr>
-                <w:rFonts w:ascii="Calibri" w:cs="Calibri" w:eastAsia="Calibri" w:hAnsi="Calibri"/>
-                <w:i w:val="1"/>
-                <w:color w:val="548dd4"/>
-                <w:sz w:val="18"/>
-                <w:szCs w:val="18"/>
-                <w:rtl w:val="0"/>
-              </w:rPr>
-              <w:t xml:space="preserve">En curso</w:t>
+                <w:iCs w:val="1"/>
+                <w:color w:val="548dd4"/>
+                <w:sz w:val="18"/>
+                <w:szCs w:val="18"/>
+              </w:rPr>
+            </w:pPr>
+            <w:r>
+              <w:rPr>
+                <w:rFonts w:ascii="Calibri" w:cs="Calibri" w:eastAsia="Calibri" w:hAnsi="Calibri"/>
+                <w:i w:val="1"/>
+                <w:iCs w:val="1"/>
+                <w:color w:val="548dd4"/>
+                <w:sz w:val="18"/>
+                <w:szCs w:val="18"/>
+                <w:rtl w:val="0"/>
+              </w:rPr>
+              <w:t xml:space="preserve">Completado</w:t>
             </w:r>
           </w:p>
         </w:tc>
@@ -3490,18 +3912,20 @@
               <w:jc w:val="both"/>
               <w:rPr>
                 <w:rFonts w:ascii="Calibri" w:cs="Calibri" w:eastAsia="Calibri" w:hAnsi="Calibri"/>
+                <w:i w:val="1"/>
+                <w:iCs w:val="1"/>
+                <w:color w:val="548dd4"/>
+                <w:sz w:val="18"/>
+                <w:szCs w:val="18"/>
+              </w:rPr>
+            </w:pPr>
+            <w:r>
+              <w:rPr>
+                <w:rFonts w:ascii="Calibri" w:cs="Calibri" w:eastAsia="Calibri" w:hAnsi="Calibri"/>
                 <w:b w:val="1"/>
-                <w:i w:val="1"/>
-                <w:color w:val="548dd4"/>
-                <w:sz w:val="18"/>
-                <w:szCs w:val="18"/>
-              </w:rPr>
-            </w:pPr>
-            <w:r>
-              <w:rPr>
-                <w:rFonts w:ascii="Calibri" w:cs="Calibri" w:eastAsia="Calibri" w:hAnsi="Calibri"/>
-                <w:b w:val="1"/>
-                <w:i w:val="1"/>
+                <w:bCs w:val="1"/>
+                <w:i w:val="1"/>
+                <w:iCs w:val="1"/>
                 <w:color w:val="548dd4"/>
                 <w:sz w:val="18"/>
                 <w:szCs w:val="18"/>
@@ -3513,17 +3937,13 @@
               <w:rPr>
                 <w:rFonts w:ascii="Calibri" w:cs="Calibri" w:eastAsia="Calibri" w:hAnsi="Calibri"/>
                 <w:i w:val="1"/>
+                <w:iCs w:val="1"/>
                 <w:color w:val="548dd4"/>
                 <w:sz w:val="18"/>
                 <w:szCs w:val="18"/>
                 <w:rtl w:val="0"/>
               </w:rPr>
               <w:t xml:space="preserve">Implementación de estándares de calidad de código y revisiones para la mantenibilidad y rendimiento del frontend</w:t>
-            </w:r>
-            <w:r>
-              <w:rPr>
-                <w:rtl w:val="0"/>
-              </w:rPr>
             </w:r>
           </w:p>
         </w:tc>
@@ -3541,6 +3961,7 @@
               <w:jc w:val="both"/>
               <w:rPr>
                 <w:b w:val="1"/>
+                <w:bCs w:val="1"/>
                 <w:sz w:val="18"/>
                 <w:szCs w:val="18"/>
               </w:rPr>
@@ -3548,6 +3969,7 @@
             <w:r>
               <w:rPr>
                 <w:b w:val="1"/>
+                <w:bCs w:val="1"/>
                 <w:sz w:val="18"/>
                 <w:szCs w:val="18"/>
                 <w:rtl w:val="0"/>
@@ -3564,15 +3986,17 @@
               <w:rPr>
                 <w:rFonts w:ascii="Calibri" w:cs="Calibri" w:eastAsia="Calibri" w:hAnsi="Calibri"/>
                 <w:i w:val="1"/>
-                <w:color w:val="548dd4"/>
-                <w:sz w:val="18"/>
-                <w:szCs w:val="18"/>
-              </w:rPr>
-            </w:pPr>
-            <w:r>
-              <w:rPr>
-                <w:rFonts w:ascii="Calibri" w:cs="Calibri" w:eastAsia="Calibri" w:hAnsi="Calibri"/>
-                <w:i w:val="1"/>
+                <w:iCs w:val="1"/>
+                <w:color w:val="548dd4"/>
+                <w:sz w:val="18"/>
+                <w:szCs w:val="18"/>
+              </w:rPr>
+            </w:pPr>
+            <w:r>
+              <w:rPr>
+                <w:rFonts w:ascii="Calibri" w:cs="Calibri" w:eastAsia="Calibri" w:hAnsi="Calibri"/>
+                <w:i w:val="1"/>
+                <w:iCs w:val="1"/>
                 <w:color w:val="548dd4"/>
                 <w:sz w:val="18"/>
                 <w:szCs w:val="18"/>
@@ -3590,15 +4014,17 @@
               <w:rPr>
                 <w:rFonts w:ascii="Calibri" w:cs="Calibri" w:eastAsia="Calibri" w:hAnsi="Calibri"/>
                 <w:i w:val="1"/>
-                <w:color w:val="548dd4"/>
-                <w:sz w:val="18"/>
-                <w:szCs w:val="18"/>
-              </w:rPr>
-            </w:pPr>
-            <w:r>
-              <w:rPr>
-                <w:rFonts w:ascii="Calibri" w:cs="Calibri" w:eastAsia="Calibri" w:hAnsi="Calibri"/>
-                <w:i w:val="1"/>
+                <w:iCs w:val="1"/>
+                <w:color w:val="548dd4"/>
+                <w:sz w:val="18"/>
+                <w:szCs w:val="18"/>
+              </w:rPr>
+            </w:pPr>
+            <w:r>
+              <w:rPr>
+                <w:rFonts w:ascii="Calibri" w:cs="Calibri" w:eastAsia="Calibri" w:hAnsi="Calibri"/>
+                <w:i w:val="1"/>
+                <w:iCs w:val="1"/>
                 <w:color w:val="548dd4"/>
                 <w:sz w:val="18"/>
                 <w:szCs w:val="18"/>
@@ -3616,15 +4042,17 @@
               <w:rPr>
                 <w:rFonts w:ascii="Calibri" w:cs="Calibri" w:eastAsia="Calibri" w:hAnsi="Calibri"/>
                 <w:i w:val="1"/>
-                <w:color w:val="548dd4"/>
-                <w:sz w:val="18"/>
-                <w:szCs w:val="18"/>
-              </w:rPr>
-            </w:pPr>
-            <w:r>
-              <w:rPr>
-                <w:rFonts w:ascii="Calibri" w:cs="Calibri" w:eastAsia="Calibri" w:hAnsi="Calibri"/>
-                <w:i w:val="1"/>
+                <w:iCs w:val="1"/>
+                <w:color w:val="548dd4"/>
+                <w:sz w:val="18"/>
+                <w:szCs w:val="18"/>
+              </w:rPr>
+            </w:pPr>
+            <w:r>
+              <w:rPr>
+                <w:rFonts w:ascii="Calibri" w:cs="Calibri" w:eastAsia="Calibri" w:hAnsi="Calibri"/>
+                <w:i w:val="1"/>
+                <w:iCs w:val="1"/>
                 <w:color w:val="548dd4"/>
                 <w:sz w:val="18"/>
                 <w:szCs w:val="18"/>
@@ -3642,15 +4070,17 @@
               <w:rPr>
                 <w:rFonts w:ascii="Calibri" w:cs="Calibri" w:eastAsia="Calibri" w:hAnsi="Calibri"/>
                 <w:i w:val="1"/>
-                <w:color w:val="548dd4"/>
-                <w:sz w:val="18"/>
-                <w:szCs w:val="18"/>
-              </w:rPr>
-            </w:pPr>
-            <w:r>
-              <w:rPr>
-                <w:rFonts w:ascii="Calibri" w:cs="Calibri" w:eastAsia="Calibri" w:hAnsi="Calibri"/>
-                <w:i w:val="1"/>
+                <w:iCs w:val="1"/>
+                <w:color w:val="548dd4"/>
+                <w:sz w:val="18"/>
+                <w:szCs w:val="18"/>
+              </w:rPr>
+            </w:pPr>
+            <w:r>
+              <w:rPr>
+                <w:rFonts w:ascii="Calibri" w:cs="Calibri" w:eastAsia="Calibri" w:hAnsi="Calibri"/>
+                <w:i w:val="1"/>
+                <w:iCs w:val="1"/>
                 <w:color w:val="548dd4"/>
                 <w:sz w:val="18"/>
                 <w:szCs w:val="18"/>
@@ -3668,15 +4098,17 @@
               <w:rPr>
                 <w:rFonts w:ascii="Calibri" w:cs="Calibri" w:eastAsia="Calibri" w:hAnsi="Calibri"/>
                 <w:i w:val="1"/>
-                <w:color w:val="548dd4"/>
-                <w:sz w:val="18"/>
-                <w:szCs w:val="18"/>
-              </w:rPr>
-            </w:pPr>
-            <w:r>
-              <w:rPr>
-                <w:rFonts w:ascii="Calibri" w:cs="Calibri" w:eastAsia="Calibri" w:hAnsi="Calibri"/>
-                <w:i w:val="1"/>
+                <w:iCs w:val="1"/>
+                <w:color w:val="548dd4"/>
+                <w:sz w:val="18"/>
+                <w:szCs w:val="18"/>
+              </w:rPr>
+            </w:pPr>
+            <w:r>
+              <w:rPr>
+                <w:rFonts w:ascii="Calibri" w:cs="Calibri" w:eastAsia="Calibri" w:hAnsi="Calibri"/>
+                <w:i w:val="1"/>
+                <w:iCs w:val="1"/>
                 <w:color w:val="548dd4"/>
                 <w:sz w:val="18"/>
                 <w:szCs w:val="18"/>
@@ -3694,21 +4126,23 @@
               <w:rPr>
                 <w:rFonts w:ascii="Calibri" w:cs="Calibri" w:eastAsia="Calibri" w:hAnsi="Calibri"/>
                 <w:i w:val="1"/>
-                <w:color w:val="548dd4"/>
-                <w:sz w:val="18"/>
-                <w:szCs w:val="18"/>
-              </w:rPr>
-            </w:pPr>
-            <w:r>
-              <w:rPr>
-                <w:rFonts w:ascii="Calibri" w:cs="Calibri" w:eastAsia="Calibri" w:hAnsi="Calibri"/>
-                <w:i w:val="1"/>
-                <w:color w:val="548dd4"/>
-                <w:sz w:val="18"/>
-                <w:szCs w:val="18"/>
-                <w:rtl w:val="0"/>
-              </w:rPr>
-              <w:t xml:space="preserve">No iniciado</w:t>
+                <w:iCs w:val="1"/>
+                <w:color w:val="548dd4"/>
+                <w:sz w:val="18"/>
+                <w:szCs w:val="18"/>
+              </w:rPr>
+            </w:pPr>
+            <w:r>
+              <w:rPr>
+                <w:rFonts w:ascii="Calibri" w:cs="Calibri" w:eastAsia="Calibri" w:hAnsi="Calibri"/>
+                <w:i w:val="1"/>
+                <w:iCs w:val="1"/>
+                <w:color w:val="548dd4"/>
+                <w:sz w:val="18"/>
+                <w:szCs w:val="18"/>
+                <w:rtl w:val="0"/>
+              </w:rPr>
+              <w:t xml:space="preserve">Completado</w:t>
             </w:r>
           </w:p>
         </w:tc>
@@ -3720,7 +4154,9 @@
               <w:rPr>
                 <w:rFonts w:ascii="Calibri" w:cs="Calibri" w:eastAsia="Calibri" w:hAnsi="Calibri"/>
                 <w:b w:val="1"/>
-                <w:i w:val="1"/>
+                <w:bCs w:val="1"/>
+                <w:i w:val="1"/>
+                <w:iCs w:val="1"/>
                 <w:color w:val="548dd4"/>
                 <w:sz w:val="18"/>
                 <w:szCs w:val="18"/>
@@ -3730,13 +4166,15 @@
               <w:rPr>
                 <w:rFonts w:ascii="Calibri" w:cs="Calibri" w:eastAsia="Calibri" w:hAnsi="Calibri"/>
                 <w:b w:val="1"/>
-                <w:i w:val="1"/>
-                <w:color w:val="548dd4"/>
-                <w:sz w:val="18"/>
-                <w:szCs w:val="18"/>
-                <w:rtl w:val="0"/>
-              </w:rPr>
-              <w:t xml:space="preserve">N/A</w:t>
+                <w:bCs w:val="1"/>
+                <w:i w:val="1"/>
+                <w:iCs w:val="1"/>
+                <w:color w:val="548dd4"/>
+                <w:sz w:val="18"/>
+                <w:szCs w:val="18"/>
+                <w:rtl w:val="0"/>
+              </w:rPr>
+              <w:t xml:space="preserve">Cambio de librerías de angular para el desarrollo de gráficos</w:t>
             </w:r>
           </w:p>
         </w:tc>
@@ -3754,6 +4192,7 @@
               <w:jc w:val="both"/>
               <w:rPr>
                 <w:b w:val="1"/>
+                <w:bCs w:val="1"/>
                 <w:sz w:val="18"/>
                 <w:szCs w:val="18"/>
               </w:rPr>
@@ -3761,6 +4200,7 @@
             <w:r>
               <w:rPr>
                 <w:b w:val="1"/>
+                <w:bCs w:val="1"/>
                 <w:sz w:val="18"/>
                 <w:szCs w:val="18"/>
                 <w:rtl w:val="0"/>
@@ -3777,21 +4217,23 @@
               <w:rPr>
                 <w:rFonts w:ascii="Calibri" w:cs="Calibri" w:eastAsia="Calibri" w:hAnsi="Calibri"/>
                 <w:i w:val="1"/>
-                <w:color w:val="548dd4"/>
-                <w:sz w:val="18"/>
-                <w:szCs w:val="18"/>
-              </w:rPr>
-            </w:pPr>
-            <w:r>
-              <w:rPr>
-                <w:rFonts w:ascii="Calibri" w:cs="Calibri" w:eastAsia="Calibri" w:hAnsi="Calibri"/>
-                <w:i w:val="1"/>
-                <w:color w:val="548dd4"/>
-                <w:sz w:val="18"/>
-                <w:szCs w:val="18"/>
-                <w:rtl w:val="0"/>
-              </w:rPr>
-              <w:t xml:space="preserve">Pruebas y Corrección de Errores</w:t>
+                <w:iCs w:val="1"/>
+                <w:color w:val="548dd4"/>
+                <w:sz w:val="18"/>
+                <w:szCs w:val="18"/>
+              </w:rPr>
+            </w:pPr>
+            <w:r>
+              <w:rPr>
+                <w:rFonts w:ascii="Calibri" w:cs="Calibri" w:eastAsia="Calibri" w:hAnsi="Calibri"/>
+                <w:i w:val="1"/>
+                <w:iCs w:val="1"/>
+                <w:color w:val="548dd4"/>
+                <w:sz w:val="18"/>
+                <w:szCs w:val="18"/>
+                <w:rtl w:val="0"/>
+              </w:rPr>
+              <w:t xml:space="preserve">Pruebas y Corrección de Errores (Continuas)</w:t>
             </w:r>
           </w:p>
         </w:tc>
@@ -3803,21 +4245,27 @@
               <w:rPr>
                 <w:rFonts w:ascii="Calibri" w:cs="Calibri" w:eastAsia="Calibri" w:hAnsi="Calibri"/>
                 <w:i w:val="1"/>
-                <w:color w:val="548dd4"/>
-                <w:sz w:val="18"/>
-                <w:szCs w:val="18"/>
-              </w:rPr>
-            </w:pPr>
-            <w:r>
-              <w:rPr>
-                <w:rFonts w:ascii="Calibri" w:cs="Calibri" w:eastAsia="Calibri" w:hAnsi="Calibri"/>
-                <w:i w:val="1"/>
-                <w:color w:val="548dd4"/>
-                <w:sz w:val="18"/>
-                <w:szCs w:val="18"/>
-                <w:rtl w:val="0"/>
-              </w:rPr>
-              <w:t xml:space="preserve">Software de testing</w:t>
+                <w:iCs w:val="1"/>
+                <w:color w:val="548dd4"/>
+                <w:sz w:val="18"/>
+                <w:szCs w:val="18"/>
+              </w:rPr>
+            </w:pPr>
+            <w:r>
+              <w:rPr>
+                <w:i w:val="1"/>
+                <w:iCs w:val="1"/>
+                <w:color w:val="548dd4"/>
+                <w:sz w:val="18"/>
+                <w:szCs w:val="18"/>
+                <w:rtl w:val="0"/>
+              </w:rPr>
+              <w:t xml:space="preserve">Entorno de ejecución, pruebas manuales</w:t>
+            </w:r>
+            <w:r>
+              <w:rPr>
+                <w:rtl w:val="0"/>
+              </w:rPr>
             </w:r>
           </w:p>
         </w:tc>
@@ -3829,21 +4277,39 @@
               <w:rPr>
                 <w:rFonts w:ascii="Calibri" w:cs="Calibri" w:eastAsia="Calibri" w:hAnsi="Calibri"/>
                 <w:i w:val="1"/>
-                <w:color w:val="548dd4"/>
-                <w:sz w:val="18"/>
-                <w:szCs w:val="18"/>
-              </w:rPr>
-            </w:pPr>
-            <w:r>
-              <w:rPr>
-                <w:rFonts w:ascii="Calibri" w:cs="Calibri" w:eastAsia="Calibri" w:hAnsi="Calibri"/>
-                <w:i w:val="1"/>
-                <w:color w:val="548dd4"/>
-                <w:sz w:val="18"/>
-                <w:szCs w:val="18"/>
-                <w:rtl w:val="0"/>
-              </w:rPr>
-              <w:t xml:space="preserve">Semanas 15-16</w:t>
+                <w:iCs w:val="1"/>
+                <w:color w:val="548dd4"/>
+                <w:sz w:val="18"/>
+                <w:szCs w:val="18"/>
+              </w:rPr>
+            </w:pPr>
+            <w:r>
+              <w:rPr>
+                <w:rFonts w:ascii="Calibri" w:cs="Calibri" w:eastAsia="Calibri" w:hAnsi="Calibri"/>
+                <w:i w:val="1"/>
+                <w:iCs w:val="1"/>
+                <w:color w:val="548dd4"/>
+                <w:sz w:val="18"/>
+                <w:szCs w:val="18"/>
+                <w:rtl w:val="0"/>
+              </w:rPr>
+              <w:t xml:space="preserve">Semanas </w:t>
+            </w:r>
+            <w:r>
+              <w:rPr>
+                <w:i w:val="1"/>
+                <w:iCs w:val="1"/>
+                <w:color w:val="548dd4"/>
+                <w:sz w:val="18"/>
+                <w:szCs w:val="18"/>
+                <w:rtl w:val="0"/>
+              </w:rPr>
+              <w:t xml:space="preserve">8-14</w:t>
+            </w:r>
+            <w:r>
+              <w:rPr>
+                <w:rtl w:val="0"/>
+              </w:rPr>
             </w:r>
           </w:p>
         </w:tc>
@@ -3855,15 +4321,17 @@
               <w:rPr>
                 <w:rFonts w:ascii="Calibri" w:cs="Calibri" w:eastAsia="Calibri" w:hAnsi="Calibri"/>
                 <w:i w:val="1"/>
-                <w:color w:val="548dd4"/>
-                <w:sz w:val="18"/>
-                <w:szCs w:val="18"/>
-              </w:rPr>
-            </w:pPr>
-            <w:r>
-              <w:rPr>
-                <w:rFonts w:ascii="Calibri" w:cs="Calibri" w:eastAsia="Calibri" w:hAnsi="Calibri"/>
-                <w:i w:val="1"/>
+                <w:iCs w:val="1"/>
+                <w:color w:val="548dd4"/>
+                <w:sz w:val="18"/>
+                <w:szCs w:val="18"/>
+              </w:rPr>
+            </w:pPr>
+            <w:r>
+              <w:rPr>
+                <w:rFonts w:ascii="Calibri" w:cs="Calibri" w:eastAsia="Calibri" w:hAnsi="Calibri"/>
+                <w:i w:val="1"/>
+                <w:iCs w:val="1"/>
                 <w:color w:val="548dd4"/>
                 <w:sz w:val="18"/>
                 <w:szCs w:val="18"/>
@@ -3880,22 +4348,37 @@
               <w:jc w:val="both"/>
               <w:rPr>
                 <w:rFonts w:ascii="Calibri" w:cs="Calibri" w:eastAsia="Calibri" w:hAnsi="Calibri"/>
-                <w:i w:val="1"/>
-                <w:color w:val="548dd4"/>
-                <w:sz w:val="18"/>
-                <w:szCs w:val="18"/>
-              </w:rPr>
-            </w:pPr>
-            <w:r>
-              <w:rPr>
-                <w:rFonts w:ascii="Calibri" w:cs="Calibri" w:eastAsia="Calibri" w:hAnsi="Calibri"/>
-                <w:i w:val="1"/>
-                <w:color w:val="548dd4"/>
-                <w:sz w:val="18"/>
-                <w:szCs w:val="18"/>
-                <w:rtl w:val="0"/>
-              </w:rPr>
-              <w:t xml:space="preserve">División de tareas entre el equipo. Dificultad: Encontrar bugs sutiles</w:t>
+                <w:color w:val="548dd4"/>
+                <w:sz w:val="18"/>
+                <w:szCs w:val="18"/>
+              </w:rPr>
+            </w:pPr>
+            <w:r>
+              <w:rPr>
+                <w:b w:val="1"/>
+                <w:bCs w:val="1"/>
+                <w:i w:val="1"/>
+                <w:iCs w:val="1"/>
+                <w:color w:val="548dd4"/>
+                <w:sz w:val="18"/>
+                <w:szCs w:val="18"/>
+                <w:rtl w:val="0"/>
+              </w:rPr>
+              <w:t xml:space="preserve">Facilitador: </w:t>
+            </w:r>
+            <w:r>
+              <w:rPr>
+                <w:color w:val="548dd4"/>
+                <w:sz w:val="18"/>
+                <w:szCs w:val="18"/>
+                <w:rtl w:val="0"/>
+              </w:rPr>
+              <w:t xml:space="preserve">Pruebas realizadas en paralelo al desarrollo (testing continuo) permitieron corrección ágil.</w:t>
+            </w:r>
+            <w:r>
+              <w:rPr>
+                <w:rtl w:val="0"/>
+              </w:rPr>
             </w:r>
           </w:p>
         </w:tc>
@@ -3907,21 +4390,23 @@
               <w:rPr>
                 <w:rFonts w:ascii="Calibri" w:cs="Calibri" w:eastAsia="Calibri" w:hAnsi="Calibri"/>
                 <w:i w:val="1"/>
-                <w:color w:val="548dd4"/>
-                <w:sz w:val="18"/>
-                <w:szCs w:val="18"/>
-              </w:rPr>
-            </w:pPr>
-            <w:r>
-              <w:rPr>
-                <w:rFonts w:ascii="Calibri" w:cs="Calibri" w:eastAsia="Calibri" w:hAnsi="Calibri"/>
-                <w:i w:val="1"/>
-                <w:color w:val="548dd4"/>
-                <w:sz w:val="18"/>
-                <w:szCs w:val="18"/>
-                <w:rtl w:val="0"/>
-              </w:rPr>
-              <w:t xml:space="preserve">No iniciado</w:t>
+                <w:iCs w:val="1"/>
+                <w:color w:val="548dd4"/>
+                <w:sz w:val="18"/>
+                <w:szCs w:val="18"/>
+              </w:rPr>
+            </w:pPr>
+            <w:r>
+              <w:rPr>
+                <w:rFonts w:ascii="Calibri" w:cs="Calibri" w:eastAsia="Calibri" w:hAnsi="Calibri"/>
+                <w:i w:val="1"/>
+                <w:iCs w:val="1"/>
+                <w:color w:val="548dd4"/>
+                <w:sz w:val="18"/>
+                <w:szCs w:val="18"/>
+                <w:rtl w:val="0"/>
+              </w:rPr>
+              <w:t xml:space="preserve">Completado</w:t>
             </w:r>
           </w:p>
         </w:tc>
@@ -3931,25 +4416,51 @@
             <w:pPr>
               <w:jc w:val="both"/>
               <w:rPr>
-                <w:rFonts w:ascii="Calibri" w:cs="Calibri" w:eastAsia="Calibri" w:hAnsi="Calibri"/>
+                <w:color w:val="548dd4"/>
+                <w:sz w:val="18"/>
+                <w:szCs w:val="18"/>
+              </w:rPr>
+            </w:pPr>
+            <w:r>
+              <w:rPr>
                 <w:b w:val="1"/>
-                <w:i w:val="1"/>
-                <w:color w:val="548dd4"/>
-                <w:sz w:val="18"/>
-                <w:szCs w:val="18"/>
-              </w:rPr>
-            </w:pPr>
-            <w:r>
-              <w:rPr>
-                <w:rFonts w:ascii="Calibri" w:cs="Calibri" w:eastAsia="Calibri" w:hAnsi="Calibri"/>
+                <w:bCs w:val="1"/>
+                <w:i w:val="1"/>
+                <w:iCs w:val="1"/>
+                <w:color w:val="548dd4"/>
+                <w:sz w:val="18"/>
+                <w:szCs w:val="18"/>
+                <w:rtl w:val="0"/>
+              </w:rPr>
+              <w:t xml:space="preserve">Ajuste: </w:t>
+            </w:r>
+            <w:r>
+              <w:rPr>
+                <w:color w:val="548dd4"/>
+                <w:sz w:val="18"/>
+                <w:szCs w:val="18"/>
+                <w:rtl w:val="0"/>
+              </w:rPr>
+              <w:t xml:space="preserve">Actividad integrada en la fase de desarrollo</w:t>
+            </w:r>
+          </w:p>
+          <w:p>
+            <w:pPr>
+              <w:jc w:val="both"/>
+              <w:rPr>
                 <w:b w:val="1"/>
-                <w:i w:val="1"/>
-                <w:color w:val="548dd4"/>
-                <w:sz w:val="18"/>
-                <w:szCs w:val="18"/>
-                <w:rtl w:val="0"/>
-              </w:rPr>
-              <w:t xml:space="preserve">N/A</w:t>
+                <w:bCs w:val="1"/>
+                <w:i w:val="1"/>
+                <w:iCs w:val="1"/>
+                <w:color w:val="548dd4"/>
+                <w:sz w:val="18"/>
+                <w:szCs w:val="18"/>
+              </w:rPr>
+            </w:pPr>
+            <w:r>
+              <w:rPr>
+                <w:rtl w:val="0"/>
+              </w:rPr>
             </w:r>
           </w:p>
         </w:tc>
@@ -3967,6 +4478,7 @@
               <w:jc w:val="both"/>
               <w:rPr>
                 <w:b w:val="1"/>
+                <w:bCs w:val="1"/>
                 <w:sz w:val="18"/>
                 <w:szCs w:val="18"/>
               </w:rPr>
@@ -3974,6 +4486,7 @@
             <w:r>
               <w:rPr>
                 <w:b w:val="1"/>
+                <w:bCs w:val="1"/>
                 <w:sz w:val="18"/>
                 <w:szCs w:val="18"/>
                 <w:rtl w:val="0"/>
@@ -3990,15 +4503,17 @@
               <w:rPr>
                 <w:rFonts w:ascii="Calibri" w:cs="Calibri" w:eastAsia="Calibri" w:hAnsi="Calibri"/>
                 <w:i w:val="1"/>
-                <w:color w:val="548dd4"/>
-                <w:sz w:val="18"/>
-                <w:szCs w:val="18"/>
-              </w:rPr>
-            </w:pPr>
-            <w:r>
-              <w:rPr>
-                <w:rFonts w:ascii="Calibri" w:cs="Calibri" w:eastAsia="Calibri" w:hAnsi="Calibri"/>
-                <w:i w:val="1"/>
+                <w:iCs w:val="1"/>
+                <w:color w:val="548dd4"/>
+                <w:sz w:val="18"/>
+                <w:szCs w:val="18"/>
+              </w:rPr>
+            </w:pPr>
+            <w:r>
+              <w:rPr>
+                <w:rFonts w:ascii="Calibri" w:cs="Calibri" w:eastAsia="Calibri" w:hAnsi="Calibri"/>
+                <w:i w:val="1"/>
+                <w:iCs w:val="1"/>
                 <w:color w:val="548dd4"/>
                 <w:sz w:val="18"/>
                 <w:szCs w:val="18"/>
@@ -4016,15 +4531,17 @@
               <w:rPr>
                 <w:rFonts w:ascii="Calibri" w:cs="Calibri" w:eastAsia="Calibri" w:hAnsi="Calibri"/>
                 <w:i w:val="1"/>
-                <w:color w:val="548dd4"/>
-                <w:sz w:val="18"/>
-                <w:szCs w:val="18"/>
-              </w:rPr>
-            </w:pPr>
-            <w:r>
-              <w:rPr>
-                <w:rFonts w:ascii="Calibri" w:cs="Calibri" w:eastAsia="Calibri" w:hAnsi="Calibri"/>
-                <w:i w:val="1"/>
+                <w:iCs w:val="1"/>
+                <w:color w:val="548dd4"/>
+                <w:sz w:val="18"/>
+                <w:szCs w:val="18"/>
+              </w:rPr>
+            </w:pPr>
+            <w:r>
+              <w:rPr>
+                <w:rFonts w:ascii="Calibri" w:cs="Calibri" w:eastAsia="Calibri" w:hAnsi="Calibri"/>
+                <w:i w:val="1"/>
+                <w:iCs w:val="1"/>
                 <w:color w:val="548dd4"/>
                 <w:sz w:val="18"/>
                 <w:szCs w:val="18"/>
@@ -4042,21 +4559,39 @@
               <w:rPr>
                 <w:rFonts w:ascii="Calibri" w:cs="Calibri" w:eastAsia="Calibri" w:hAnsi="Calibri"/>
                 <w:i w:val="1"/>
-                <w:color w:val="548dd4"/>
-                <w:sz w:val="18"/>
-                <w:szCs w:val="18"/>
-              </w:rPr>
-            </w:pPr>
-            <w:r>
-              <w:rPr>
-                <w:rFonts w:ascii="Calibri" w:cs="Calibri" w:eastAsia="Calibri" w:hAnsi="Calibri"/>
-                <w:i w:val="1"/>
-                <w:color w:val="548dd4"/>
-                <w:sz w:val="18"/>
-                <w:szCs w:val="18"/>
-                <w:rtl w:val="0"/>
-              </w:rPr>
-              <w:t xml:space="preserve">Semanas 16-18</w:t>
+                <w:iCs w:val="1"/>
+                <w:color w:val="548dd4"/>
+                <w:sz w:val="18"/>
+                <w:szCs w:val="18"/>
+              </w:rPr>
+            </w:pPr>
+            <w:r>
+              <w:rPr>
+                <w:rFonts w:ascii="Calibri" w:cs="Calibri" w:eastAsia="Calibri" w:hAnsi="Calibri"/>
+                <w:i w:val="1"/>
+                <w:iCs w:val="1"/>
+                <w:color w:val="548dd4"/>
+                <w:sz w:val="18"/>
+                <w:szCs w:val="18"/>
+                <w:rtl w:val="0"/>
+              </w:rPr>
+              <w:t xml:space="preserve">Semanas </w:t>
+            </w:r>
+            <w:r>
+              <w:rPr>
+                <w:i w:val="1"/>
+                <w:iCs w:val="1"/>
+                <w:color w:val="548dd4"/>
+                <w:sz w:val="18"/>
+                <w:szCs w:val="18"/>
+                <w:rtl w:val="0"/>
+              </w:rPr>
+              <w:t xml:space="preserve">8-14</w:t>
+            </w:r>
+            <w:r>
+              <w:rPr>
+                <w:rtl w:val="0"/>
+              </w:rPr>
             </w:r>
           </w:p>
         </w:tc>
@@ -4068,15 +4603,17 @@
               <w:rPr>
                 <w:rFonts w:ascii="Calibri" w:cs="Calibri" w:eastAsia="Calibri" w:hAnsi="Calibri"/>
                 <w:i w:val="1"/>
-                <w:color w:val="548dd4"/>
-                <w:sz w:val="18"/>
-                <w:szCs w:val="18"/>
-              </w:rPr>
-            </w:pPr>
-            <w:r>
-              <w:rPr>
-                <w:rFonts w:ascii="Calibri" w:cs="Calibri" w:eastAsia="Calibri" w:hAnsi="Calibri"/>
-                <w:i w:val="1"/>
+                <w:iCs w:val="1"/>
+                <w:color w:val="548dd4"/>
+                <w:sz w:val="18"/>
+                <w:szCs w:val="18"/>
+              </w:rPr>
+            </w:pPr>
+            <w:r>
+              <w:rPr>
+                <w:rFonts w:ascii="Calibri" w:cs="Calibri" w:eastAsia="Calibri" w:hAnsi="Calibri"/>
+                <w:i w:val="1"/>
+                <w:iCs w:val="1"/>
                 <w:color w:val="548dd4"/>
                 <w:sz w:val="18"/>
                 <w:szCs w:val="18"/>
@@ -4093,22 +4630,37 @@
               <w:jc w:val="both"/>
               <w:rPr>
                 <w:rFonts w:ascii="Calibri" w:cs="Calibri" w:eastAsia="Calibri" w:hAnsi="Calibri"/>
-                <w:i w:val="1"/>
-                <w:color w:val="548dd4"/>
-                <w:sz w:val="18"/>
-                <w:szCs w:val="18"/>
-              </w:rPr>
-            </w:pPr>
-            <w:r>
-              <w:rPr>
-                <w:rFonts w:ascii="Calibri" w:cs="Calibri" w:eastAsia="Calibri" w:hAnsi="Calibri"/>
-                <w:i w:val="1"/>
-                <w:color w:val="548dd4"/>
-                <w:sz w:val="18"/>
-                <w:szCs w:val="18"/>
-                <w:rtl w:val="0"/>
-              </w:rPr>
-              <w:t xml:space="preserve">Tareas claras y definidas</w:t>
+                <w:color w:val="548dd4"/>
+                <w:sz w:val="18"/>
+                <w:szCs w:val="18"/>
+              </w:rPr>
+            </w:pPr>
+            <w:r>
+              <w:rPr>
+                <w:b w:val="1"/>
+                <w:bCs w:val="1"/>
+                <w:i w:val="1"/>
+                <w:iCs w:val="1"/>
+                <w:color w:val="548dd4"/>
+                <w:sz w:val="18"/>
+                <w:szCs w:val="18"/>
+                <w:rtl w:val="0"/>
+              </w:rPr>
+              <w:t xml:space="preserve">Facilitador: </w:t>
+            </w:r>
+            <w:r>
+              <w:rPr>
+                <w:color w:val="548dd4"/>
+                <w:sz w:val="18"/>
+                <w:szCs w:val="18"/>
+                <w:rtl w:val="0"/>
+              </w:rPr>
+              <w:t xml:space="preserve">Documentación generada concurrentemente al desarrollo.</w:t>
+            </w:r>
+            <w:r>
+              <w:rPr>
+                <w:rtl w:val="0"/>
+              </w:rPr>
             </w:r>
           </w:p>
         </w:tc>
@@ -4120,21 +4672,23 @@
               <w:rPr>
                 <w:rFonts w:ascii="Calibri" w:cs="Calibri" w:eastAsia="Calibri" w:hAnsi="Calibri"/>
                 <w:i w:val="1"/>
-                <w:color w:val="548dd4"/>
-                <w:sz w:val="18"/>
-                <w:szCs w:val="18"/>
-              </w:rPr>
-            </w:pPr>
-            <w:r>
-              <w:rPr>
-                <w:rFonts w:ascii="Calibri" w:cs="Calibri" w:eastAsia="Calibri" w:hAnsi="Calibri"/>
-                <w:i w:val="1"/>
-                <w:color w:val="548dd4"/>
-                <w:sz w:val="18"/>
-                <w:szCs w:val="18"/>
-                <w:rtl w:val="0"/>
-              </w:rPr>
-              <w:t xml:space="preserve">No iniciado</w:t>
+                <w:iCs w:val="1"/>
+                <w:color w:val="548dd4"/>
+                <w:sz w:val="18"/>
+                <w:szCs w:val="18"/>
+              </w:rPr>
+            </w:pPr>
+            <w:r>
+              <w:rPr>
+                <w:rFonts w:ascii="Calibri" w:cs="Calibri" w:eastAsia="Calibri" w:hAnsi="Calibri"/>
+                <w:i w:val="1"/>
+                <w:iCs w:val="1"/>
+                <w:color w:val="548dd4"/>
+                <w:sz w:val="18"/>
+                <w:szCs w:val="18"/>
+                <w:rtl w:val="0"/>
+              </w:rPr>
+              <w:t xml:space="preserve">Completado</w:t>
             </w:r>
           </w:p>
         </w:tc>
@@ -4146,266 +4700,36 @@
               <w:rPr>
                 <w:rFonts w:ascii="Calibri" w:cs="Calibri" w:eastAsia="Calibri" w:hAnsi="Calibri"/>
                 <w:b w:val="1"/>
-                <w:i w:val="1"/>
-                <w:color w:val="548dd4"/>
-                <w:sz w:val="18"/>
-                <w:szCs w:val="18"/>
-              </w:rPr>
-            </w:pPr>
-            <w:r>
-              <w:rPr>
-                <w:rFonts w:ascii="Calibri" w:cs="Calibri" w:eastAsia="Calibri" w:hAnsi="Calibri"/>
+                <w:bCs w:val="1"/>
+                <w:i w:val="1"/>
+                <w:iCs w:val="1"/>
+                <w:color w:val="548dd4"/>
+                <w:sz w:val="18"/>
+                <w:szCs w:val="18"/>
+              </w:rPr>
+            </w:pPr>
+            <w:r>
+              <w:rPr>
                 <w:b w:val="1"/>
-                <w:i w:val="1"/>
-                <w:color w:val="548dd4"/>
-                <w:sz w:val="18"/>
-                <w:szCs w:val="18"/>
-                <w:rtl w:val="0"/>
-              </w:rPr>
-              <w:t xml:space="preserve">N/A</w:t>
+                <w:bCs w:val="1"/>
+                <w:i w:val="1"/>
+                <w:iCs w:val="1"/>
+                <w:color w:val="548dd4"/>
+                <w:sz w:val="18"/>
+                <w:szCs w:val="18"/>
+                <w:rtl w:val="0"/>
+              </w:rPr>
+              <w:t xml:space="preserve">Ajuste: Actividad integrada en la fase de desarrollo.</w:t>
+            </w:r>
+            <w:r>
+              <w:rPr>
+                <w:rtl w:val="0"/>
+              </w:rPr>
             </w:r>
           </w:p>
         </w:tc>
       </w:tr>
     </w:tbl>
-    <w:p>
-      <w:pPr>
-        <w:rPr>
-          <w:color w:val="595959"/>
-          <w:sz w:val="24"/>
-          <w:szCs w:val="24"/>
-        </w:rPr>
-      </w:pPr>
-      <w:r>
-        <w:rPr>
-          <w:rtl w:val="0"/>
-        </w:rPr>
-      </w:r>
-    </w:p>
-    <w:p>
-      <w:pPr>
-        <w:rPr>
-          <w:color w:val="595959"/>
-          <w:sz w:val="24"/>
-          <w:szCs w:val="24"/>
-        </w:rPr>
-      </w:pPr>
-      <w:r>
-        <w:rPr>
-          <w:rtl w:val="0"/>
-        </w:rPr>
-      </w:r>
-    </w:p>
-    <w:p>
-      <w:pPr>
-        <w:rPr>
-          <w:color w:val="595959"/>
-          <w:sz w:val="24"/>
-          <w:szCs w:val="24"/>
-        </w:rPr>
-      </w:pPr>
-      <w:r>
-        <w:rPr>
-          <w:rtl w:val="0"/>
-        </w:rPr>
-      </w:r>
-    </w:p>
-    <w:p>
-      <w:pPr>
-        <w:rPr>
-          <w:color w:val="595959"/>
-          <w:sz w:val="24"/>
-          <w:szCs w:val="24"/>
-        </w:rPr>
-      </w:pPr>
-      <w:r>
-        <w:rPr>
-          <w:rtl w:val="0"/>
-        </w:rPr>
-      </w:r>
-    </w:p>
-    <w:p>
-      <w:pPr>
-        <w:rPr>
-          <w:color w:val="595959"/>
-          <w:sz w:val="24"/>
-          <w:szCs w:val="24"/>
-        </w:rPr>
-      </w:pPr>
-      <w:r>
-        <w:rPr>
-          <w:rtl w:val="0"/>
-        </w:rPr>
-      </w:r>
-    </w:p>
-    <w:p>
-      <w:pPr>
-        <w:rPr>
-          <w:color w:val="595959"/>
-          <w:sz w:val="24"/>
-          <w:szCs w:val="24"/>
-        </w:rPr>
-      </w:pPr>
-      <w:r>
-        <w:rPr>
-          <w:rtl w:val="0"/>
-        </w:rPr>
-      </w:r>
-    </w:p>
-    <w:p>
-      <w:pPr>
-        <w:rPr>
-          <w:color w:val="595959"/>
-          <w:sz w:val="24"/>
-          <w:szCs w:val="24"/>
-        </w:rPr>
-      </w:pPr>
-      <w:r>
-        <w:rPr>
-          <w:rtl w:val="0"/>
-        </w:rPr>
-      </w:r>
-    </w:p>
-    <w:p>
-      <w:pPr>
-        <w:rPr>
-          <w:color w:val="595959"/>
-          <w:sz w:val="24"/>
-          <w:szCs w:val="24"/>
-        </w:rPr>
-      </w:pPr>
-      <w:r>
-        <w:rPr>
-          <w:rtl w:val="0"/>
-        </w:rPr>
-      </w:r>
-    </w:p>
-    <w:p>
-      <w:pPr>
-        <w:rPr>
-          <w:color w:val="595959"/>
-          <w:sz w:val="24"/>
-          <w:szCs w:val="24"/>
-        </w:rPr>
-      </w:pPr>
-      <w:r>
-        <w:rPr>
-          <w:rtl w:val="0"/>
-        </w:rPr>
-      </w:r>
-    </w:p>
-    <w:p>
-      <w:pPr>
-        <w:rPr>
-          <w:color w:val="595959"/>
-          <w:sz w:val="24"/>
-          <w:szCs w:val="24"/>
-        </w:rPr>
-      </w:pPr>
-      <w:r>
-        <w:rPr>
-          <w:rtl w:val="0"/>
-        </w:rPr>
-      </w:r>
-    </w:p>
-    <w:p>
-      <w:pPr>
-        <w:rPr>
-          <w:color w:val="595959"/>
-          <w:sz w:val="24"/>
-          <w:szCs w:val="24"/>
-        </w:rPr>
-      </w:pPr>
-      <w:r>
-        <w:rPr>
-          <w:rtl w:val="0"/>
-        </w:rPr>
-      </w:r>
-    </w:p>
-    <w:p>
-      <w:pPr>
-        <w:rPr>
-          <w:color w:val="595959"/>
-          <w:sz w:val="24"/>
-          <w:szCs w:val="24"/>
-        </w:rPr>
-      </w:pPr>
-      <w:r>
-        <w:rPr>
-          <w:rtl w:val="0"/>
-        </w:rPr>
-      </w:r>
-    </w:p>
-    <w:p>
-      <w:pPr>
-        <w:rPr>
-          <w:color w:val="595959"/>
-          <w:sz w:val="24"/>
-          <w:szCs w:val="24"/>
-        </w:rPr>
-      </w:pPr>
-      <w:r>
-        <w:rPr>
-          <w:rtl w:val="0"/>
-        </w:rPr>
-      </w:r>
-    </w:p>
-    <w:p>
-      <w:pPr>
-        <w:rPr>
-          <w:color w:val="595959"/>
-          <w:sz w:val="24"/>
-          <w:szCs w:val="24"/>
-        </w:rPr>
-      </w:pPr>
-      <w:r>
-        <w:rPr>
-          <w:rtl w:val="0"/>
-        </w:rPr>
-      </w:r>
-    </w:p>
-    <w:p>
-      <w:pPr>
-        <w:rPr>
-          <w:color w:val="595959"/>
-          <w:sz w:val="24"/>
-          <w:szCs w:val="24"/>
-        </w:rPr>
-      </w:pPr>
-      <w:r>
-        <w:rPr>
-          <w:rtl w:val="0"/>
-        </w:rPr>
-      </w:r>
-    </w:p>
-    <w:p>
-      <w:pPr>
-        <w:rPr>
-          <w:color w:val="595959"/>
-          <w:sz w:val="24"/>
-          <w:szCs w:val="24"/>
-        </w:rPr>
-      </w:pPr>
-      <w:r>
-        <w:rPr>
-          <w:rtl w:val="0"/>
-        </w:rPr>
-      </w:r>
-    </w:p>
-    <w:p>
-      <w:pPr>
-        <w:rPr>
-          <w:color w:val="595959"/>
-          <w:sz w:val="24"/>
-          <w:szCs w:val="24"/>
-        </w:rPr>
-      </w:pPr>
-      <w:r>
-        <w:rPr>
-          <w:rtl w:val="0"/>
-        </w:rPr>
-      </w:r>
-    </w:p>
     <w:p>
       <w:pPr>
         <w:rPr>
@@ -4459,6 +4783,7 @@
             <w:pPr>
               <w:rPr>
                 <w:b w:val="1"/>
+                <w:bCs w:val="1"/>
                 <w:color w:val="1f3864"/>
                 <w:sz w:val="28"/>
                 <w:szCs w:val="28"/>
@@ -4467,6 +4792,7 @@
             <w:r>
               <w:rPr>
                 <w:b w:val="1"/>
+                <w:bCs w:val="1"/>
                 <w:color w:val="1f3864"/>
                 <w:sz w:val="28"/>
                 <w:szCs w:val="28"/>
@@ -4512,7 +4838,9 @@
               <w:rPr>
                 <w:rFonts w:ascii="Calibri" w:cs="Calibri" w:eastAsia="Calibri" w:hAnsi="Calibri"/>
                 <w:b w:val="0"/>
+                <w:bCs w:val="0"/>
                 <w:i w:val="0"/>
+                <w:iCs w:val="0"/>
                 <w:smallCaps w:val="0"/>
                 <w:strike w:val="0"/>
                 <w:color w:val="1f3864"/>
@@ -4527,7 +4855,9 @@
               <w:rPr>
                 <w:rFonts w:ascii="Calibri" w:cs="Calibri" w:eastAsia="Calibri" w:hAnsi="Calibri"/>
                 <w:b w:val="0"/>
+                <w:bCs w:val="0"/>
                 <w:i w:val="0"/>
+                <w:iCs w:val="0"/>
                 <w:smallCaps w:val="0"/>
                 <w:strike w:val="0"/>
                 <w:color w:val="1f3864"/>
@@ -4595,585 +4925,601 @@
           </w:tcPr>
           <w:p>
             <w:pPr>
+              <w:jc w:val="both"/>
+              <w:rPr>
+                <w:rFonts w:ascii="Calibri" w:cs="Calibri" w:eastAsia="Calibri" w:hAnsi="Calibri"/>
+                <w:i w:val="1"/>
+                <w:iCs w:val="1"/>
+                <w:color w:val="548dd4"/>
+                <w:sz w:val="20"/>
+                <w:szCs w:val="20"/>
+              </w:rPr>
+            </w:pPr>
+            <w:r>
               <w:rPr>
                 <w:rFonts w:ascii="Calibri" w:cs="Calibri" w:eastAsia="Calibri" w:hAnsi="Calibri"/>
                 <w:color w:val="1f3864"/>
-              </w:rPr>
-            </w:pPr>
-            <w:r>
-              <w:rPr>
-                <w:rFonts w:ascii="Calibri" w:cs="Calibri" w:eastAsia="Calibri" w:hAnsi="Calibri"/>
-                <w:color w:val="1f3864"/>
-                <w:rtl w:val="0"/>
-              </w:rPr>
-              <w:t xml:space="preserve">Factores Facilitadores:</w:t>
-            </w:r>
-          </w:p>
-          <w:p>
-            <w:pPr>
-              <w:keepNext w:val="0"/>
-              <w:keepLines w:val="0"/>
-              <w:pageBreakBefore w:val="0"/>
-              <w:widowControl w:val="1"/>
-              <w:numPr>
-                <w:ilvl w:val="0"/>
-                <w:numId w:val="1"/>
-              </w:numPr>
-              <w:pBdr>
-                <w:top w:space="0" w:sz="0" w:val="nil"/>
-                <w:left w:space="0" w:sz="0" w:val="nil"/>
-                <w:bottom w:space="0" w:sz="0" w:val="nil"/>
-                <w:right w:space="0" w:sz="0" w:val="nil"/>
-                <w:between w:space="0" w:sz="0" w:val="nil"/>
-              </w:pBdr>
-              <w:shd w:fill="auto" w:val="clear"/>
-              <w:spacing w:after="0" w:before="0" w:line="259" w:lineRule="auto"/>
-              <w:ind w:left="720" w:right="0" w:hanging="360"/>
-              <w:jc w:val="left"/>
-              <w:rPr>
-                <w:rFonts w:ascii="Calibri" w:cs="Calibri" w:eastAsia="Calibri" w:hAnsi="Calibri"/>
-                <w:b w:val="0"/>
-                <w:i w:val="0"/>
-                <w:smallCaps w:val="0"/>
-                <w:strike w:val="0"/>
-                <w:color w:val="1f3864"/>
-                <w:sz w:val="22"/>
-                <w:szCs w:val="22"/>
-                <w:u w:val="none"/>
-                <w:shd w:fill="auto" w:val="clear"/>
-                <w:vertAlign w:val="baseline"/>
-              </w:rPr>
-            </w:pPr>
-            <w:r>
-              <w:rPr>
-                <w:rFonts w:ascii="Calibri" w:cs="Calibri" w:eastAsia="Calibri" w:hAnsi="Calibri"/>
-                <w:b w:val="0"/>
-                <w:i w:val="0"/>
-                <w:smallCaps w:val="0"/>
-                <w:strike w:val="0"/>
-                <w:color w:val="1f3864"/>
-                <w:sz w:val="22"/>
-                <w:szCs w:val="22"/>
-                <w:u w:val="none"/>
-                <w:shd w:fill="auto" w:val="clear"/>
-                <w:vertAlign w:val="baseline"/>
-                <w:rtl w:val="0"/>
-              </w:rPr>
-              <w:t xml:space="preserve">Claridad en los </w:t>
-            </w:r>
-            <w:r>
-              <w:rPr>
-                <w:color w:val="1f3864"/>
-                <w:rtl w:val="0"/>
-              </w:rPr>
-              <w:t xml:space="preserve">requerimientos</w:t>
-            </w:r>
-            <w:r>
-              <w:rPr>
-                <w:rFonts w:ascii="Calibri" w:cs="Calibri" w:eastAsia="Calibri" w:hAnsi="Calibri"/>
-                <w:b w:val="0"/>
-                <w:i w:val="0"/>
-                <w:smallCaps w:val="0"/>
-                <w:strike w:val="0"/>
-                <w:color w:val="1f3864"/>
-                <w:sz w:val="22"/>
-                <w:szCs w:val="22"/>
-                <w:u w:val="none"/>
-                <w:shd w:fill="auto" w:val="clear"/>
-                <w:vertAlign w:val="baseline"/>
-                <w:rtl w:val="0"/>
-              </w:rPr>
-              <w:t xml:space="preserve">: Desde las primeras semanas, la definición precisa de los requerimientos funcionales y no funcionales ha sido un pilar fundamental. Esto permitió un diseño más directo y eficiente.</w:t>
-            </w:r>
-          </w:p>
-          <w:p>
-            <w:pPr>
-              <w:keepNext w:val="0"/>
-              <w:keepLines w:val="0"/>
-              <w:pageBreakBefore w:val="0"/>
-              <w:widowControl w:val="1"/>
-              <w:numPr>
-                <w:ilvl w:val="0"/>
-                <w:numId w:val="1"/>
-              </w:numPr>
-              <w:pBdr>
-                <w:top w:space="0" w:sz="0" w:val="nil"/>
-                <w:left w:space="0" w:sz="0" w:val="nil"/>
-                <w:bottom w:space="0" w:sz="0" w:val="nil"/>
-                <w:right w:space="0" w:sz="0" w:val="nil"/>
-                <w:between w:space="0" w:sz="0" w:val="nil"/>
-              </w:pBdr>
-              <w:shd w:fill="auto" w:val="clear"/>
-              <w:spacing w:after="0" w:before="0" w:line="259" w:lineRule="auto"/>
-              <w:ind w:left="720" w:right="0" w:hanging="360"/>
-              <w:jc w:val="left"/>
-              <w:rPr>
-                <w:rFonts w:ascii="Calibri" w:cs="Calibri" w:eastAsia="Calibri" w:hAnsi="Calibri"/>
-                <w:b w:val="0"/>
-                <w:i w:val="0"/>
-                <w:smallCaps w:val="0"/>
-                <w:strike w:val="0"/>
-                <w:color w:val="1f3864"/>
-                <w:sz w:val="22"/>
-                <w:szCs w:val="22"/>
-                <w:u w:val="none"/>
-                <w:shd w:fill="auto" w:val="clear"/>
-                <w:vertAlign w:val="baseline"/>
-              </w:rPr>
-            </w:pPr>
-            <w:r>
-              <w:rPr>
-                <w:rFonts w:ascii="Calibri" w:cs="Calibri" w:eastAsia="Calibri" w:hAnsi="Calibri"/>
-                <w:b w:val="0"/>
-                <w:i w:val="0"/>
-                <w:smallCaps w:val="0"/>
-                <w:strike w:val="0"/>
-                <w:color w:val="1f3864"/>
-                <w:sz w:val="22"/>
-                <w:szCs w:val="22"/>
-                <w:u w:val="none"/>
-                <w:shd w:fill="auto" w:val="clear"/>
-                <w:vertAlign w:val="baseline"/>
-                <w:rtl w:val="0"/>
-              </w:rPr>
-              <w:t xml:space="preserve">Experiencia del Equipo: La experiencia previa de los integrantes en desarrollo web (Angular, Node.js) y modelado de bases de datos (PostgreSQL) ha facilitado el inicio rápido de las fases de diseño e implementación.</w:t>
-            </w:r>
-          </w:p>
-          <w:p>
-            <w:pPr>
-              <w:keepNext w:val="0"/>
-              <w:keepLines w:val="0"/>
-              <w:pageBreakBefore w:val="0"/>
-              <w:widowControl w:val="1"/>
-              <w:numPr>
-                <w:ilvl w:val="0"/>
-                <w:numId w:val="1"/>
-              </w:numPr>
-              <w:pBdr>
-                <w:top w:space="0" w:sz="0" w:val="nil"/>
-                <w:left w:space="0" w:sz="0" w:val="nil"/>
-                <w:bottom w:space="0" w:sz="0" w:val="nil"/>
-                <w:right w:space="0" w:sz="0" w:val="nil"/>
-                <w:between w:space="0" w:sz="0" w:val="nil"/>
-              </w:pBdr>
-              <w:shd w:fill="auto" w:val="clear"/>
-              <w:spacing w:after="0" w:before="0" w:line="259" w:lineRule="auto"/>
-              <w:ind w:left="720" w:right="0" w:hanging="360"/>
-              <w:jc w:val="left"/>
-              <w:rPr>
-                <w:rFonts w:ascii="Calibri" w:cs="Calibri" w:eastAsia="Calibri" w:hAnsi="Calibri"/>
-                <w:b w:val="0"/>
-                <w:i w:val="0"/>
-                <w:smallCaps w:val="0"/>
-                <w:strike w:val="0"/>
-                <w:color w:val="1f3864"/>
-                <w:sz w:val="22"/>
-                <w:szCs w:val="22"/>
-                <w:u w:val="none"/>
-                <w:shd w:fill="auto" w:val="clear"/>
-                <w:vertAlign w:val="baseline"/>
-              </w:rPr>
-            </w:pPr>
-            <w:r>
-              <w:rPr>
-                <w:rFonts w:ascii="Calibri" w:cs="Calibri" w:eastAsia="Calibri" w:hAnsi="Calibri"/>
-                <w:b w:val="0"/>
-                <w:i w:val="0"/>
-                <w:smallCaps w:val="0"/>
-                <w:strike w:val="0"/>
-                <w:color w:val="1f3864"/>
-                <w:sz w:val="22"/>
-                <w:szCs w:val="22"/>
-                <w:u w:val="none"/>
-                <w:shd w:fill="auto" w:val="clear"/>
-                <w:vertAlign w:val="baseline"/>
-                <w:rtl w:val="0"/>
-              </w:rPr>
-              <w:t xml:space="preserve">Disponibilidad de Tecnologías: El stack tecnológico seleccionado (Angular, Node.js, PostgreSQL) cuenta con amplia documentación y comunidades activas, lo que acelera la resolución de problemas técnicos.</w:t>
-            </w:r>
-          </w:p>
-          <w:p>
-            <w:pPr>
-              <w:keepNext w:val="0"/>
-              <w:keepLines w:val="0"/>
-              <w:pageBreakBefore w:val="0"/>
-              <w:widowControl w:val="1"/>
-              <w:numPr>
-                <w:ilvl w:val="0"/>
-                <w:numId w:val="1"/>
-              </w:numPr>
-              <w:pBdr>
-                <w:top w:space="0" w:sz="0" w:val="nil"/>
-                <w:left w:space="0" w:sz="0" w:val="nil"/>
-                <w:bottom w:space="0" w:sz="0" w:val="nil"/>
-                <w:right w:space="0" w:sz="0" w:val="nil"/>
-                <w:between w:space="0" w:sz="0" w:val="nil"/>
-              </w:pBdr>
-              <w:shd w:fill="auto" w:val="clear"/>
-              <w:spacing w:after="160" w:before="0" w:line="259" w:lineRule="auto"/>
-              <w:ind w:left="720" w:right="0" w:hanging="360"/>
-              <w:jc w:val="left"/>
-              <w:rPr>
-                <w:rFonts w:ascii="Calibri" w:cs="Calibri" w:eastAsia="Calibri" w:hAnsi="Calibri"/>
-                <w:b w:val="0"/>
-                <w:i w:val="0"/>
-                <w:smallCaps w:val="0"/>
-                <w:strike w:val="0"/>
-                <w:color w:val="1f3864"/>
-                <w:sz w:val="22"/>
-                <w:szCs w:val="22"/>
-                <w:u w:val="none"/>
-                <w:shd w:fill="auto" w:val="clear"/>
-                <w:vertAlign w:val="baseline"/>
-              </w:rPr>
-            </w:pPr>
-            <w:r>
-              <w:rPr>
-                <w:rFonts w:ascii="Calibri" w:cs="Calibri" w:eastAsia="Calibri" w:hAnsi="Calibri"/>
-                <w:b w:val="0"/>
-                <w:i w:val="0"/>
-                <w:smallCaps w:val="0"/>
-                <w:strike w:val="0"/>
-                <w:color w:val="1f3864"/>
-                <w:sz w:val="22"/>
-                <w:szCs w:val="22"/>
-                <w:u w:val="none"/>
-                <w:shd w:fill="auto" w:val="clear"/>
-                <w:vertAlign w:val="baseline"/>
-                <w:rtl w:val="0"/>
-              </w:rPr>
-              <w:t xml:space="preserve">Sincronización continua: La implementación de reuniones ha permitido una comunicación fluida, resolviendo bloqueos y coordinando el desarrollo paralelo de manera efectiva</w:t>
-            </w:r>
-          </w:p>
-          <w:p>
-            <w:pPr>
-              <w:rPr>
-                <w:rFonts w:ascii="Calibri" w:cs="Calibri" w:eastAsia="Calibri" w:hAnsi="Calibri"/>
-                <w:color w:val="1f3864"/>
-              </w:rPr>
-            </w:pPr>
-            <w:r>
-              <w:rPr>
-                <w:rFonts w:ascii="Calibri" w:cs="Calibri" w:eastAsia="Calibri" w:hAnsi="Calibri"/>
-                <w:color w:val="1f3864"/>
-                <w:rtl w:val="0"/>
-              </w:rPr>
-              <w:t xml:space="preserve">Factores Dificultadores:</w:t>
-            </w:r>
-          </w:p>
-          <w:p>
-            <w:pPr>
-              <w:rPr>
-                <w:rFonts w:ascii="Calibri" w:cs="Calibri" w:eastAsia="Calibri" w:hAnsi="Calibri"/>
-                <w:color w:val="1f3864"/>
-              </w:rPr>
-            </w:pPr>
-            <w:r>
-              <w:rPr>
-                <w:rFonts w:ascii="Calibri" w:cs="Calibri" w:eastAsia="Calibri" w:hAnsi="Calibri"/>
-                <w:color w:val="1f3864"/>
-                <w:rtl w:val="0"/>
-              </w:rPr>
-              <w:t xml:space="preserve">Complejidad en la Optimización de Base de Datos: Asegurar la correcta normalización y optimización de la base de datos, incluyendo la decisión e implementación de nuevas tablas y atributos.</w:t>
-            </w:r>
-          </w:p>
-          <w:p>
-            <w:pPr>
-              <w:keepNext w:val="0"/>
-              <w:keepLines w:val="0"/>
-              <w:pageBreakBefore w:val="0"/>
-              <w:widowControl w:val="1"/>
-              <w:numPr>
-                <w:ilvl w:val="0"/>
-                <w:numId w:val="1"/>
-              </w:numPr>
-              <w:pBdr>
-                <w:top w:space="0" w:sz="0" w:val="nil"/>
-                <w:left w:space="0" w:sz="0" w:val="nil"/>
-                <w:bottom w:space="0" w:sz="0" w:val="nil"/>
-                <w:right w:space="0" w:sz="0" w:val="nil"/>
-                <w:between w:space="0" w:sz="0" w:val="nil"/>
-              </w:pBdr>
-              <w:shd w:fill="auto" w:val="clear"/>
-              <w:spacing w:after="160" w:before="0" w:line="259" w:lineRule="auto"/>
-              <w:ind w:left="720" w:right="0" w:hanging="360"/>
-              <w:jc w:val="left"/>
-              <w:rPr>
-                <w:rFonts w:ascii="Calibri" w:cs="Calibri" w:eastAsia="Calibri" w:hAnsi="Calibri"/>
-                <w:b w:val="0"/>
-                <w:i w:val="0"/>
-                <w:smallCaps w:val="0"/>
-                <w:strike w:val="0"/>
-                <w:color w:val="1f3864"/>
-                <w:sz w:val="22"/>
-                <w:szCs w:val="22"/>
-                <w:u w:val="none"/>
-                <w:shd w:fill="auto" w:val="clear"/>
-                <w:vertAlign w:val="baseline"/>
-              </w:rPr>
-            </w:pPr>
-            <w:r>
-              <w:rPr>
-                <w:rFonts w:ascii="Calibri" w:cs="Calibri" w:eastAsia="Calibri" w:hAnsi="Calibri"/>
-                <w:b w:val="0"/>
-                <w:i w:val="0"/>
-                <w:smallCaps w:val="0"/>
-                <w:strike w:val="0"/>
-                <w:color w:val="1f3864"/>
-                <w:sz w:val="22"/>
-                <w:szCs w:val="22"/>
-                <w:u w:val="none"/>
-                <w:shd w:fill="auto" w:val="clear"/>
-                <w:vertAlign w:val="baseline"/>
-                <w:rtl w:val="0"/>
-              </w:rPr>
-              <w:t xml:space="preserve">Acciones: Se dedicó tiempo adicional en la fase de diseño para una revisión con conciencia del modelo ER, validando estas decisiones en equipo.</w:t>
-            </w:r>
-          </w:p>
-          <w:p>
-            <w:pPr>
-              <w:rPr>
-                <w:rFonts w:ascii="Calibri" w:cs="Calibri" w:eastAsia="Calibri" w:hAnsi="Calibri"/>
-                <w:color w:val="1f3864"/>
-              </w:rPr>
-            </w:pPr>
-            <w:r>
-              <w:rPr>
-                <w:rFonts w:ascii="Calibri" w:cs="Calibri" w:eastAsia="Calibri" w:hAnsi="Calibri"/>
-                <w:color w:val="1f3864"/>
-                <w:rtl w:val="0"/>
-              </w:rPr>
-              <w:t xml:space="preserve">Manejo de Seguridad y Validación de Datos: Implementar un control de acceso y validaciones robustas en todos los puntos de entrada para garantizar la seguridad y la integridad de los datos.</w:t>
-            </w:r>
-          </w:p>
-          <w:p>
-            <w:pPr>
-              <w:keepNext w:val="0"/>
-              <w:keepLines w:val="0"/>
-              <w:pageBreakBefore w:val="0"/>
-              <w:widowControl w:val="1"/>
-              <w:numPr>
-                <w:ilvl w:val="0"/>
-                <w:numId w:val="1"/>
-              </w:numPr>
-              <w:pBdr>
-                <w:top w:space="0" w:sz="0" w:val="nil"/>
-                <w:left w:space="0" w:sz="0" w:val="nil"/>
-                <w:bottom w:space="0" w:sz="0" w:val="nil"/>
-                <w:right w:space="0" w:sz="0" w:val="nil"/>
-                <w:between w:space="0" w:sz="0" w:val="nil"/>
-              </w:pBdr>
-              <w:shd w:fill="auto" w:val="clear"/>
-              <w:spacing w:after="160" w:before="0" w:line="259" w:lineRule="auto"/>
-              <w:ind w:left="720" w:right="0" w:hanging="360"/>
-              <w:jc w:val="left"/>
-              <w:rPr>
-                <w:rFonts w:ascii="Calibri" w:cs="Calibri" w:eastAsia="Calibri" w:hAnsi="Calibri"/>
-                <w:b w:val="0"/>
-                <w:i w:val="0"/>
-                <w:smallCaps w:val="0"/>
-                <w:strike w:val="0"/>
-                <w:color w:val="1f3864"/>
-                <w:sz w:val="22"/>
-                <w:szCs w:val="22"/>
-                <w:u w:val="none"/>
-                <w:shd w:fill="auto" w:val="clear"/>
-                <w:vertAlign w:val="baseline"/>
-              </w:rPr>
-            </w:pPr>
-            <w:r>
-              <w:rPr>
-                <w:rFonts w:ascii="Calibri" w:cs="Calibri" w:eastAsia="Calibri" w:hAnsi="Calibri"/>
-                <w:b w:val="0"/>
-                <w:i w:val="0"/>
-                <w:smallCaps w:val="0"/>
-                <w:strike w:val="0"/>
-                <w:color w:val="1f3864"/>
-                <w:sz w:val="22"/>
-                <w:szCs w:val="22"/>
-                <w:u w:val="none"/>
-                <w:shd w:fill="auto" w:val="clear"/>
-                <w:vertAlign w:val="baseline"/>
-                <w:rtl w:val="0"/>
-              </w:rPr>
-              <w:t xml:space="preserve">Acciones: Se </w:t>
-            </w:r>
-            <w:r>
-              <w:rPr>
-                <w:color w:val="1f3864"/>
-                <w:rtl w:val="0"/>
-              </w:rPr>
-              <w:t xml:space="preserve">prioriza</w:t>
-            </w:r>
-            <w:r>
-              <w:rPr>
-                <w:rFonts w:ascii="Calibri" w:cs="Calibri" w:eastAsia="Calibri" w:hAnsi="Calibri"/>
-                <w:b w:val="0"/>
-                <w:i w:val="0"/>
-                <w:smallCaps w:val="0"/>
-                <w:strike w:val="0"/>
-                <w:color w:val="1f3864"/>
-                <w:sz w:val="22"/>
-                <w:szCs w:val="22"/>
-                <w:u w:val="none"/>
-                <w:shd w:fill="auto" w:val="clear"/>
-                <w:vertAlign w:val="baseline"/>
-                <w:rtl w:val="0"/>
-              </w:rPr>
-              <w:t xml:space="preserve"> el desarrollo de middleware y servicios de validación exhaustivos en el backend, y se establecieron revisiones de código específicas para estos componentes críticos.</w:t>
-            </w:r>
-          </w:p>
-          <w:p>
-            <w:pPr>
-              <w:rPr>
-                <w:rFonts w:ascii="Calibri" w:cs="Calibri" w:eastAsia="Calibri" w:hAnsi="Calibri"/>
-                <w:color w:val="1f3864"/>
-              </w:rPr>
-            </w:pPr>
-            <w:r>
-              <w:rPr>
-                <w:rFonts w:ascii="Calibri" w:cs="Calibri" w:eastAsia="Calibri" w:hAnsi="Calibri"/>
-                <w:color w:val="1f3864"/>
-                <w:rtl w:val="0"/>
-              </w:rPr>
-              <w:t xml:space="preserve">Coordinación en Desarrollo Paralelo: Aunque el desarrollo paralelo es </w:t>
-            </w:r>
-            <w:r>
-              <w:rPr>
-                <w:color w:val="1f3864"/>
-                <w:rtl w:val="0"/>
-              </w:rPr>
-              <w:t xml:space="preserve">más</w:t>
-            </w:r>
-            <w:r>
-              <w:rPr>
-                <w:rFonts w:ascii="Calibri" w:cs="Calibri" w:eastAsia="Calibri" w:hAnsi="Calibri"/>
-                <w:color w:val="1f3864"/>
-                <w:rtl w:val="0"/>
-              </w:rPr>
-              <w:t xml:space="preserve"> fácil de crear, mantener la consistencia y asegurar que ambos lados (frontend y backend) avancen de manera sincronizada requiere de mucha coordinación.</w:t>
-            </w:r>
-          </w:p>
-          <w:p>
-            <w:pPr>
-              <w:keepNext w:val="0"/>
-              <w:keepLines w:val="0"/>
-              <w:pageBreakBefore w:val="0"/>
-              <w:widowControl w:val="1"/>
-              <w:numPr>
-                <w:ilvl w:val="0"/>
-                <w:numId w:val="1"/>
-              </w:numPr>
-              <w:pBdr>
-                <w:top w:space="0" w:sz="0" w:val="nil"/>
-                <w:left w:space="0" w:sz="0" w:val="nil"/>
-                <w:bottom w:space="0" w:sz="0" w:val="nil"/>
-                <w:right w:space="0" w:sz="0" w:val="nil"/>
-                <w:between w:space="0" w:sz="0" w:val="nil"/>
-              </w:pBdr>
-              <w:shd w:fill="auto" w:val="clear"/>
-              <w:spacing w:after="160" w:before="0" w:line="259" w:lineRule="auto"/>
-              <w:ind w:left="720" w:right="0" w:hanging="360"/>
-              <w:jc w:val="left"/>
-              <w:rPr>
-                <w:rFonts w:ascii="Calibri" w:cs="Calibri" w:eastAsia="Calibri" w:hAnsi="Calibri"/>
-                <w:b w:val="0"/>
-                <w:i w:val="0"/>
-                <w:smallCaps w:val="0"/>
-                <w:strike w:val="0"/>
-                <w:color w:val="1f3864"/>
-                <w:sz w:val="22"/>
-                <w:szCs w:val="22"/>
-                <w:u w:val="none"/>
-                <w:shd w:fill="auto" w:val="clear"/>
-                <w:vertAlign w:val="baseline"/>
-              </w:rPr>
-            </w:pPr>
-            <w:r>
-              <w:rPr>
-                <w:rFonts w:ascii="Calibri" w:cs="Calibri" w:eastAsia="Calibri" w:hAnsi="Calibri"/>
-                <w:b w:val="0"/>
-                <w:i w:val="0"/>
-                <w:smallCaps w:val="0"/>
-                <w:strike w:val="0"/>
-                <w:color w:val="1f3864"/>
-                <w:sz w:val="22"/>
-                <w:szCs w:val="22"/>
-                <w:u w:val="none"/>
-                <w:shd w:fill="auto" w:val="clear"/>
-                <w:vertAlign w:val="baseline"/>
-                <w:rtl w:val="0"/>
-              </w:rPr>
-              <w:t xml:space="preserve">Acciones: Además de las reuniones de equipo, se establecieron documentación de API claros y documentados para minimizar malentendidos entre las capas.</w:t>
-            </w:r>
-          </w:p>
-          <w:p>
-            <w:pPr>
-              <w:rPr>
-                <w:rFonts w:ascii="Calibri" w:cs="Calibri" w:eastAsia="Calibri" w:hAnsi="Calibri"/>
-                <w:color w:val="1f3864"/>
-              </w:rPr>
-            </w:pPr>
-            <w:r>
-              <w:rPr>
-                <w:rFonts w:ascii="Calibri" w:cs="Calibri" w:eastAsia="Calibri" w:hAnsi="Calibri"/>
-                <w:color w:val="1f3864"/>
-                <w:rtl w:val="0"/>
-              </w:rPr>
-              <w:t xml:space="preserve">Mantenimiento de la Calidad del Código: A medida que la implementación avanza, asegurar que el código se mantenga limpio y optimizado</w:t>
-            </w:r>
-          </w:p>
-          <w:p>
-            <w:pPr>
-              <w:keepNext w:val="0"/>
-              <w:keepLines w:val="0"/>
-              <w:pageBreakBefore w:val="0"/>
-              <w:widowControl w:val="1"/>
-              <w:numPr>
-                <w:ilvl w:val="0"/>
-                <w:numId w:val="1"/>
-              </w:numPr>
-              <w:pBdr>
-                <w:top w:space="0" w:sz="0" w:val="nil"/>
-                <w:left w:space="0" w:sz="0" w:val="nil"/>
-                <w:bottom w:space="0" w:sz="0" w:val="nil"/>
-                <w:right w:space="0" w:sz="0" w:val="nil"/>
-                <w:between w:space="0" w:sz="0" w:val="nil"/>
-              </w:pBdr>
-              <w:shd w:fill="auto" w:val="clear"/>
-              <w:spacing w:after="160" w:before="0" w:line="259" w:lineRule="auto"/>
-              <w:ind w:left="720" w:right="0" w:hanging="360"/>
-              <w:jc w:val="left"/>
-              <w:rPr>
-                <w:rFonts w:ascii="Calibri" w:cs="Calibri" w:eastAsia="Calibri" w:hAnsi="Calibri"/>
-                <w:b w:val="0"/>
-                <w:i w:val="0"/>
-                <w:smallCaps w:val="0"/>
-                <w:strike w:val="0"/>
-                <w:color w:val="1f3864"/>
-                <w:sz w:val="22"/>
-                <w:szCs w:val="22"/>
-                <w:u w:val="none"/>
-                <w:shd w:fill="auto" w:val="clear"/>
-                <w:vertAlign w:val="baseline"/>
-              </w:rPr>
-            </w:pPr>
-            <w:r>
-              <w:rPr>
-                <w:rFonts w:ascii="Calibri" w:cs="Calibri" w:eastAsia="Calibri" w:hAnsi="Calibri"/>
-                <w:b w:val="0"/>
-                <w:i w:val="0"/>
-                <w:smallCaps w:val="0"/>
-                <w:strike w:val="0"/>
-                <w:color w:val="1f3864"/>
-                <w:sz w:val="22"/>
-                <w:szCs w:val="22"/>
-                <w:u w:val="none"/>
-                <w:shd w:fill="auto" w:val="clear"/>
-                <w:vertAlign w:val="baseline"/>
-                <w:rtl w:val="0"/>
-              </w:rPr>
-              <w:t xml:space="preserve">Acciones: Se ha intensificado el uso de herramientas como ESLint y Prettier para forzar estándares</w:t>
+                <w:rtl w:val="0"/>
+              </w:rPr>
+              <w:t xml:space="preserve">Factores que han facilitado y/o dificultado el desarrollo de mi plan de trabajo</w:t>
+            </w:r>
+            <w:r>
+              <w:rPr>
+                <w:rFonts w:ascii="Calibri" w:cs="Calibri" w:eastAsia="Calibri" w:hAnsi="Calibri"/>
+                <w:color w:val="548dd4"/>
+                <w:sz w:val="20"/>
+                <w:szCs w:val="20"/>
+                <w:rtl w:val="0"/>
+              </w:rPr>
+              <w:t xml:space="preserve">: </w:t>
+            </w:r>
+            <w:r>
+              <w:rPr>
+                <w:rtl w:val="0"/>
+              </w:rPr>
+            </w:r>
+          </w:p>
+          <w:p>
+            <w:pPr>
+              <w:jc w:val="both"/>
+              <w:rPr>
+                <w:rFonts w:ascii="Calibri" w:cs="Calibri" w:eastAsia="Calibri" w:hAnsi="Calibri"/>
+                <w:i w:val="1"/>
+                <w:iCs w:val="1"/>
+                <w:color w:val="548dd4"/>
+                <w:sz w:val="20"/>
+                <w:szCs w:val="20"/>
+              </w:rPr>
+            </w:pPr>
+            <w:r>
+              <w:rPr>
+                <w:rFonts w:ascii="Calibri" w:cs="Calibri" w:eastAsia="Calibri" w:hAnsi="Calibri"/>
+                <w:i w:val="1"/>
+                <w:iCs w:val="1"/>
+                <w:color w:val="548dd4"/>
+                <w:sz w:val="20"/>
+                <w:szCs w:val="20"/>
+                <w:rtl w:val="0"/>
+              </w:rPr>
+              <w:t xml:space="preserve">FACTORES FACILITADORES:</w:t>
+            </w:r>
+          </w:p>
+          <w:p>
+            <w:pPr>
+              <w:jc w:val="both"/>
+              <w:rPr>
+                <w:rFonts w:ascii="Calibri" w:cs="Calibri" w:eastAsia="Calibri" w:hAnsi="Calibri"/>
+                <w:i w:val="1"/>
+                <w:iCs w:val="1"/>
+                <w:color w:val="548dd4"/>
+                <w:sz w:val="20"/>
+                <w:szCs w:val="20"/>
+              </w:rPr>
+            </w:pPr>
+            <w:r>
+              <w:rPr>
+                <w:rFonts w:ascii="Calibri" w:cs="Calibri" w:eastAsia="Calibri" w:hAnsi="Calibri"/>
+                <w:i w:val="1"/>
+                <w:iCs w:val="1"/>
+                <w:color w:val="548dd4"/>
+                <w:sz w:val="20"/>
+                <w:szCs w:val="20"/>
+                <w:rtl w:val="0"/>
+              </w:rPr>
+              <w:t xml:space="preserve">El desarrollo del proyecto CarTrack se benefició de diversos factores que facilitaron el cumplimiento del plan de trabajo según lo programado:</w:t>
+            </w:r>
+          </w:p>
+          <w:p>
+            <w:pPr>
+              <w:jc w:val="both"/>
+              <w:rPr>
+                <w:rFonts w:ascii="Calibri" w:cs="Calibri" w:eastAsia="Calibri" w:hAnsi="Calibri"/>
+                <w:i w:val="1"/>
+                <w:iCs w:val="1"/>
+                <w:color w:val="548dd4"/>
+                <w:sz w:val="20"/>
+                <w:szCs w:val="20"/>
+              </w:rPr>
+            </w:pPr>
+            <w:r>
+              <w:rPr>
+                <w:rFonts w:ascii="Calibri" w:cs="Calibri" w:eastAsia="Calibri" w:hAnsi="Calibri"/>
+                <w:i w:val="1"/>
+                <w:iCs w:val="1"/>
+                <w:color w:val="548dd4"/>
+                <w:sz w:val="20"/>
+                <w:szCs w:val="20"/>
+                <w:rtl w:val="0"/>
+              </w:rPr>
+              <w:t xml:space="preserve">1. Claridad en la definición de requerimientos: Desde las primeras semanas, la definición precisa y detallada de los requerimientos funcionales y no funcionales constituyó un pilar fundamental. Esta claridad permitió al equipo trabajar con un entendimiento compartido de los objetivos, reduciendo significativamente las ambigüedades y minimizando los retrabajos en fases posteriores del desarrollo.</w:t>
+            </w:r>
+          </w:p>
+          <w:p>
+            <w:pPr>
+              <w:jc w:val="both"/>
+              <w:rPr>
+                <w:rFonts w:ascii="Calibri" w:cs="Calibri" w:eastAsia="Calibri" w:hAnsi="Calibri"/>
+                <w:i w:val="1"/>
+                <w:iCs w:val="1"/>
+                <w:color w:val="548dd4"/>
+                <w:sz w:val="20"/>
+                <w:szCs w:val="20"/>
+              </w:rPr>
+            </w:pPr>
+            <w:r>
+              <w:rPr>
+                <w:rFonts w:ascii="Calibri" w:cs="Calibri" w:eastAsia="Calibri" w:hAnsi="Calibri"/>
+                <w:i w:val="1"/>
+                <w:iCs w:val="1"/>
+                <w:color w:val="548dd4"/>
+                <w:sz w:val="20"/>
+                <w:szCs w:val="20"/>
+                <w:rtl w:val="0"/>
+              </w:rPr>
+              <w:t xml:space="preserve">2. Experiencia técnica del equipo: La experiencia previa de los integrantes del equipo en desarrollo web (específicamente con tecnologías como Angular y Node.js) y en modelado de bases de datos relacionales facilitó el inicio rápido y eficiente de las fases de diseño e implementación. Los conocimientos complementarios de cada miembro permitieron una distribución estratégica de responsabilidades según las fortalezas individuales.</w:t>
+            </w:r>
+          </w:p>
+          <w:p>
+            <w:pPr>
+              <w:jc w:val="both"/>
+              <w:rPr>
+                <w:rFonts w:ascii="Calibri" w:cs="Calibri" w:eastAsia="Calibri" w:hAnsi="Calibri"/>
+                <w:i w:val="1"/>
+                <w:iCs w:val="1"/>
+                <w:color w:val="548dd4"/>
+                <w:sz w:val="20"/>
+                <w:szCs w:val="20"/>
+              </w:rPr>
+            </w:pPr>
+            <w:r>
+              <w:rPr>
+                <w:rFonts w:ascii="Calibri" w:cs="Calibri" w:eastAsia="Calibri" w:hAnsi="Calibri"/>
+                <w:i w:val="1"/>
+                <w:iCs w:val="1"/>
+                <w:color w:val="548dd4"/>
+                <w:sz w:val="20"/>
+                <w:szCs w:val="20"/>
+                <w:rtl w:val="0"/>
+              </w:rPr>
+              <w:t xml:space="preserve">3. Disponibilidad y madurez de las tecnologías seleccionadas: El stack tecnológico elegido (Angular, Node.js, Express, PostgreSQL) cuenta con amplia documentación oficial, comunidades activas de desarrolladores y herramientas de soporte robustas. Esto aceleró significativamente la resolución de problemas técnicos y facilitó la adopción de buenas prácticas reconocidas en la industria.</w:t>
+            </w:r>
+          </w:p>
+          <w:p>
+            <w:pPr>
+              <w:jc w:val="both"/>
+              <w:rPr>
+                <w:rFonts w:ascii="Calibri" w:cs="Calibri" w:eastAsia="Calibri" w:hAnsi="Calibri"/>
+                <w:i w:val="1"/>
+                <w:iCs w:val="1"/>
+                <w:color w:val="548dd4"/>
+                <w:sz w:val="20"/>
+                <w:szCs w:val="20"/>
+              </w:rPr>
+            </w:pPr>
+            <w:r>
+              <w:rPr>
+                <w:rFonts w:ascii="Calibri" w:cs="Calibri" w:eastAsia="Calibri" w:hAnsi="Calibri"/>
+                <w:i w:val="1"/>
+                <w:iCs w:val="1"/>
+                <w:color w:val="548dd4"/>
+                <w:sz w:val="20"/>
+                <w:szCs w:val="20"/>
+                <w:rtl w:val="0"/>
+              </w:rPr>
+              <w:t xml:space="preserve">4. Sincronización y comunicación continua: La implementación de reuniones semanales permitió mantener una comunicación fluida entre los miembros del equipo. Esta práctica fue crucial para identificar y resolver bloqueos de manera proactiva, coordinar el desarrollo paralelo de frontend y backend, y mantener la alineación en los objetivos.</w:t>
+            </w:r>
+          </w:p>
+          <w:p>
+            <w:pPr>
+              <w:jc w:val="both"/>
+              <w:rPr>
+                <w:rFonts w:ascii="Calibri" w:cs="Calibri" w:eastAsia="Calibri" w:hAnsi="Calibri"/>
+                <w:i w:val="1"/>
+                <w:iCs w:val="1"/>
+                <w:color w:val="548dd4"/>
+                <w:sz w:val="20"/>
+                <w:szCs w:val="20"/>
+              </w:rPr>
+            </w:pPr>
+            <w:r>
+              <w:rPr>
+                <w:rFonts w:ascii="Calibri" w:cs="Calibri" w:eastAsia="Calibri" w:hAnsi="Calibri"/>
+                <w:i w:val="1"/>
+                <w:iCs w:val="1"/>
+                <w:color w:val="548dd4"/>
+                <w:sz w:val="20"/>
+                <w:szCs w:val="20"/>
+                <w:rtl w:val="0"/>
+              </w:rPr>
+              <w:t xml:space="preserve">5. Retroalimentación oportuna del docente: Las sugerencias, correcciones y orientaciones del docente durante las fases tempranas del proyecto permitieron al equipo identificar y corregir aspectos críticos del diseño antes de que estos impactaran negativamente en las fases de implementación, mejorando sustancialmente la calidad general del producto final.</w:t>
+            </w:r>
+          </w:p>
+          <w:p>
+            <w:pPr>
+              <w:jc w:val="both"/>
+              <w:rPr>
+                <w:rFonts w:ascii="Calibri" w:cs="Calibri" w:eastAsia="Calibri" w:hAnsi="Calibri"/>
+                <w:i w:val="1"/>
+                <w:iCs w:val="1"/>
+                <w:color w:val="548dd4"/>
+                <w:sz w:val="20"/>
+                <w:szCs w:val="20"/>
+              </w:rPr>
+            </w:pPr>
+            <w:r>
+              <w:rPr>
+                <w:rFonts w:ascii="Calibri" w:cs="Calibri" w:eastAsia="Calibri" w:hAnsi="Calibri"/>
+                <w:i w:val="1"/>
+                <w:iCs w:val="1"/>
+                <w:color w:val="548dd4"/>
+                <w:sz w:val="20"/>
+                <w:szCs w:val="20"/>
+                <w:rtl w:val="0"/>
+              </w:rPr>
+              <w:t xml:space="preserve">6. Uso disciplinado de control de versiones: La implementación de Git como sistema de control de versiones y la adopción de una metodología de clara permitieron que el equipo trabajara en paralelo sin conflictos significativos, facilitando además las revisiones de código y permitiendo rollback cuando fue necesario.</w:t>
+            </w:r>
+          </w:p>
+          <w:p>
+            <w:pPr>
+              <w:jc w:val="both"/>
+              <w:rPr>
+                <w:b w:val="1"/>
+                <w:bCs w:val="1"/>
+                <w:i w:val="1"/>
+                <w:iCs w:val="1"/>
+                <w:color w:val="548dd4"/>
+                <w:sz w:val="20"/>
+                <w:szCs w:val="20"/>
+              </w:rPr>
+            </w:pPr>
+            <w:r>
+              <w:rPr>
+                <w:b w:val="1"/>
+                <w:bCs w:val="1"/>
+                <w:i w:val="1"/>
+                <w:iCs w:val="1"/>
+                <w:color w:val="548dd4"/>
+                <w:sz w:val="20"/>
+                <w:szCs w:val="20"/>
+                <w:rtl w:val="0"/>
+              </w:rPr>
+              <w:t xml:space="preserve">7. Adopción de Pruebas y Documentación Continuas:</w:t>
+            </w:r>
+            <w:r>
+              <w:rPr>
+                <w:i w:val="1"/>
+                <w:iCs w:val="1"/>
+                <w:color w:val="548dd4"/>
+                <w:sz w:val="20"/>
+                <w:szCs w:val="20"/>
+                <w:rtl w:val="0"/>
+              </w:rPr>
+              <w:t xml:space="preserve"> Integrar las pruebas y la documentación durante el desarrollo (semanas 8-14), en lugar de dejarlas como fases finales, permitió al equipo asegurar una calidad constante, corregir errores de forma inmediata y </w:t>
+            </w:r>
+            <w:r>
+              <w:rPr>
+                <w:b w:val="1"/>
+                <w:bCs w:val="1"/>
+                <w:i w:val="1"/>
+                <w:iCs w:val="1"/>
+                <w:color w:val="548dd4"/>
+                <w:sz w:val="20"/>
+                <w:szCs w:val="20"/>
+                <w:rtl w:val="0"/>
+              </w:rPr>
+              <w:t xml:space="preserve">adelantar la fecha de entrega del proyecto</w:t>
+            </w:r>
+          </w:p>
+          <w:p>
+            <w:pPr>
+              <w:jc w:val="both"/>
+              <w:rPr>
+                <w:b w:val="1"/>
+                <w:bCs w:val="1"/>
+                <w:i w:val="1"/>
+                <w:iCs w:val="1"/>
+                <w:color w:val="548dd4"/>
+                <w:sz w:val="20"/>
+                <w:szCs w:val="20"/>
+              </w:rPr>
+            </w:pPr>
+            <w:r>
+              <w:rPr>
+                <w:rtl w:val="0"/>
+              </w:rPr>
+            </w:r>
+          </w:p>
+          <w:p>
+            <w:pPr>
+              <w:jc w:val="both"/>
+              <w:rPr>
+                <w:rFonts w:ascii="Calibri" w:cs="Calibri" w:eastAsia="Calibri" w:hAnsi="Calibri"/>
+                <w:i w:val="1"/>
+                <w:iCs w:val="1"/>
+                <w:color w:val="548dd4"/>
+                <w:sz w:val="20"/>
+                <w:szCs w:val="20"/>
+              </w:rPr>
+            </w:pPr>
+            <w:r>
+              <w:rPr>
+                <w:rFonts w:ascii="Calibri" w:cs="Calibri" w:eastAsia="Calibri" w:hAnsi="Calibri"/>
+                <w:i w:val="1"/>
+                <w:iCs w:val="1"/>
+                <w:color w:val="548dd4"/>
+                <w:sz w:val="20"/>
+                <w:szCs w:val="20"/>
+                <w:rtl w:val="0"/>
+              </w:rPr>
+              <w:t xml:space="preserve">FACTORES DIFICULTADORES Y ACCIONES TOMADAS:</w:t>
+            </w:r>
+          </w:p>
+          <w:p>
+            <w:pPr>
+              <w:jc w:val="both"/>
+              <w:rPr>
+                <w:rFonts w:ascii="Calibri" w:cs="Calibri" w:eastAsia="Calibri" w:hAnsi="Calibri"/>
+                <w:i w:val="1"/>
+                <w:iCs w:val="1"/>
+                <w:color w:val="548dd4"/>
+                <w:sz w:val="20"/>
+                <w:szCs w:val="20"/>
+              </w:rPr>
+            </w:pPr>
+            <w:r>
+              <w:rPr>
+                <w:rFonts w:ascii="Calibri" w:cs="Calibri" w:eastAsia="Calibri" w:hAnsi="Calibri"/>
+                <w:i w:val="1"/>
+                <w:iCs w:val="1"/>
+                <w:color w:val="548dd4"/>
+                <w:sz w:val="20"/>
+                <w:szCs w:val="20"/>
+                <w:rtl w:val="0"/>
+              </w:rPr>
+              <w:t xml:space="preserve">A pesar de los facilitadores mencionados, el equipo enfrentó diversos desafíos durante la ejecución del proyecto:</w:t>
+            </w:r>
+          </w:p>
+          <w:p>
+            <w:pPr>
+              <w:jc w:val="both"/>
+              <w:rPr>
+                <w:rFonts w:ascii="Calibri" w:cs="Calibri" w:eastAsia="Calibri" w:hAnsi="Calibri"/>
+                <w:i w:val="1"/>
+                <w:iCs w:val="1"/>
+                <w:color w:val="548dd4"/>
+                <w:sz w:val="20"/>
+                <w:szCs w:val="20"/>
+              </w:rPr>
+            </w:pPr>
+            <w:r>
+              <w:rPr>
+                <w:rFonts w:ascii="Calibri" w:cs="Calibri" w:eastAsia="Calibri" w:hAnsi="Calibri"/>
+                <w:i w:val="1"/>
+                <w:iCs w:val="1"/>
+                <w:color w:val="548dd4"/>
+                <w:sz w:val="20"/>
+                <w:szCs w:val="20"/>
+                <w:rtl w:val="0"/>
+              </w:rPr>
+              <w:t xml:space="preserve">1. Complejidad en la optimización de la base de datos</w:t>
+            </w:r>
+          </w:p>
+          <w:p>
+            <w:pPr>
+              <w:jc w:val="both"/>
+              <w:rPr>
+                <w:rFonts w:ascii="Calibri" w:cs="Calibri" w:eastAsia="Calibri" w:hAnsi="Calibri"/>
+                <w:i w:val="1"/>
+                <w:iCs w:val="1"/>
+                <w:color w:val="548dd4"/>
+                <w:sz w:val="20"/>
+                <w:szCs w:val="20"/>
+              </w:rPr>
+            </w:pPr>
+            <w:r>
+              <w:rPr>
+                <w:rFonts w:ascii="Calibri" w:cs="Calibri" w:eastAsia="Calibri" w:hAnsi="Calibri"/>
+                <w:i w:val="1"/>
+                <w:iCs w:val="1"/>
+                <w:color w:val="548dd4"/>
+                <w:sz w:val="20"/>
+                <w:szCs w:val="20"/>
+                <w:rtl w:val="0"/>
+              </w:rPr>
+              <w:t xml:space="preserve">Dificultad: Asegurar la correcta normalización de la base de datos mientras se mantenía un rendimiento óptimo representó un desafío considerable. El equipo debió tomar decisiones complejas sobre cuándo normalizar estrictamente y cuándo desnormalizar estratégicamente para mejorar el rendimiento de consultas frecuentes. La decisión de implementar nuevas tablas y atributos requirió análisis exhaustivo de los patrones de acceso a datos.</w:t>
+            </w:r>
+          </w:p>
+          <w:p>
+            <w:pPr>
+              <w:jc w:val="both"/>
+              <w:rPr>
+                <w:rFonts w:ascii="Calibri" w:cs="Calibri" w:eastAsia="Calibri" w:hAnsi="Calibri"/>
+                <w:i w:val="1"/>
+                <w:iCs w:val="1"/>
+                <w:color w:val="548dd4"/>
+                <w:sz w:val="20"/>
+                <w:szCs w:val="20"/>
+              </w:rPr>
+            </w:pPr>
+            <w:r>
+              <w:rPr>
+                <w:rFonts w:ascii="Calibri" w:cs="Calibri" w:eastAsia="Calibri" w:hAnsi="Calibri"/>
+                <w:i w:val="1"/>
+                <w:iCs w:val="1"/>
+                <w:color w:val="548dd4"/>
+                <w:sz w:val="20"/>
+                <w:szCs w:val="20"/>
+                <w:rtl w:val="0"/>
+              </w:rPr>
+              <w:t xml:space="preserve">Acciones tomadas: El equipo dedicó tiempo adicional durante la fase de diseño para realizar revisiones iterativas y conscientes del modelo ER. Se organizaron sesiones de trabajo colaborativo donde se validaron las decisiones en equipo, considerando escenarios futuros de uso. Se implementaron índices estratégicos basados en perfiles de consulta identificados. Se realizaron pruebas de rendimiento tempranas para identificar cuellos de botella antes de pasar a producción.</w:t>
+            </w:r>
+          </w:p>
+          <w:p>
+            <w:pPr>
+              <w:jc w:val="both"/>
+              <w:rPr>
+                <w:rFonts w:ascii="Calibri" w:cs="Calibri" w:eastAsia="Calibri" w:hAnsi="Calibri"/>
+                <w:i w:val="1"/>
+                <w:iCs w:val="1"/>
+                <w:color w:val="548dd4"/>
+                <w:sz w:val="20"/>
+                <w:szCs w:val="20"/>
+              </w:rPr>
+            </w:pPr>
+            <w:r>
+              <w:rPr>
+                <w:rFonts w:ascii="Calibri" w:cs="Calibri" w:eastAsia="Calibri" w:hAnsi="Calibri"/>
+                <w:i w:val="1"/>
+                <w:iCs w:val="1"/>
+                <w:color w:val="548dd4"/>
+                <w:sz w:val="20"/>
+                <w:szCs w:val="20"/>
+                <w:rtl w:val="0"/>
+              </w:rPr>
+              <w:t xml:space="preserve">2. Manejo de seguridad y validación de datos</w:t>
+            </w:r>
+          </w:p>
+          <w:p>
+            <w:pPr>
+              <w:jc w:val="both"/>
+              <w:rPr>
+                <w:rFonts w:ascii="Calibri" w:cs="Calibri" w:eastAsia="Calibri" w:hAnsi="Calibri"/>
+                <w:i w:val="1"/>
+                <w:iCs w:val="1"/>
+                <w:color w:val="548dd4"/>
+                <w:sz w:val="20"/>
+                <w:szCs w:val="20"/>
+              </w:rPr>
+            </w:pPr>
+            <w:r>
+              <w:rPr>
+                <w:rFonts w:ascii="Calibri" w:cs="Calibri" w:eastAsia="Calibri" w:hAnsi="Calibri"/>
+                <w:i w:val="1"/>
+                <w:iCs w:val="1"/>
+                <w:color w:val="548dd4"/>
+                <w:sz w:val="20"/>
+                <w:szCs w:val="20"/>
+                <w:rtl w:val="0"/>
+              </w:rPr>
+              <w:t xml:space="preserve">Dificultad: Implementar un sistema robusto de control de acceso basado en roles y establecer validaciones exhaustivas en todos los puntos de entrada del sistema requirió consideración meticulosa y múltiples capas de protección. La seguridad en aplicaciones que manejan datos sensibles (información vehicular, documentos personales) es crítica y no puede comprometerse.</w:t>
+            </w:r>
+          </w:p>
+          <w:p>
+            <w:pPr>
+              <w:jc w:val="both"/>
+              <w:rPr>
+                <w:rFonts w:ascii="Calibri" w:cs="Calibri" w:eastAsia="Calibri" w:hAnsi="Calibri"/>
+                <w:i w:val="1"/>
+                <w:iCs w:val="1"/>
+                <w:color w:val="548dd4"/>
+                <w:sz w:val="20"/>
+                <w:szCs w:val="20"/>
+              </w:rPr>
+            </w:pPr>
+            <w:r>
+              <w:rPr>
+                <w:rFonts w:ascii="Calibri" w:cs="Calibri" w:eastAsia="Calibri" w:hAnsi="Calibri"/>
+                <w:i w:val="1"/>
+                <w:iCs w:val="1"/>
+                <w:color w:val="548dd4"/>
+                <w:sz w:val="20"/>
+                <w:szCs w:val="20"/>
+                <w:rtl w:val="0"/>
+              </w:rPr>
+              <w:t xml:space="preserve">Acciones tomadas: El equipo priorizó el desarrollo de middleware de validación especializado y servicios de autenticación robustos como tareas de alta prioridad. Se establecieron revisiones de código específicas para todos los componentes relacionados con seguridad, asegurando que múltiples miembros del equipo verificaran cada implementación. Se implementó autenticación JWT con renovación automática de tokens y se estableció un sistema de logging detallado para auditoría de accesos y detección de intentos de acceso no autorizado.</w:t>
+            </w:r>
+          </w:p>
+          <w:p>
+            <w:pPr>
+              <w:jc w:val="both"/>
+              <w:rPr>
+                <w:rFonts w:ascii="Calibri" w:cs="Calibri" w:eastAsia="Calibri" w:hAnsi="Calibri"/>
+                <w:i w:val="1"/>
+                <w:iCs w:val="1"/>
+                <w:color w:val="548dd4"/>
+                <w:sz w:val="20"/>
+                <w:szCs w:val="20"/>
+              </w:rPr>
+            </w:pPr>
+            <w:r>
+              <w:rPr>
+                <w:rFonts w:ascii="Calibri" w:cs="Calibri" w:eastAsia="Calibri" w:hAnsi="Calibri"/>
+                <w:i w:val="1"/>
+                <w:iCs w:val="1"/>
+                <w:color w:val="548dd4"/>
+                <w:sz w:val="20"/>
+                <w:szCs w:val="20"/>
+                <w:rtl w:val="0"/>
+              </w:rPr>
+              <w:t xml:space="preserve">3. Coordinación en el desarrollo paralelo</w:t>
+            </w:r>
+          </w:p>
+          <w:p>
+            <w:pPr>
+              <w:jc w:val="both"/>
+              <w:rPr>
+                <w:rFonts w:ascii="Calibri" w:cs="Calibri" w:eastAsia="Calibri" w:hAnsi="Calibri"/>
+                <w:i w:val="1"/>
+                <w:iCs w:val="1"/>
+                <w:color w:val="548dd4"/>
+                <w:sz w:val="20"/>
+                <w:szCs w:val="20"/>
+              </w:rPr>
+            </w:pPr>
+            <w:r>
+              <w:rPr>
+                <w:rtl w:val="0"/>
+              </w:rPr>
+            </w:r>
+          </w:p>
+          <w:p>
+            <w:pPr>
+              <w:jc w:val="both"/>
+              <w:rPr>
+                <w:rFonts w:ascii="Calibri" w:cs="Calibri" w:eastAsia="Calibri" w:hAnsi="Calibri"/>
+                <w:i w:val="1"/>
+                <w:iCs w:val="1"/>
+                <w:color w:val="548dd4"/>
+                <w:sz w:val="20"/>
+                <w:szCs w:val="20"/>
+              </w:rPr>
+            </w:pPr>
+            <w:r>
+              <w:rPr>
+                <w:rFonts w:ascii="Calibri" w:cs="Calibri" w:eastAsia="Calibri" w:hAnsi="Calibri"/>
+                <w:i w:val="1"/>
+                <w:iCs w:val="1"/>
+                <w:color w:val="548dd4"/>
+                <w:sz w:val="20"/>
+                <w:szCs w:val="20"/>
+                <w:rtl w:val="0"/>
+              </w:rPr>
+              <w:t xml:space="preserve">Dificultad: Aunque el desarrollo paralelo de frontend y backend maximiza la productividad del equipo, mantener la consistencia entre ambas capas y asegurar que avancen de manera sincronizada requirió coordinación constante. Los cambios en la estructura de datos o en los contratos de API podían generar incompatibilidades si no se comunicaban adecuadamente.</w:t>
+            </w:r>
+          </w:p>
+          <w:p>
+            <w:pPr>
+              <w:jc w:val="both"/>
+              <w:rPr>
+                <w:rFonts w:ascii="Calibri" w:cs="Calibri" w:eastAsia="Calibri" w:hAnsi="Calibri"/>
+                <w:i w:val="1"/>
+                <w:iCs w:val="1"/>
+                <w:color w:val="548dd4"/>
+                <w:sz w:val="20"/>
+                <w:szCs w:val="20"/>
+              </w:rPr>
+            </w:pPr>
+            <w:r>
+              <w:rPr>
+                <w:rFonts w:ascii="Calibri" w:cs="Calibri" w:eastAsia="Calibri" w:hAnsi="Calibri"/>
+                <w:i w:val="1"/>
+                <w:iCs w:val="1"/>
+                <w:color w:val="548dd4"/>
+                <w:sz w:val="20"/>
+                <w:szCs w:val="20"/>
+                <w:rtl w:val="0"/>
+              </w:rPr>
+              <w:t xml:space="preserve">Acciones tomadas: Además de las reuniones regulares del equipo, se establecieron documentación clara. Se implementó versionamiento semántico de la API para manejar cambios de manera controlada. Se estableció una política de comunicación inmediata cuando se realizaban cambios que afectaban las interfaces entre capas. Se utilizó documentación viva que se actualizaba automáticamente con cada cambio en el código.</w:t>
             </w:r>
           </w:p>
         </w:tc>
@@ -5234,6 +5580,7 @@
               <w:rPr>
                 <w:rFonts w:ascii="Calibri" w:cs="Calibri" w:eastAsia="Calibri" w:hAnsi="Calibri"/>
                 <w:i w:val="1"/>
+                <w:iCs w:val="1"/>
                 <w:color w:val="548dd4"/>
                 <w:sz w:val="20"/>
                 <w:szCs w:val="20"/>
@@ -5255,333 +5602,410 @@
           </w:p>
           <w:p>
             <w:pPr>
-              <w:jc w:val="both"/>
-              <w:rPr>
-                <w:rFonts w:ascii="Calibri" w:cs="Calibri" w:eastAsia="Calibri" w:hAnsi="Calibri"/>
-                <w:i w:val="1"/>
-                <w:color w:val="548dd4"/>
-                <w:sz w:val="20"/>
-                <w:szCs w:val="20"/>
-              </w:rPr>
-            </w:pPr>
-            <w:r>
-              <w:rPr>
-                <w:rFonts w:ascii="Calibri" w:cs="Calibri" w:eastAsia="Calibri" w:hAnsi="Calibri"/>
-                <w:i w:val="1"/>
-                <w:color w:val="548dd4"/>
-                <w:sz w:val="20"/>
-                <w:szCs w:val="20"/>
-                <w:rtl w:val="0"/>
-              </w:rPr>
-              <w:t xml:space="preserve">No se han eliminado actividades. Los ajustes realizados se centran en la metodología y el enfoque de ejecución de actividades existentes:</w:t>
-            </w:r>
-          </w:p>
-          <w:p>
-            <w:pPr>
-              <w:keepNext w:val="0"/>
-              <w:keepLines w:val="0"/>
-              <w:pageBreakBefore w:val="0"/>
-              <w:widowControl w:val="1"/>
+              <w:spacing w:after="240" w:before="240" w:lineRule="auto"/>
+              <w:jc w:val="both"/>
+              <w:rPr>
+                <w:i w:val="1"/>
+                <w:iCs w:val="1"/>
+                <w:color w:val="548dd4"/>
+                <w:sz w:val="20"/>
+                <w:szCs w:val="20"/>
+              </w:rPr>
+            </w:pPr>
+            <w:r>
+              <w:rPr>
+                <w:i w:val="1"/>
+                <w:iCs w:val="1"/>
+                <w:color w:val="548dd4"/>
+                <w:sz w:val="20"/>
+                <w:szCs w:val="20"/>
+                <w:rtl w:val="0"/>
+              </w:rPr>
+              <w:t xml:space="preserve">No se </w:t>
+            </w:r>
+            <w:r>
+              <w:rPr>
+                <w:b w:val="1"/>
+                <w:bCs w:val="1"/>
+                <w:i w:val="1"/>
+                <w:iCs w:val="1"/>
+                <w:color w:val="548dd4"/>
+                <w:sz w:val="20"/>
+                <w:szCs w:val="20"/>
+                <w:rtl w:val="0"/>
+              </w:rPr>
+              <w:t xml:space="preserve">eliminaron</w:t>
+            </w:r>
+            <w:r>
+              <w:rPr>
+                <w:i w:val="1"/>
+                <w:iCs w:val="1"/>
+                <w:color w:val="548dd4"/>
+                <w:sz w:val="20"/>
+                <w:szCs w:val="20"/>
+                <w:rtl w:val="0"/>
+              </w:rPr>
+              <w:t xml:space="preserve"> actividades del plan de trabajo original. Los ajustes realizados se centraron en la metodología de ejecución, lo que permitió una </w:t>
+            </w:r>
+            <w:r>
+              <w:rPr>
+                <w:b w:val="1"/>
+                <w:bCs w:val="1"/>
+                <w:i w:val="1"/>
+                <w:iCs w:val="1"/>
+                <w:color w:val="548dd4"/>
+                <w:sz w:val="20"/>
+                <w:szCs w:val="20"/>
+                <w:rtl w:val="0"/>
+              </w:rPr>
+              <w:t xml:space="preserve">finalización anticipada del proyecto en la Semana 14.</w:t>
+            </w:r>
+            <w:r>
+              <w:rPr>
+                <w:rtl w:val="0"/>
+              </w:rPr>
+            </w:r>
+          </w:p>
+          <w:p>
+            <w:pPr>
+              <w:jc w:val="both"/>
+              <w:rPr>
+                <w:rFonts w:ascii="Calibri" w:cs="Calibri" w:eastAsia="Calibri" w:hAnsi="Calibri"/>
+                <w:i w:val="1"/>
+                <w:iCs w:val="1"/>
+                <w:color w:val="548dd4"/>
+                <w:sz w:val="20"/>
+                <w:szCs w:val="20"/>
+              </w:rPr>
+            </w:pPr>
+            <w:r>
+              <w:rPr>
+                <w:rFonts w:ascii="Calibri" w:cs="Calibri" w:eastAsia="Calibri" w:hAnsi="Calibri"/>
+                <w:i w:val="1"/>
+                <w:iCs w:val="1"/>
+                <w:color w:val="548dd4"/>
+                <w:sz w:val="20"/>
+                <w:szCs w:val="20"/>
+                <w:rtl w:val="0"/>
+              </w:rPr>
+              <w:t xml:space="preserve">Ajuste 1: Transición a desarrollo paralelo de Backend y Frontend (Semanas 8-12)</w:t>
+            </w:r>
+          </w:p>
+          <w:p>
+            <w:pPr>
+              <w:jc w:val="both"/>
+              <w:rPr>
+                <w:rFonts w:ascii="Calibri" w:cs="Calibri" w:eastAsia="Calibri" w:hAnsi="Calibri"/>
+                <w:i w:val="1"/>
+                <w:iCs w:val="1"/>
+                <w:color w:val="548dd4"/>
+                <w:sz w:val="20"/>
+                <w:szCs w:val="20"/>
+              </w:rPr>
+            </w:pPr>
+            <w:r>
+              <w:rPr>
+                <w:rFonts w:ascii="Calibri" w:cs="Calibri" w:eastAsia="Calibri" w:hAnsi="Calibri"/>
+                <w:i w:val="1"/>
+                <w:iCs w:val="1"/>
+                <w:color w:val="548dd4"/>
+                <w:sz w:val="20"/>
+                <w:szCs w:val="20"/>
+                <w:rtl w:val="0"/>
+              </w:rPr>
+              <w:t xml:space="preserve">Cambio realizado: El plan original consideraba un desarrollo más secuencial donde primero se completaría el backend y posteriormente se desarrollaría el frontend. Sin embargo, se ajustó la estrategia para permitir el desarrollo simultáneo de ambas capas, con sincronizaciones regulares.</w:t>
+            </w:r>
+          </w:p>
+          <w:p>
+            <w:pPr>
+              <w:jc w:val="both"/>
+              <w:rPr>
+                <w:rFonts w:ascii="Calibri" w:cs="Calibri" w:eastAsia="Calibri" w:hAnsi="Calibri"/>
+                <w:i w:val="1"/>
+                <w:iCs w:val="1"/>
+                <w:color w:val="548dd4"/>
+                <w:sz w:val="20"/>
+                <w:szCs w:val="20"/>
+              </w:rPr>
+            </w:pPr>
+            <w:r>
+              <w:rPr>
+                <w:rFonts w:ascii="Calibri" w:cs="Calibri" w:eastAsia="Calibri" w:hAnsi="Calibri"/>
+                <w:i w:val="1"/>
+                <w:iCs w:val="1"/>
+                <w:color w:val="548dd4"/>
+                <w:sz w:val="20"/>
+                <w:szCs w:val="20"/>
+                <w:rtl w:val="0"/>
+              </w:rPr>
+              <w:t xml:space="preserve">Justificación: Este ajuste se implementó para maximizar la productividad del equipo y aprovechar eficientemente los diferentes conocimientos y habilidades de sus miembros. Permitió que mientras algunos desarrollaban la lógica de negocio en el backend, otros pudieran trabajar en la interfaz de usuario, reduciendo el tiempo total de desarrollo. Esta decisión fue reforzada por la retroalimentación del docente, quien sugirió esta estrategia como medio para mitigar posibles retrasos en el cronograma. El impacto fue significativamente positivo, permitiendo entregas parciales integradas más temprano en el ciclo de desarrollo.</w:t>
+            </w:r>
+          </w:p>
+          <w:p>
+            <w:pPr>
+              <w:jc w:val="both"/>
+              <w:rPr>
+                <w:rFonts w:ascii="Calibri" w:cs="Calibri" w:eastAsia="Calibri" w:hAnsi="Calibri"/>
+                <w:i w:val="1"/>
+                <w:iCs w:val="1"/>
+                <w:color w:val="548dd4"/>
+                <w:sz w:val="20"/>
+                <w:szCs w:val="20"/>
+              </w:rPr>
+            </w:pPr>
+            <w:r>
+              <w:rPr>
+                <w:rtl w:val="0"/>
+              </w:rPr>
+            </w:r>
+          </w:p>
+          <w:p>
+            <w:pPr>
+              <w:jc w:val="both"/>
+              <w:rPr>
+                <w:rFonts w:ascii="Calibri" w:cs="Calibri" w:eastAsia="Calibri" w:hAnsi="Calibri"/>
+                <w:i w:val="1"/>
+                <w:iCs w:val="1"/>
+                <w:color w:val="548dd4"/>
+                <w:sz w:val="20"/>
+                <w:szCs w:val="20"/>
+              </w:rPr>
+            </w:pPr>
+            <w:r>
+              <w:rPr>
+                <w:rFonts w:ascii="Calibri" w:cs="Calibri" w:eastAsia="Calibri" w:hAnsi="Calibri"/>
+                <w:i w:val="1"/>
+                <w:iCs w:val="1"/>
+                <w:color w:val="548dd4"/>
+                <w:sz w:val="20"/>
+                <w:szCs w:val="20"/>
+                <w:rtl w:val="0"/>
+              </w:rPr>
+              <w:t xml:space="preserve">Ajuste 2: Mayor énfasis en seguridad durante desarrollo del Backend (Semanas 8-11)</w:t>
+            </w:r>
+          </w:p>
+          <w:p>
+            <w:pPr>
+              <w:jc w:val="both"/>
+              <w:rPr>
+                <w:rFonts w:ascii="Calibri" w:cs="Calibri" w:eastAsia="Calibri" w:hAnsi="Calibri"/>
+                <w:i w:val="1"/>
+                <w:iCs w:val="1"/>
+                <w:color w:val="548dd4"/>
+                <w:sz w:val="20"/>
+                <w:szCs w:val="20"/>
+              </w:rPr>
+            </w:pPr>
+            <w:r>
+              <w:rPr>
+                <w:rFonts w:ascii="Calibri" w:cs="Calibri" w:eastAsia="Calibri" w:hAnsi="Calibri"/>
+                <w:i w:val="1"/>
+                <w:iCs w:val="1"/>
+                <w:color w:val="548dd4"/>
+                <w:sz w:val="20"/>
+                <w:szCs w:val="20"/>
+                <w:rtl w:val="0"/>
+              </w:rPr>
+              <w:t xml:space="preserve">Cambio realizado: Se dedicó mayor tiempo y recursos al refinamiento del control de acceso basado en roles y a la validación exhaustiva de entrada de datos de lo originalmente planificado.</w:t>
+            </w:r>
+          </w:p>
+          <w:p>
+            <w:pPr>
+              <w:jc w:val="both"/>
+              <w:rPr>
+                <w:rFonts w:ascii="Calibri" w:cs="Calibri" w:eastAsia="Calibri" w:hAnsi="Calibri"/>
+                <w:i w:val="1"/>
+                <w:iCs w:val="1"/>
+                <w:color w:val="548dd4"/>
+                <w:sz w:val="20"/>
+                <w:szCs w:val="20"/>
+              </w:rPr>
+            </w:pPr>
+            <w:r>
+              <w:rPr>
+                <w:rFonts w:ascii="Calibri" w:cs="Calibri" w:eastAsia="Calibri" w:hAnsi="Calibri"/>
+                <w:i w:val="1"/>
+                <w:iCs w:val="1"/>
+                <w:color w:val="548dd4"/>
+                <w:sz w:val="20"/>
+                <w:szCs w:val="20"/>
+                <w:rtl w:val="0"/>
+              </w:rPr>
+              <w:t xml:space="preserve">Justificación: Esta intensificación de esfuerzos en seguridad se justifica por la importancia crítica de proteger los datos en un sistema que gestiona información vehicular sensible, documentos personales y permite transferencias de propiedad. Un compromiso de seguridad en estas áreas podría tener consecuencias graves para los usuarios. El equipo decidió implementar múltiples capas de validación (cliente, servidor, base de datos) y establecer políticas estrictas de autorización para cada endpoint de la API.</w:t>
+            </w:r>
+          </w:p>
+          <w:p>
+            <w:pPr>
+              <w:jc w:val="both"/>
+              <w:rPr>
+                <w:i w:val="1"/>
+                <w:iCs w:val="1"/>
+                <w:color w:val="548dd4"/>
+                <w:sz w:val="20"/>
+                <w:szCs w:val="20"/>
+              </w:rPr>
+            </w:pPr>
+            <w:r>
+              <w:rPr>
+                <w:rtl w:val="0"/>
+              </w:rPr>
+            </w:r>
+          </w:p>
+          <w:p>
+            <w:pPr>
+              <w:jc w:val="both"/>
+              <w:rPr>
+                <w:i w:val="1"/>
+                <w:iCs w:val="1"/>
+                <w:color w:val="548dd4"/>
+                <w:sz w:val="20"/>
+                <w:szCs w:val="20"/>
+              </w:rPr>
+            </w:pPr>
+            <w:r>
+              <w:rPr>
+                <w:rtl w:val="0"/>
+              </w:rPr>
+            </w:r>
+          </w:p>
+          <w:p>
+            <w:pPr>
+              <w:spacing w:after="240" w:before="240" w:lineRule="auto"/>
+              <w:jc w:val="both"/>
+              <w:rPr>
+                <w:b w:val="1"/>
+                <w:bCs w:val="1"/>
+                <w:i w:val="1"/>
+                <w:iCs w:val="1"/>
+                <w:color w:val="548dd4"/>
+                <w:sz w:val="20"/>
+                <w:szCs w:val="20"/>
+              </w:rPr>
+            </w:pPr>
+            <w:r>
+              <w:rPr>
+                <w:b w:val="1"/>
+                <w:bCs w:val="1"/>
+                <w:i w:val="1"/>
+                <w:iCs w:val="1"/>
+                <w:color w:val="548dd4"/>
+                <w:sz w:val="20"/>
+                <w:szCs w:val="20"/>
+                <w:rtl w:val="0"/>
+              </w:rPr>
+              <w:t xml:space="preserve">Ajuste 3: Integración de Pruebas y Documentación en el Desarrollo (Semanas 8-14)</w:t>
+            </w:r>
+          </w:p>
+          <w:p>
+            <w:pPr>
               <w:numPr>
                 <w:ilvl w:val="0"/>
-                <w:numId w:val="3"/>
+                <w:numId w:val="1"/>
               </w:numPr>
-              <w:pBdr>
-                <w:top w:space="0" w:sz="0" w:val="nil"/>
-                <w:left w:space="0" w:sz="0" w:val="nil"/>
-                <w:bottom w:space="0" w:sz="0" w:val="nil"/>
-                <w:right w:space="0" w:sz="0" w:val="nil"/>
-                <w:between w:space="0" w:sz="0" w:val="nil"/>
-              </w:pBdr>
-              <w:shd w:fill="auto" w:val="clear"/>
-              <w:spacing w:after="160" w:before="0" w:line="259" w:lineRule="auto"/>
-              <w:ind w:left="720" w:right="0" w:hanging="360"/>
-              <w:jc w:val="both"/>
-              <w:rPr>
-                <w:rFonts w:ascii="Calibri" w:cs="Calibri" w:eastAsia="Calibri" w:hAnsi="Calibri"/>
-                <w:b w:val="0"/>
-                <w:i w:val="1"/>
-                <w:smallCaps w:val="0"/>
-                <w:strike w:val="0"/>
-                <w:color w:val="548dd4"/>
-                <w:sz w:val="20"/>
-                <w:szCs w:val="20"/>
-                <w:u w:val="none"/>
-                <w:shd w:fill="auto" w:val="clear"/>
-                <w:vertAlign w:val="baseline"/>
-              </w:rPr>
-            </w:pPr>
-            <w:r>
-              <w:rPr>
-                <w:rFonts w:ascii="Calibri" w:cs="Calibri" w:eastAsia="Calibri" w:hAnsi="Calibri"/>
-                <w:b w:val="0"/>
-                <w:i w:val="1"/>
-                <w:smallCaps w:val="0"/>
-                <w:strike w:val="0"/>
-                <w:color w:val="548dd4"/>
-                <w:sz w:val="20"/>
-                <w:szCs w:val="20"/>
-                <w:u w:val="none"/>
-                <w:shd w:fill="auto" w:val="clear"/>
-                <w:vertAlign w:val="baseline"/>
-                <w:rtl w:val="0"/>
-              </w:rPr>
-              <w:t xml:space="preserve">Ajuste en "Desarrollo del Backend y API REST" (Semanas 8-11) y "Desarrollo del Frontend" (Semanas 8-12): Transición a un modelo de desarrollo paralelo en lugar de secuencial.</w:t>
-            </w:r>
-          </w:p>
-          <w:p>
-            <w:pPr>
-              <w:jc w:val="both"/>
-              <w:rPr>
-                <w:rFonts w:ascii="Calibri" w:cs="Calibri" w:eastAsia="Calibri" w:hAnsi="Calibri"/>
-                <w:i w:val="1"/>
-                <w:color w:val="548dd4"/>
-                <w:sz w:val="20"/>
-                <w:szCs w:val="20"/>
-              </w:rPr>
-            </w:pPr>
-            <w:r>
-              <w:rPr>
-                <w:rFonts w:ascii="Calibri" w:cs="Calibri" w:eastAsia="Calibri" w:hAnsi="Calibri"/>
-                <w:i w:val="1"/>
-                <w:color w:val="548dd4"/>
-                <w:sz w:val="20"/>
-                <w:szCs w:val="20"/>
-                <w:rtl w:val="0"/>
-              </w:rPr>
-              <w:t xml:space="preserve">Justificación: Este ajuste se implementó para maximizar la productividad del equipo y aprovechar los diferentes conocimientos de sus miembros, tal como se sugirió en la retroalimentación docente y como estrategia para mitigar posibles retrasos en el cronograma original. Esto impactó en cómo se planificaron y ejecutaron ambas actividades simultáneamente.</w:t>
-            </w:r>
-          </w:p>
-          <w:p>
-            <w:pPr>
-              <w:jc w:val="both"/>
-              <w:rPr>
-                <w:rFonts w:ascii="Calibri" w:cs="Calibri" w:eastAsia="Calibri" w:hAnsi="Calibri"/>
-                <w:i w:val="1"/>
-                <w:color w:val="548dd4"/>
-                <w:sz w:val="20"/>
-                <w:szCs w:val="20"/>
-              </w:rPr>
-            </w:pPr>
-            <w:r>
-              <w:rPr>
-                <w:rFonts w:ascii="Calibri" w:cs="Calibri" w:eastAsia="Calibri" w:hAnsi="Calibri"/>
-                <w:i w:val="1"/>
-                <w:color w:val="548dd4"/>
-                <w:sz w:val="20"/>
-                <w:szCs w:val="20"/>
-                <w:rtl w:val="0"/>
-              </w:rPr>
-              <w:t xml:space="preserve">Ajuste de Enfoque en "Desarrollo del Backend y API REST" (Semanas 8-11): Mayor énfasis en el refinamiento del control de acceso basado en roles y la validación de entrada de datos.</w:t>
-            </w:r>
-          </w:p>
-          <w:p>
-            <w:pPr>
-              <w:jc w:val="both"/>
-              <w:rPr>
-                <w:rFonts w:ascii="Calibri" w:cs="Calibri" w:eastAsia="Calibri" w:hAnsi="Calibri"/>
-                <w:i w:val="1"/>
-                <w:color w:val="548dd4"/>
-                <w:sz w:val="20"/>
-                <w:szCs w:val="20"/>
-              </w:rPr>
-            </w:pPr>
-            <w:r>
-              <w:rPr>
-                <w:rFonts w:ascii="Calibri" w:cs="Calibri" w:eastAsia="Calibri" w:hAnsi="Calibri"/>
-                <w:i w:val="1"/>
-                <w:color w:val="548dd4"/>
-                <w:sz w:val="20"/>
-                <w:szCs w:val="20"/>
-                <w:rtl w:val="0"/>
-              </w:rPr>
-              <w:t xml:space="preserve">Justificación: Esta intensificación se debe a la importancia crítica de la seguridad y la integridad de los datos en un sistema que gestiona información vehicular y posibles transferencias de propiedad.</w:t>
-            </w:r>
-          </w:p>
-          <w:p>
-            <w:pPr>
-              <w:keepNext w:val="0"/>
-              <w:keepLines w:val="0"/>
-              <w:pageBreakBefore w:val="0"/>
-              <w:widowControl w:val="1"/>
+              <w:spacing w:after="0" w:afterAutospacing="0" w:before="240" w:lineRule="auto"/>
+              <w:ind w:left="720" w:hanging="360"/>
+              <w:rPr>
+                <w:i w:val="1"/>
+                <w:iCs w:val="1"/>
+                <w:color w:val="548dd4"/>
+                <w:sz w:val="20"/>
+                <w:szCs w:val="20"/>
+              </w:rPr>
+            </w:pPr>
+            <w:r>
+              <w:rPr>
+                <w:i w:val="1"/>
+                <w:iCs w:val="1"/>
+                <w:color w:val="548dd4"/>
+                <w:sz w:val="20"/>
+                <w:szCs w:val="20"/>
+                <w:rtl w:val="0"/>
+              </w:rPr>
+              <w:t xml:space="preserve">Cambio realizado: El plan original (Cascada) preveía fases de Pruebas (Semanas 15-16) y Documentación (Semanas 16-18) al final. Se realizó un ajuste estratégico para adoptar un enfoque de </w:t>
+            </w:r>
+            <w:r>
+              <w:rPr>
+                <w:b w:val="1"/>
+                <w:bCs w:val="1"/>
+                <w:i w:val="1"/>
+                <w:iCs w:val="1"/>
+                <w:color w:val="548dd4"/>
+                <w:sz w:val="20"/>
+                <w:szCs w:val="20"/>
+                <w:rtl w:val="0"/>
+              </w:rPr>
+              <w:t xml:space="preserve">integración continua</w:t>
+            </w:r>
+            <w:r>
+              <w:rPr>
+                <w:i w:val="1"/>
+                <w:iCs w:val="1"/>
+                <w:color w:val="548dd4"/>
+                <w:sz w:val="20"/>
+                <w:szCs w:val="20"/>
+                <w:rtl w:val="0"/>
+              </w:rPr>
+              <w:t xml:space="preserve">.</w:t>
+            </w:r>
+          </w:p>
+          <w:p>
+            <w:pPr>
               <w:numPr>
                 <w:ilvl w:val="0"/>
-                <w:numId w:val="3"/>
+                <w:numId w:val="1"/>
               </w:numPr>
-              <w:pBdr>
-                <w:top w:space="0" w:sz="0" w:val="nil"/>
-                <w:left w:space="0" w:sz="0" w:val="nil"/>
-                <w:bottom w:space="0" w:sz="0" w:val="nil"/>
-                <w:right w:space="0" w:sz="0" w:val="nil"/>
-                <w:between w:space="0" w:sz="0" w:val="nil"/>
-              </w:pBdr>
-              <w:shd w:fill="auto" w:val="clear"/>
-              <w:spacing w:after="160" w:before="0" w:line="259" w:lineRule="auto"/>
-              <w:ind w:left="720" w:right="0" w:hanging="360"/>
-              <w:jc w:val="both"/>
-              <w:rPr>
-                <w:rFonts w:ascii="Calibri" w:cs="Calibri" w:eastAsia="Calibri" w:hAnsi="Calibri"/>
-                <w:b w:val="0"/>
-                <w:i w:val="1"/>
-                <w:smallCaps w:val="0"/>
-                <w:strike w:val="0"/>
-                <w:color w:val="548dd4"/>
-                <w:sz w:val="20"/>
-                <w:szCs w:val="20"/>
-                <w:u w:val="none"/>
-                <w:shd w:fill="auto" w:val="clear"/>
-                <w:vertAlign w:val="baseline"/>
-              </w:rPr>
-            </w:pPr>
-            <w:r>
-              <w:rPr>
-                <w:rFonts w:ascii="Calibri" w:cs="Calibri" w:eastAsia="Calibri" w:hAnsi="Calibri"/>
-                <w:b w:val="0"/>
-                <w:i w:val="1"/>
-                <w:smallCaps w:val="0"/>
-                <w:strike w:val="0"/>
-                <w:color w:val="548dd4"/>
-                <w:sz w:val="20"/>
-                <w:szCs w:val="20"/>
-                <w:u w:val="none"/>
-                <w:shd w:fill="auto" w:val="clear"/>
-                <w:vertAlign w:val="baseline"/>
-                <w:rtl w:val="0"/>
-              </w:rPr>
-              <w:t xml:space="preserve">Ajuste de Enfoque en "Desarrollo del Frontend" (Semanas 8-12) y "Desarrollo del Backend" (Semanas 8-11): Implementación de optimización proactiva de rendimiento y estándares de calidad de código mediante revisiones constantes.</w:t>
-            </w:r>
-          </w:p>
-          <w:p>
-            <w:pPr>
-              <w:jc w:val="both"/>
-              <w:rPr>
-                <w:rFonts w:ascii="Calibri" w:cs="Calibri" w:eastAsia="Calibri" w:hAnsi="Calibri"/>
-                <w:i w:val="1"/>
-                <w:color w:val="548dd4"/>
-                <w:sz w:val="20"/>
-                <w:szCs w:val="20"/>
-              </w:rPr>
-            </w:pPr>
-            <w:r>
-              <w:rPr>
-                <w:rFonts w:ascii="Calibri" w:cs="Calibri" w:eastAsia="Calibri" w:hAnsi="Calibri"/>
-                <w:i w:val="1"/>
-                <w:color w:val="548dd4"/>
-                <w:sz w:val="20"/>
-                <w:szCs w:val="20"/>
-                <w:rtl w:val="0"/>
-              </w:rPr>
-              <w:t xml:space="preserve">Justificación: Dada la decisión de no incorporar testing automatizado, se hizo imperativo fortalecer otras áreas de aseguramiento de calidad. Este ajuste busca garantizar que el código sea mantenible y escalable</w:t>
-            </w:r>
-          </w:p>
-          <w:p>
-            <w:pPr>
-              <w:jc w:val="both"/>
-              <w:rPr>
-                <w:rFonts w:ascii="Calibri" w:cs="Calibri" w:eastAsia="Calibri" w:hAnsi="Calibri"/>
-                <w:i w:val="1"/>
-                <w:color w:val="548dd4"/>
-                <w:sz w:val="20"/>
-                <w:szCs w:val="20"/>
-              </w:rPr>
-            </w:pPr>
-            <w:r>
-              <w:rPr>
-                <w:rtl w:val="0"/>
-              </w:rPr>
-            </w:r>
-          </w:p>
-          <w:p>
-            <w:pPr>
-              <w:jc w:val="both"/>
-              <w:rPr>
-                <w:rFonts w:ascii="Calibri" w:cs="Calibri" w:eastAsia="Calibri" w:hAnsi="Calibri"/>
-                <w:i w:val="1"/>
-                <w:color w:val="c00000"/>
-                <w:sz w:val="20"/>
-                <w:szCs w:val="20"/>
-              </w:rPr>
-            </w:pPr>
-            <w:r>
-              <w:rPr>
-                <w:rtl w:val="0"/>
-              </w:rPr>
-            </w:r>
-          </w:p>
-          <w:p>
-            <w:pPr>
-              <w:jc w:val="both"/>
-              <w:rPr>
-                <w:rFonts w:ascii="Calibri" w:cs="Calibri" w:eastAsia="Calibri" w:hAnsi="Calibri"/>
-                <w:i w:val="1"/>
-                <w:color w:val="548dd4"/>
-                <w:sz w:val="20"/>
-                <w:szCs w:val="20"/>
-              </w:rPr>
-            </w:pPr>
-            <w:r>
-              <w:rPr>
-                <w:rtl w:val="0"/>
-              </w:rPr>
-            </w:r>
-          </w:p>
-          <w:p>
-            <w:pPr>
-              <w:jc w:val="both"/>
-              <w:rPr>
-                <w:rFonts w:ascii="Calibri" w:cs="Calibri" w:eastAsia="Calibri" w:hAnsi="Calibri"/>
-                <w:i w:val="1"/>
-                <w:color w:val="548dd4"/>
-                <w:sz w:val="20"/>
-                <w:szCs w:val="20"/>
-              </w:rPr>
-            </w:pPr>
-            <w:r>
-              <w:rPr>
-                <w:rtl w:val="0"/>
-              </w:rPr>
-            </w:r>
-          </w:p>
-          <w:p>
-            <w:pPr>
-              <w:jc w:val="both"/>
-              <w:rPr>
-                <w:rFonts w:ascii="Calibri" w:cs="Calibri" w:eastAsia="Calibri" w:hAnsi="Calibri"/>
-                <w:i w:val="1"/>
-                <w:color w:val="548dd4"/>
-                <w:sz w:val="20"/>
-                <w:szCs w:val="20"/>
-              </w:rPr>
-            </w:pPr>
-            <w:r>
-              <w:rPr>
-                <w:rtl w:val="0"/>
-              </w:rPr>
-            </w:r>
-          </w:p>
-          <w:p>
-            <w:pPr>
-              <w:jc w:val="both"/>
-              <w:rPr>
-                <w:rFonts w:ascii="Calibri" w:cs="Calibri" w:eastAsia="Calibri" w:hAnsi="Calibri"/>
-                <w:i w:val="1"/>
-                <w:color w:val="548dd4"/>
-                <w:sz w:val="20"/>
-                <w:szCs w:val="20"/>
-              </w:rPr>
-            </w:pPr>
-            <w:r>
-              <w:rPr>
-                <w:rtl w:val="0"/>
-              </w:rPr>
-            </w:r>
-          </w:p>
-          <w:p>
-            <w:pPr>
-              <w:jc w:val="both"/>
-              <w:rPr>
-                <w:rFonts w:ascii="Calibri" w:cs="Calibri" w:eastAsia="Calibri" w:hAnsi="Calibri"/>
-                <w:i w:val="1"/>
+              <w:spacing w:after="240" w:before="0" w:beforeAutospacing="0" w:lineRule="auto"/>
+              <w:ind w:left="720" w:hanging="360"/>
+              <w:rPr>
+                <w:i w:val="1"/>
+                <w:iCs w:val="1"/>
+                <w:color w:val="548dd4"/>
+                <w:sz w:val="20"/>
+                <w:szCs w:val="20"/>
+              </w:rPr>
+            </w:pPr>
+            <w:r>
+              <w:rPr>
+                <w:i w:val="1"/>
+                <w:iCs w:val="1"/>
+                <w:color w:val="548dd4"/>
+                <w:sz w:val="20"/>
+                <w:szCs w:val="20"/>
+                <w:rtl w:val="0"/>
+              </w:rPr>
+              <w:t xml:space="preserve">Justificación: Esto se hizo para acelerar la entrega y mejorar la calidad. Las pruebas se realizaron en paralelo a la implementación (Semanas 8-14), permitiendo correcciones inmediatas ("testing continuo"). La documentación (técnica y de usuario) se generó de igual forma a medida que se completaban las características. Esto permitió </w:t>
+            </w:r>
+            <w:r>
+              <w:rPr>
+                <w:b w:val="1"/>
+                <w:bCs w:val="1"/>
+                <w:i w:val="1"/>
+                <w:iCs w:val="1"/>
+                <w:color w:val="548dd4"/>
+                <w:sz w:val="20"/>
+                <w:szCs w:val="20"/>
+                <w:rtl w:val="0"/>
+              </w:rPr>
+              <w:t xml:space="preserve">adelantar la entrega final del proyecto a la Semana 14</w:t>
+            </w:r>
+            <w:r>
+              <w:rPr>
+                <w:i w:val="1"/>
+                <w:iCs w:val="1"/>
+                <w:color w:val="548dd4"/>
+                <w:sz w:val="20"/>
+                <w:szCs w:val="20"/>
+                <w:rtl w:val="0"/>
+              </w:rPr>
+              <w:t xml:space="preserve">, cumpliendo con todos los objetivos de manera anticipada</w:t>
+            </w:r>
+          </w:p>
+          <w:p>
+            <w:pPr>
+              <w:jc w:val="both"/>
+              <w:rPr>
+                <w:i w:val="1"/>
+                <w:iCs w:val="1"/>
                 <w:color w:val="548dd4"/>
                 <w:sz w:val="20"/>
                 <w:szCs w:val="20"/>
@@ -5603,6 +6027,7 @@
         <w:rPr>
           <w:rFonts w:ascii="Calibri" w:cs="Calibri" w:eastAsia="Calibri" w:hAnsi="Calibri"/>
           <w:i w:val="1"/>
+          <w:iCs w:val="1"/>
           <w:color w:val="548dd4"/>
           <w:sz w:val="20"/>
           <w:szCs w:val="20"/>
@@ -5621,6 +6046,7 @@
         <w:rPr>
           <w:rFonts w:ascii="Calibri" w:cs="Calibri" w:eastAsia="Calibri" w:hAnsi="Calibri"/>
           <w:i w:val="1"/>
+          <w:iCs w:val="1"/>
           <w:color w:val="548dd4"/>
           <w:sz w:val="20"/>
           <w:szCs w:val="20"/>
@@ -5673,6 +6099,7 @@
               <w:rPr>
                 <w:rFonts w:ascii="Calibri" w:cs="Calibri" w:eastAsia="Calibri" w:hAnsi="Calibri"/>
                 <w:i w:val="1"/>
+                <w:iCs w:val="1"/>
                 <w:color w:val="548dd4"/>
                 <w:sz w:val="20"/>
                 <w:szCs w:val="20"/>
@@ -5690,6 +6117,7 @@
               <w:rPr>
                 <w:rFonts w:ascii="Calibri" w:cs="Calibri" w:eastAsia="Calibri" w:hAnsi="Calibri"/>
                 <w:i w:val="1"/>
+                <w:iCs w:val="1"/>
                 <w:color w:val="548dd4"/>
                 <w:sz w:val="20"/>
                 <w:szCs w:val="20"/>
@@ -5700,56 +6128,189 @@
           </w:p>
           <w:p>
             <w:pPr>
-              <w:jc w:val="both"/>
-              <w:rPr>
-                <w:rFonts w:ascii="Calibri" w:cs="Calibri" w:eastAsia="Calibri" w:hAnsi="Calibri"/>
-                <w:i w:val="1"/>
-                <w:color w:val="548dd4"/>
-                <w:sz w:val="20"/>
-                <w:szCs w:val="20"/>
-              </w:rPr>
-            </w:pPr>
-            <w:r>
-              <w:rPr>
-                <w:rFonts w:ascii="Calibri" w:cs="Calibri" w:eastAsia="Calibri" w:hAnsi="Calibri"/>
-                <w:i w:val="1"/>
-                <w:color w:val="548dd4"/>
-                <w:sz w:val="20"/>
-                <w:szCs w:val="20"/>
-                <w:rtl w:val="0"/>
-              </w:rPr>
-              <w:t xml:space="preserve">Las actividades de "Implementación de Dashboards de BI", "Pruebas y Corrección de Errores" y "Documentación y Entrega Final" se encuentran en estado "No iniciado".</w:t>
-            </w:r>
-          </w:p>
-          <w:p>
-            <w:pPr>
-              <w:jc w:val="both"/>
-              <w:rPr>
-                <w:rFonts w:ascii="Calibri" w:cs="Calibri" w:eastAsia="Calibri" w:hAnsi="Calibri"/>
-                <w:i w:val="1"/>
-                <w:color w:val="548dd4"/>
-                <w:sz w:val="20"/>
-                <w:szCs w:val="20"/>
-              </w:rPr>
-            </w:pPr>
-            <w:r>
-              <w:rPr>
-                <w:rFonts w:ascii="Calibri" w:cs="Calibri" w:eastAsia="Calibri" w:hAnsi="Calibri"/>
-                <w:i w:val="1"/>
-                <w:color w:val="548dd4"/>
-                <w:sz w:val="20"/>
-                <w:szCs w:val="20"/>
-                <w:rtl w:val="0"/>
-              </w:rPr>
-              <w:t xml:space="preserve">Motivos: Estas actividades están planificadas para fases posteriores a la implementación central de las funcionalidades básicas del backend y frontend según el cronograma inicial. El plan de trabajo sigue una secuencia lógica donde la base de la aplicación debe estar desarrollada antes de integrar otros servicios, implementar la inteligencia de negocios y realizar pruebas exhaustivas y la documentación final.</w:t>
-            </w:r>
-          </w:p>
-          <w:p>
-            <w:pPr>
-              <w:jc w:val="both"/>
-              <w:rPr>
-                <w:rFonts w:ascii="Calibri" w:cs="Calibri" w:eastAsia="Calibri" w:hAnsi="Calibri"/>
-                <w:i w:val="1"/>
+              <w:spacing w:after="240" w:before="240" w:lineRule="auto"/>
+              <w:jc w:val="both"/>
+              <w:rPr>
+                <w:b w:val="1"/>
+                <w:bCs w:val="1"/>
+                <w:i w:val="1"/>
+                <w:iCs w:val="1"/>
+                <w:color w:val="548dd4"/>
+                <w:sz w:val="20"/>
+                <w:szCs w:val="20"/>
+              </w:rPr>
+            </w:pPr>
+            <w:r>
+              <w:rPr>
+                <w:b w:val="1"/>
+                <w:bCs w:val="1"/>
+                <w:i w:val="1"/>
+                <w:iCs w:val="1"/>
+                <w:color w:val="548dd4"/>
+                <w:sz w:val="20"/>
+                <w:szCs w:val="20"/>
+                <w:rtl w:val="0"/>
+              </w:rPr>
+              <w:t xml:space="preserve">Al cierre de la Semana 14, no existen actividades pendientes, no iniciadas o retrasadas.</w:t>
+            </w:r>
+          </w:p>
+          <w:p>
+            <w:pPr>
+              <w:spacing w:after="240" w:before="240" w:lineRule="auto"/>
+              <w:jc w:val="both"/>
+              <w:rPr>
+                <w:i w:val="1"/>
+                <w:iCs w:val="1"/>
+                <w:color w:val="548dd4"/>
+                <w:sz w:val="20"/>
+                <w:szCs w:val="20"/>
+              </w:rPr>
+            </w:pPr>
+            <w:r>
+              <w:rPr>
+                <w:i w:val="1"/>
+                <w:iCs w:val="1"/>
+                <w:color w:val="548dd4"/>
+                <w:sz w:val="20"/>
+                <w:szCs w:val="20"/>
+                <w:rtl w:val="0"/>
+              </w:rPr>
+              <w:t xml:space="preserve">El proyecto ha alcanzado su estado final con todas las funcionalidades implementadas, probadas y documentadas. El seguimiento riguroso del plan, combinado con la gestión proactiva de los obstáculos y la optimización del cronograma (integrando pruebas y documentación), permitió al equipo </w:t>
+            </w:r>
+            <w:r>
+              <w:rPr>
+                <w:b w:val="1"/>
+                <w:bCs w:val="1"/>
+                <w:i w:val="1"/>
+                <w:iCs w:val="1"/>
+                <w:color w:val="548dd4"/>
+                <w:sz w:val="20"/>
+                <w:szCs w:val="20"/>
+                <w:rtl w:val="0"/>
+              </w:rPr>
+              <w:t xml:space="preserve">finalizar el proyecto 4 semanas antes de lo previsto en el cronograma original de 18 semanas. Lo que nos facilitara la posible identificación de bugs, o arreglos mínimos en el software y documentación.</w:t>
+            </w:r>
+            <w:r>
+              <w:rPr>
+                <w:rtl w:val="0"/>
+              </w:rPr>
+            </w:r>
+          </w:p>
+          <w:p>
+            <w:pPr>
+              <w:jc w:val="both"/>
+              <w:rPr>
+                <w:rFonts w:ascii="Calibri" w:cs="Calibri" w:eastAsia="Calibri" w:hAnsi="Calibri"/>
+                <w:i w:val="1"/>
+                <w:iCs w:val="1"/>
+                <w:color w:val="548dd4"/>
+                <w:sz w:val="20"/>
+                <w:szCs w:val="20"/>
+              </w:rPr>
+            </w:pPr>
+            <w:r>
+              <w:rPr>
+                <w:rtl w:val="0"/>
+              </w:rPr>
+            </w:r>
+          </w:p>
+          <w:p>
+            <w:pPr>
+              <w:jc w:val="both"/>
+              <w:rPr>
+                <w:rFonts w:ascii="Calibri" w:cs="Calibri" w:eastAsia="Calibri" w:hAnsi="Calibri"/>
+                <w:i w:val="1"/>
+                <w:iCs w:val="1"/>
+                <w:color w:val="548dd4"/>
+                <w:sz w:val="20"/>
+                <w:szCs w:val="20"/>
+              </w:rPr>
+            </w:pPr>
+            <w:r>
+              <w:rPr>
+                <w:rtl w:val="0"/>
+              </w:rPr>
+            </w:r>
+          </w:p>
+          <w:p>
+            <w:pPr>
+              <w:jc w:val="both"/>
+              <w:rPr>
+                <w:rFonts w:ascii="Calibri" w:cs="Calibri" w:eastAsia="Calibri" w:hAnsi="Calibri"/>
+                <w:i w:val="1"/>
+                <w:iCs w:val="1"/>
+                <w:color w:val="548dd4"/>
+                <w:sz w:val="20"/>
+                <w:szCs w:val="20"/>
+              </w:rPr>
+            </w:pPr>
+            <w:r>
+              <w:rPr>
+                <w:rtl w:val="0"/>
+              </w:rPr>
+            </w:r>
+          </w:p>
+          <w:p>
+            <w:pPr>
+              <w:jc w:val="both"/>
+              <w:rPr>
+                <w:rFonts w:ascii="Calibri" w:cs="Calibri" w:eastAsia="Calibri" w:hAnsi="Calibri"/>
+                <w:i w:val="1"/>
+                <w:iCs w:val="1"/>
+                <w:color w:val="548dd4"/>
+                <w:sz w:val="20"/>
+                <w:szCs w:val="20"/>
+              </w:rPr>
+            </w:pPr>
+            <w:r>
+              <w:rPr>
+                <w:rtl w:val="0"/>
+              </w:rPr>
+            </w:r>
+          </w:p>
+          <w:p>
+            <w:pPr>
+              <w:jc w:val="both"/>
+              <w:rPr>
+                <w:rFonts w:ascii="Calibri" w:cs="Calibri" w:eastAsia="Calibri" w:hAnsi="Calibri"/>
+                <w:i w:val="1"/>
+                <w:iCs w:val="1"/>
+                <w:color w:val="548dd4"/>
+                <w:sz w:val="20"/>
+                <w:szCs w:val="20"/>
+              </w:rPr>
+            </w:pPr>
+            <w:r>
+              <w:rPr>
+                <w:rtl w:val="0"/>
+              </w:rPr>
+            </w:r>
+          </w:p>
+          <w:p>
+            <w:pPr>
+              <w:jc w:val="both"/>
+              <w:rPr>
+                <w:rFonts w:ascii="Calibri" w:cs="Calibri" w:eastAsia="Calibri" w:hAnsi="Calibri"/>
+                <w:i w:val="1"/>
+                <w:iCs w:val="1"/>
+                <w:color w:val="548dd4"/>
+                <w:sz w:val="20"/>
+                <w:szCs w:val="20"/>
+              </w:rPr>
+            </w:pPr>
+            <w:r>
+              <w:rPr>
+                <w:rtl w:val="0"/>
+              </w:rPr>
+            </w:r>
+          </w:p>
+          <w:p>
+            <w:pPr>
+              <w:jc w:val="both"/>
+              <w:rPr>
+                <w:rFonts w:ascii="Calibri" w:cs="Calibri" w:eastAsia="Calibri" w:hAnsi="Calibri"/>
+                <w:i w:val="1"/>
+                <w:iCs w:val="1"/>
                 <w:color w:val="548dd4"/>
                 <w:sz w:val="20"/>
                 <w:szCs w:val="20"/>
@@ -5807,7 +6368,9 @@
         <w:rPr>
           <w:rFonts w:ascii="Calibri" w:cs="Calibri" w:eastAsia="Calibri" w:hAnsi="Calibri"/>
           <w:b w:val="0"/>
+          <w:bCs w:val="0"/>
           <w:i w:val="0"/>
+          <w:iCs w:val="0"/>
           <w:smallCaps w:val="0"/>
           <w:strike w:val="0"/>
           <w:color w:val="595959"/>
@@ -5829,7 +6392,9 @@
         <w:rPr>
           <w:rFonts w:ascii="Calibri" w:cs="Calibri" w:eastAsia="Calibri" w:hAnsi="Calibri"/>
           <w:b w:val="0"/>
+          <w:bCs w:val="0"/>
           <w:i w:val="0"/>
+          <w:iCs w:val="0"/>
           <w:smallCaps w:val="0"/>
           <w:strike w:val="0"/>
           <w:color w:val="595959"/>
@@ -5869,7 +6434,9 @@
       <w:rPr>
         <w:rFonts w:ascii="Calibri" w:cs="Calibri" w:eastAsia="Calibri" w:hAnsi="Calibri"/>
         <w:b w:val="0"/>
+        <w:bCs w:val="0"/>
         <w:i w:val="0"/>
+        <w:iCs w:val="0"/>
         <w:smallCaps w:val="0"/>
         <w:strike w:val="0"/>
         <w:color w:val="595959"/>
@@ -5934,6 +6501,7 @@
             <w:rPr>
               <w:rFonts w:ascii="Century Gothic" w:cs="Century Gothic" w:eastAsia="Century Gothic" w:hAnsi="Century Gothic"/>
               <w:b w:val="1"/>
+              <w:bCs w:val="1"/>
               <w:color w:val="1d2763"/>
               <w:sz w:val="24"/>
               <w:szCs w:val="24"/>
@@ -5943,6 +6511,7 @@
             <w:rPr>
               <w:rFonts w:ascii="Century Gothic" w:cs="Century Gothic" w:eastAsia="Century Gothic" w:hAnsi="Century Gothic"/>
               <w:b w:val="1"/>
+              <w:bCs w:val="1"/>
               <w:color w:val="1d2763"/>
               <w:sz w:val="24"/>
               <w:szCs w:val="24"/>
@@ -5957,6 +6526,7 @@
             <w:rPr>
               <w:rFonts w:ascii="Century Gothic" w:cs="Century Gothic" w:eastAsia="Century Gothic" w:hAnsi="Century Gothic"/>
               <w:b w:val="1"/>
+              <w:bCs w:val="1"/>
               <w:color w:val="1d2763"/>
               <w:sz w:val="24"/>
               <w:szCs w:val="24"/>
@@ -5966,6 +6536,7 @@
             <w:rPr>
               <w:rFonts w:ascii="Century Gothic" w:cs="Century Gothic" w:eastAsia="Century Gothic" w:hAnsi="Century Gothic"/>
               <w:b w:val="1"/>
+              <w:bCs w:val="1"/>
               <w:color w:val="1d2763"/>
               <w:sz w:val="24"/>
               <w:szCs w:val="24"/>
@@ -5990,6 +6561,7 @@
             <w:rPr>
               <w:rFonts w:ascii="Century Gothic" w:cs="Century Gothic" w:eastAsia="Century Gothic" w:hAnsi="Century Gothic"/>
               <w:b w:val="1"/>
+              <w:bCs w:val="1"/>
               <w:sz w:val="30"/>
               <w:szCs w:val="30"/>
             </w:rPr>
@@ -6062,7 +6634,9 @@
       <w:rPr>
         <w:rFonts w:ascii="Calibri" w:cs="Calibri" w:eastAsia="Calibri" w:hAnsi="Calibri"/>
         <w:b w:val="0"/>
+        <w:bCs w:val="0"/>
         <w:i w:val="0"/>
+        <w:iCs w:val="0"/>
         <w:smallCaps w:val="0"/>
         <w:strike w:val="0"/>
         <w:color w:val="000000"/>
@@ -6086,39 +6660,155 @@
 <w:numbering xmlns:mc="http://schemas.openxmlformats.org/markup-compatibility/2006" xmlns:o="urn:schemas-microsoft-com:office:office" xmlns:r="http://schemas.openxmlformats.org/officeDocument/2006/relationships" xmlns:m="http://schemas.openxmlformats.org/officeDocument/2006/math" xmlns:v="urn:schemas-microsoft-com:vml" xmlns:wp="http://schemas.openxmlformats.org/drawingml/2006/wordprocessingDrawing" xmlns:w10="urn:schemas-microsoft-com:office:word" xmlns:w="http://schemas.openxmlformats.org/wordprocessingml/2006/main" xmlns:wne="http://schemas.microsoft.com/office/word/2006/wordml" xmlns:sl="http://schemas.openxmlformats.org/schemaLibrary/2006/main" xmlns:a="http://schemas.openxmlformats.org/drawingml/2006/main" xmlns:pic="http://schemas.openxmlformats.org/drawingml/2006/picture" xmlns:c="http://schemas.openxmlformats.org/drawingml/2006/chart" xmlns:lc="http://schemas.openxmlformats.org/drawingml/2006/lockedCanvas" xmlns:dgm="http://schemas.openxmlformats.org/drawingml/2006/diagram" xmlns:wps="http://schemas.microsoft.com/office/word/2010/wordprocessingShape" xmlns:wpg="http://schemas.microsoft.com/office/word/2010/wordprocessingGroup" xmlns:w14="http://schemas.microsoft.com/office/word/2010/wordml" xmlns:w15="http://schemas.microsoft.com/office/word/2012/wordml" xmlns:w16="http://schemas.microsoft.com/office/word/2018/wordml" xmlns:w16cex="http://schemas.microsoft.com/office/word/2018/wordml/cex" xmlns:w16cid="http://schemas.microsoft.com/office/word/2016/wordml/cid" xmlns="http://schemas.microsoft.com/office/tasks/2019/documenttasks" xmlns:cr="http://schemas.microsoft.com/office/comments/2020/reactions">
   <w:abstractNum w:abstractNumId="1">
     <w:lvl w:ilvl="0">
-      <w:start w:val="0"/>
+      <w:start w:val="1"/>
       <w:numFmt w:val="bullet"/>
-      <w:lvlText w:val="-"/>
+      <w:lvlText w:val="●"/>
       <w:lvlJc w:val="left"/>
       <w:pPr>
         <w:ind w:left="720" w:hanging="360"/>
       </w:pPr>
       <w:rPr>
-        <w:rFonts w:ascii="Calibri" w:cs="Calibri" w:eastAsia="Calibri" w:hAnsi="Calibri"/>
+        <w:u w:val="none"/>
       </w:rPr>
     </w:lvl>
     <w:lvl w:ilvl="1">
       <w:start w:val="1"/>
       <w:numFmt w:val="bullet"/>
-      <w:lvlText w:val="o"/>
+      <w:lvlText w:val="○"/>
       <w:lvlJc w:val="left"/>
       <w:pPr>
         <w:ind w:left="1440" w:hanging="360"/>
       </w:pPr>
       <w:rPr>
-        <w:rFonts w:ascii="Courier New" w:cs="Courier New" w:eastAsia="Courier New" w:hAnsi="Courier New"/>
+        <w:u w:val="none"/>
       </w:rPr>
     </w:lvl>
     <w:lvl w:ilvl="2">
       <w:start w:val="1"/>
       <w:numFmt w:val="bullet"/>
-      <w:lvlText w:val="▪"/>
+      <w:lvlText w:val="■"/>
+      <w:lvlJc w:val="left"/>
+      <w:pPr>
+        <w:ind w:left="2160" w:hanging="360"/>
+      </w:pPr>
+      <w:rPr>
+        <w:u w:val="none"/>
+      </w:rPr>
+    </w:lvl>
+    <w:lvl w:ilvl="3">
+      <w:start w:val="1"/>
+      <w:numFmt w:val="bullet"/>
+      <w:lvlText w:val="●"/>
+      <w:lvlJc w:val="left"/>
+      <w:pPr>
+        <w:ind w:left="2880" w:hanging="360"/>
+      </w:pPr>
+      <w:rPr>
+        <w:u w:val="none"/>
+      </w:rPr>
+    </w:lvl>
+    <w:lvl w:ilvl="4">
+      <w:start w:val="1"/>
+      <w:numFmt w:val="bullet"/>
+      <w:lvlText w:val="○"/>
+      <w:lvlJc w:val="left"/>
+      <w:pPr>
+        <w:ind w:left="3600" w:hanging="360"/>
+      </w:pPr>
+      <w:rPr>
+        <w:u w:val="none"/>
+      </w:rPr>
+    </w:lvl>
+    <w:lvl w:ilvl="5">
+      <w:start w:val="1"/>
+      <w:numFmt w:val="bullet"/>
+      <w:lvlText w:val="■"/>
+      <w:lvlJc w:val="left"/>
+      <w:pPr>
+        <w:ind w:left="4320" w:hanging="360"/>
+      </w:pPr>
+      <w:rPr>
+        <w:u w:val="none"/>
+      </w:rPr>
+    </w:lvl>
+    <w:lvl w:ilvl="6">
+      <w:start w:val="1"/>
+      <w:numFmt w:val="bullet"/>
+      <w:lvlText w:val="●"/>
+      <w:lvlJc w:val="left"/>
+      <w:pPr>
+        <w:ind w:left="5040" w:hanging="360"/>
+      </w:pPr>
+      <w:rPr>
+        <w:u w:val="none"/>
+      </w:rPr>
+    </w:lvl>
+    <w:lvl w:ilvl="7">
+      <w:start w:val="1"/>
+      <w:numFmt w:val="bullet"/>
+      <w:lvlText w:val="○"/>
+      <w:lvlJc w:val="left"/>
+      <w:pPr>
+        <w:ind w:left="5760" w:hanging="360"/>
+      </w:pPr>
+      <w:rPr>
+        <w:u w:val="none"/>
+      </w:rPr>
+    </w:lvl>
+    <w:lvl w:ilvl="8">
+      <w:start w:val="1"/>
+      <w:numFmt w:val="bullet"/>
+      <w:lvlText w:val="■"/>
+      <w:lvlJc w:val="left"/>
+      <w:pPr>
+        <w:ind w:left="6480" w:hanging="360"/>
+      </w:pPr>
+      <w:rPr>
+        <w:u w:val="none"/>
+      </w:rPr>
+    </w:lvl>
+  </w:abstractNum>
+  <w:abstractNum w:abstractNumId="2">
+    <w:lvl w:ilvl="0">
+      <w:start w:val="1"/>
+      <w:numFmt w:val="bullet"/>
+      <w:lvlText w:val="●"/>
+      <w:lvlJc w:val="left"/>
+      <w:pPr>
+        <w:ind w:left="720" w:hanging="360"/>
+      </w:pPr>
+      <w:rPr>
+        <w:rFonts w:ascii="Noto Sans Symbols" w:cs="Noto Sans Symbols" w:eastAsia="Noto Sans Symbols" w:hAnsi="Noto Sans Symbols"/>
+        <w:sz w:val="20"/>
+        <w:szCs w:val="20"/>
+      </w:rPr>
+    </w:lvl>
+    <w:lvl w:ilvl="1">
+      <w:start w:val="1"/>
+      <w:numFmt w:val="bullet"/>
+      <w:lvlText w:val="●"/>
+      <w:lvlJc w:val="left"/>
+      <w:pPr>
+        <w:ind w:left="1440" w:hanging="360"/>
+      </w:pPr>
+      <w:rPr>
+        <w:rFonts w:ascii="Noto Sans Symbols" w:cs="Noto Sans Symbols" w:eastAsia="Noto Sans Symbols" w:hAnsi="Noto Sans Symbols"/>
+        <w:sz w:val="20"/>
+        <w:szCs w:val="20"/>
+      </w:rPr>
+    </w:lvl>
+    <w:lvl w:ilvl="2">
+      <w:start w:val="1"/>
+      <w:numFmt w:val="bullet"/>
+      <w:lvlText w:val="●"/>
       <w:lvlJc w:val="left"/>
       <w:pPr>
         <w:ind w:left="2160" w:hanging="360"/>
       </w:pPr>
       <w:rPr>
         <w:rFonts w:ascii="Noto Sans Symbols" w:cs="Noto Sans Symbols" w:eastAsia="Noto Sans Symbols" w:hAnsi="Noto Sans Symbols"/>
+        <w:sz w:val="20"/>
+        <w:szCs w:val="20"/>
       </w:rPr>
     </w:lvl>
     <w:lvl w:ilvl="3">
@@ -6131,30 +6821,36 @@
       </w:pPr>
       <w:rPr>
         <w:rFonts w:ascii="Noto Sans Symbols" w:cs="Noto Sans Symbols" w:eastAsia="Noto Sans Symbols" w:hAnsi="Noto Sans Symbols"/>
+        <w:sz w:val="20"/>
+        <w:szCs w:val="20"/>
       </w:rPr>
     </w:lvl>
     <w:lvl w:ilvl="4">
       <w:start w:val="1"/>
       <w:numFmt w:val="bullet"/>
-      <w:lvlText w:val="o"/>
+      <w:lvlText w:val="●"/>
       <w:lvlJc w:val="left"/>
       <w:pPr>
         <w:ind w:left="3600" w:hanging="360"/>
       </w:pPr>
       <w:rPr>
-        <w:rFonts w:ascii="Courier New" w:cs="Courier New" w:eastAsia="Courier New" w:hAnsi="Courier New"/>
+        <w:rFonts w:ascii="Noto Sans Symbols" w:cs="Noto Sans Symbols" w:eastAsia="Noto Sans Symbols" w:hAnsi="Noto Sans Symbols"/>
+        <w:sz w:val="20"/>
+        <w:szCs w:val="20"/>
       </w:rPr>
     </w:lvl>
     <w:lvl w:ilvl="5">
       <w:start w:val="1"/>
       <w:numFmt w:val="bullet"/>
-      <w:lvlText w:val="▪"/>
+      <w:lvlText w:val="●"/>
       <w:lvlJc w:val="left"/>
       <w:pPr>
         <w:ind w:left="4320" w:hanging="360"/>
       </w:pPr>
       <w:rPr>
         <w:rFonts w:ascii="Noto Sans Symbols" w:cs="Noto Sans Symbols" w:eastAsia="Noto Sans Symbols" w:hAnsi="Noto Sans Symbols"/>
+        <w:sz w:val="20"/>
+        <w:szCs w:val="20"/>
       </w:rPr>
     </w:lvl>
     <w:lvl w:ilvl="6">
@@ -6167,215 +6863,293 @@
       </w:pPr>
       <w:rPr>
         <w:rFonts w:ascii="Noto Sans Symbols" w:cs="Noto Sans Symbols" w:eastAsia="Noto Sans Symbols" w:hAnsi="Noto Sans Symbols"/>
+        <w:sz w:val="20"/>
+        <w:szCs w:val="20"/>
       </w:rPr>
     </w:lvl>
     <w:lvl w:ilvl="7">
       <w:start w:val="1"/>
       <w:numFmt w:val="bullet"/>
-      <w:lvlText w:val="o"/>
+      <w:lvlText w:val="●"/>
       <w:lvlJc w:val="left"/>
       <w:pPr>
         <w:ind w:left="5760" w:hanging="360"/>
       </w:pPr>
       <w:rPr>
-        <w:rFonts w:ascii="Courier New" w:cs="Courier New" w:eastAsia="Courier New" w:hAnsi="Courier New"/>
+        <w:rFonts w:ascii="Noto Sans Symbols" w:cs="Noto Sans Symbols" w:eastAsia="Noto Sans Symbols" w:hAnsi="Noto Sans Symbols"/>
+        <w:sz w:val="20"/>
+        <w:szCs w:val="20"/>
       </w:rPr>
     </w:lvl>
     <w:lvl w:ilvl="8">
       <w:start w:val="1"/>
       <w:numFmt w:val="bullet"/>
-      <w:lvlText w:val="▪"/>
+      <w:lvlText w:val="●"/>
       <w:lvlJc w:val="left"/>
       <w:pPr>
         <w:ind w:left="6480" w:hanging="360"/>
       </w:pPr>
       <w:rPr>
         <w:rFonts w:ascii="Noto Sans Symbols" w:cs="Noto Sans Symbols" w:eastAsia="Noto Sans Symbols" w:hAnsi="Noto Sans Symbols"/>
+        <w:sz w:val="20"/>
+        <w:szCs w:val="20"/>
       </w:rPr>
-    </w:lvl>
-  </w:abstractNum>
-  <w:abstractNum w:abstractNumId="2">
-    <w:lvl w:ilvl="0">
-      <w:start w:val="1"/>
-      <w:numFmt w:val="decimal"/>
-      <w:lvlText w:val="%1."/>
-      <w:lvlJc w:val="left"/>
-      <w:pPr>
-        <w:ind w:left="720" w:hanging="360"/>
-      </w:pPr>
-      <w:rPr/>
-    </w:lvl>
-    <w:lvl w:ilvl="1">
-      <w:start w:val="1"/>
-      <w:numFmt w:val="lowerLetter"/>
-      <w:lvlText w:val="%2."/>
-      <w:lvlJc w:val="left"/>
-      <w:pPr>
-        <w:ind w:left="1440" w:hanging="360"/>
-      </w:pPr>
-      <w:rPr/>
-    </w:lvl>
-    <w:lvl w:ilvl="2">
-      <w:start w:val="1"/>
-      <w:numFmt w:val="lowerRoman"/>
-      <w:lvlText w:val="%3."/>
-      <w:lvlJc w:val="right"/>
-      <w:pPr>
-        <w:ind w:left="2160" w:hanging="180"/>
-      </w:pPr>
-      <w:rPr/>
-    </w:lvl>
-    <w:lvl w:ilvl="3">
-      <w:start w:val="1"/>
-      <w:numFmt w:val="decimal"/>
-      <w:lvlText w:val="%4."/>
-      <w:lvlJc w:val="left"/>
-      <w:pPr>
-        <w:ind w:left="2880" w:hanging="360"/>
-      </w:pPr>
-      <w:rPr/>
-    </w:lvl>
-    <w:lvl w:ilvl="4">
-      <w:start w:val="1"/>
-      <w:numFmt w:val="lowerLetter"/>
-      <w:lvlText w:val="%5."/>
-      <w:lvlJc w:val="left"/>
-      <w:pPr>
-        <w:ind w:left="3600" w:hanging="360"/>
-      </w:pPr>
-      <w:rPr/>
-    </w:lvl>
-    <w:lvl w:ilvl="5">
-      <w:start w:val="1"/>
-      <w:numFmt w:val="lowerRoman"/>
-      <w:lvlText w:val="%6."/>
-      <w:lvlJc w:val="right"/>
-      <w:pPr>
-        <w:ind w:left="4320" w:hanging="180"/>
-      </w:pPr>
-      <w:rPr/>
-    </w:lvl>
-    <w:lvl w:ilvl="6">
-      <w:start w:val="1"/>
-      <w:numFmt w:val="decimal"/>
-      <w:lvlText w:val="%7."/>
-      <w:lvlJc w:val="left"/>
-      <w:pPr>
-        <w:ind w:left="5040" w:hanging="360"/>
-      </w:pPr>
-      <w:rPr/>
-    </w:lvl>
-    <w:lvl w:ilvl="7">
-      <w:start w:val="1"/>
-      <w:numFmt w:val="lowerLetter"/>
-      <w:lvlText w:val="%8."/>
-      <w:lvlJc w:val="left"/>
-      <w:pPr>
-        <w:ind w:left="5760" w:hanging="360"/>
-      </w:pPr>
-      <w:rPr/>
-    </w:lvl>
-    <w:lvl w:ilvl="8">
-      <w:start w:val="1"/>
-      <w:numFmt w:val="lowerRoman"/>
-      <w:lvlText w:val="%9."/>
-      <w:lvlJc w:val="right"/>
-      <w:pPr>
-        <w:ind w:left="6480" w:hanging="180"/>
-      </w:pPr>
-      <w:rPr/>
     </w:lvl>
   </w:abstractNum>
   <w:abstractNum w:abstractNumId="3">
     <w:lvl w:ilvl="0">
       <w:start w:val="1"/>
-      <w:numFmt w:val="decimal"/>
-      <w:lvlText w:val="%1."/>
+      <w:numFmt w:val="bullet"/>
+      <w:lvlText w:val="●"/>
       <w:lvlJc w:val="left"/>
       <w:pPr>
         <w:ind w:left="720" w:hanging="360"/>
       </w:pPr>
-      <w:rPr/>
+      <w:rPr>
+        <w:rFonts w:ascii="Noto Sans Symbols" w:cs="Noto Sans Symbols" w:eastAsia="Noto Sans Symbols" w:hAnsi="Noto Sans Symbols"/>
+        <w:sz w:val="20"/>
+        <w:szCs w:val="20"/>
+      </w:rPr>
     </w:lvl>
     <w:lvl w:ilvl="1">
       <w:start w:val="1"/>
-      <w:numFmt w:val="lowerLetter"/>
-      <w:lvlText w:val="%2."/>
+      <w:numFmt w:val="bullet"/>
+      <w:lvlText w:val="●"/>
       <w:lvlJc w:val="left"/>
       <w:pPr>
         <w:ind w:left="1440" w:hanging="360"/>
       </w:pPr>
-      <w:rPr/>
+      <w:rPr>
+        <w:rFonts w:ascii="Noto Sans Symbols" w:cs="Noto Sans Symbols" w:eastAsia="Noto Sans Symbols" w:hAnsi="Noto Sans Symbols"/>
+        <w:sz w:val="20"/>
+        <w:szCs w:val="20"/>
+      </w:rPr>
     </w:lvl>
     <w:lvl w:ilvl="2">
       <w:start w:val="1"/>
-      <w:numFmt w:val="lowerRoman"/>
-      <w:lvlText w:val="%3."/>
-      <w:lvlJc w:val="right"/>
+      <w:numFmt w:val="bullet"/>
+      <w:lvlText w:val="●"/>
+      <w:lvlJc w:val="left"/>
       <w:pPr>
-        <w:ind w:left="2160" w:hanging="180"/>
+        <w:ind w:left="2160" w:hanging="360"/>
       </w:pPr>
-      <w:rPr/>
+      <w:rPr>
+        <w:rFonts w:ascii="Noto Sans Symbols" w:cs="Noto Sans Symbols" w:eastAsia="Noto Sans Symbols" w:hAnsi="Noto Sans Symbols"/>
+        <w:sz w:val="20"/>
+        <w:szCs w:val="20"/>
+      </w:rPr>
     </w:lvl>
     <w:lvl w:ilvl="3">
       <w:start w:val="1"/>
-      <w:numFmt w:val="decimal"/>
-      <w:lvlText w:val="%4."/>
+      <w:numFmt w:val="bullet"/>
+      <w:lvlText w:val="●"/>
       <w:lvlJc w:val="left"/>
       <w:pPr>
         <w:ind w:left="2880" w:hanging="360"/>
       </w:pPr>
-      <w:rPr/>
+      <w:rPr>
+        <w:rFonts w:ascii="Noto Sans Symbols" w:cs="Noto Sans Symbols" w:eastAsia="Noto Sans Symbols" w:hAnsi="Noto Sans Symbols"/>
+        <w:sz w:val="20"/>
+        <w:szCs w:val="20"/>
+      </w:rPr>
     </w:lvl>
     <w:lvl w:ilvl="4">
       <w:start w:val="1"/>
-      <w:numFmt w:val="lowerLetter"/>
-      <w:lvlText w:val="%5."/>
+      <w:numFmt w:val="bullet"/>
+      <w:lvlText w:val="●"/>
       <w:lvlJc w:val="left"/>
       <w:pPr>
         <w:ind w:left="3600" w:hanging="360"/>
       </w:pPr>
-      <w:rPr/>
+      <w:rPr>
+        <w:rFonts w:ascii="Noto Sans Symbols" w:cs="Noto Sans Symbols" w:eastAsia="Noto Sans Symbols" w:hAnsi="Noto Sans Symbols"/>
+        <w:sz w:val="20"/>
+        <w:szCs w:val="20"/>
+      </w:rPr>
     </w:lvl>
     <w:lvl w:ilvl="5">
       <w:start w:val="1"/>
-      <w:numFmt w:val="lowerRoman"/>
-      <w:lvlText w:val="%6."/>
-      <w:lvlJc w:val="right"/>
+      <w:numFmt w:val="bullet"/>
+      <w:lvlText w:val="●"/>
+      <w:lvlJc w:val="left"/>
       <w:pPr>
-        <w:ind w:left="4320" w:hanging="180"/>
+        <w:ind w:left="4320" w:hanging="360"/>
       </w:pPr>
-      <w:rPr/>
+      <w:rPr>
+        <w:rFonts w:ascii="Noto Sans Symbols" w:cs="Noto Sans Symbols" w:eastAsia="Noto Sans Symbols" w:hAnsi="Noto Sans Symbols"/>
+        <w:sz w:val="20"/>
+        <w:szCs w:val="20"/>
+      </w:rPr>
     </w:lvl>
     <w:lvl w:ilvl="6">
       <w:start w:val="1"/>
-      <w:numFmt w:val="decimal"/>
-      <w:lvlText w:val="%7."/>
+      <w:numFmt w:val="bullet"/>
+      <w:lvlText w:val="●"/>
       <w:lvlJc w:val="left"/>
       <w:pPr>
         <w:ind w:left="5040" w:hanging="360"/>
       </w:pPr>
-      <w:rPr/>
+      <w:rPr>
+        <w:rFonts w:ascii="Noto Sans Symbols" w:cs="Noto Sans Symbols" w:eastAsia="Noto Sans Symbols" w:hAnsi="Noto Sans Symbols"/>
+        <w:sz w:val="20"/>
+        <w:szCs w:val="20"/>
+      </w:rPr>
     </w:lvl>
     <w:lvl w:ilvl="7">
       <w:start w:val="1"/>
-      <w:numFmt w:val="lowerLetter"/>
-      <w:lvlText w:val="%8."/>
+      <w:numFmt w:val="bullet"/>
+      <w:lvlText w:val="●"/>
       <w:lvlJc w:val="left"/>
       <w:pPr>
         <w:ind w:left="5760" w:hanging="360"/>
       </w:pPr>
-      <w:rPr/>
+      <w:rPr>
+        <w:rFonts w:ascii="Noto Sans Symbols" w:cs="Noto Sans Symbols" w:eastAsia="Noto Sans Symbols" w:hAnsi="Noto Sans Symbols"/>
+        <w:sz w:val="20"/>
+        <w:szCs w:val="20"/>
+      </w:rPr>
     </w:lvl>
     <w:lvl w:ilvl="8">
       <w:start w:val="1"/>
-      <w:numFmt w:val="lowerRoman"/>
-      <w:lvlText w:val="%9."/>
-      <w:lvlJc w:val="right"/>
+      <w:numFmt w:val="bullet"/>
+      <w:lvlText w:val="●"/>
+      <w:lvlJc w:val="left"/>
       <w:pPr>
-        <w:ind w:left="6480" w:hanging="180"/>
+        <w:ind w:left="6480" w:hanging="360"/>
       </w:pPr>
-      <w:rPr/>
+      <w:rPr>
+        <w:rFonts w:ascii="Noto Sans Symbols" w:cs="Noto Sans Symbols" w:eastAsia="Noto Sans Symbols" w:hAnsi="Noto Sans Symbols"/>
+        <w:sz w:val="20"/>
+        <w:szCs w:val="20"/>
+      </w:rPr>
+    </w:lvl>
+  </w:abstractNum>
+  <w:abstractNum w:abstractNumId="4">
+    <w:lvl w:ilvl="0">
+      <w:start w:val="1"/>
+      <w:numFmt w:val="bullet"/>
+      <w:lvlText w:val="●"/>
+      <w:lvlJc w:val="left"/>
+      <w:pPr>
+        <w:ind w:left="720" w:hanging="360"/>
+      </w:pPr>
+      <w:rPr>
+        <w:rFonts w:ascii="Noto Sans Symbols" w:cs="Noto Sans Symbols" w:eastAsia="Noto Sans Symbols" w:hAnsi="Noto Sans Symbols"/>
+        <w:sz w:val="20"/>
+        <w:szCs w:val="20"/>
+      </w:rPr>
+    </w:lvl>
+    <w:lvl w:ilvl="1">
+      <w:start w:val="1"/>
+      <w:numFmt w:val="bullet"/>
+      <w:lvlText w:val="●"/>
+      <w:lvlJc w:val="left"/>
+      <w:pPr>
+        <w:ind w:left="1440" w:hanging="360"/>
+      </w:pPr>
+      <w:rPr>
+        <w:rFonts w:ascii="Noto Sans Symbols" w:cs="Noto Sans Symbols" w:eastAsia="Noto Sans Symbols" w:hAnsi="Noto Sans Symbols"/>
+        <w:sz w:val="20"/>
+        <w:szCs w:val="20"/>
+      </w:rPr>
+    </w:lvl>
+    <w:lvl w:ilvl="2">
+      <w:start w:val="1"/>
+      <w:numFmt w:val="bullet"/>
+      <w:lvlText w:val="●"/>
+      <w:lvlJc w:val="left"/>
+      <w:pPr>
+        <w:ind w:left="2160" w:hanging="360"/>
+      </w:pPr>
+      <w:rPr>
+        <w:rFonts w:ascii="Noto Sans Symbols" w:cs="Noto Sans Symbols" w:eastAsia="Noto Sans Symbols" w:hAnsi="Noto Sans Symbols"/>
+        <w:sz w:val="20"/>
+        <w:szCs w:val="20"/>
+      </w:rPr>
+    </w:lvl>
+    <w:lvl w:ilvl="3">
+      <w:start w:val="1"/>
+      <w:numFmt w:val="bullet"/>
+      <w:lvlText w:val="●"/>
+      <w:lvlJc w:val="left"/>
+      <w:pPr>
+        <w:ind w:left="2880" w:hanging="360"/>
+      </w:pPr>
+      <w:rPr>
+        <w:rFonts w:ascii="Noto Sans Symbols" w:cs="Noto Sans Symbols" w:eastAsia="Noto Sans Symbols" w:hAnsi="Noto Sans Symbols"/>
+        <w:sz w:val="20"/>
+        <w:szCs w:val="20"/>
+      </w:rPr>
+    </w:lvl>
+    <w:lvl w:ilvl="4">
+      <w:start w:val="1"/>
+      <w:numFmt w:val="bullet"/>
+      <w:lvlText w:val="●"/>
+      <w:lvlJc w:val="left"/>
+      <w:pPr>
+        <w:ind w:left="3600" w:hanging="360"/>
+      </w:pPr>
+      <w:rPr>
+        <w:rFonts w:ascii="Noto Sans Symbols" w:cs="Noto Sans Symbols" w:eastAsia="Noto Sans Symbols" w:hAnsi="Noto Sans Symbols"/>
+        <w:sz w:val="20"/>
+        <w:szCs w:val="20"/>
+      </w:rPr>
+    </w:lvl>
+    <w:lvl w:ilvl="5">
+      <w:start w:val="1"/>
+      <w:numFmt w:val="bullet"/>
+      <w:lvlText w:val="●"/>
+      <w:lvlJc w:val="left"/>
+      <w:pPr>
+        <w:ind w:left="4320" w:hanging="360"/>
+      </w:pPr>
+      <w:rPr>
+        <w:rFonts w:ascii="Noto Sans Symbols" w:cs="Noto Sans Symbols" w:eastAsia="Noto Sans Symbols" w:hAnsi="Noto Sans Symbols"/>
+        <w:sz w:val="20"/>
+        <w:szCs w:val="20"/>
+      </w:rPr>
+    </w:lvl>
+    <w:lvl w:ilvl="6">
+      <w:start w:val="1"/>
+      <w:numFmt w:val="bullet"/>
+      <w:lvlText w:val="●"/>
+      <w:lvlJc w:val="left"/>
+      <w:pPr>
+        <w:ind w:left="5040" w:hanging="360"/>
+      </w:pPr>
+      <w:rPr>
+        <w:rFonts w:ascii="Noto Sans Symbols" w:cs="Noto Sans Symbols" w:eastAsia="Noto Sans Symbols" w:hAnsi="Noto Sans Symbols"/>
+        <w:sz w:val="20"/>
+        <w:szCs w:val="20"/>
+      </w:rPr>
+    </w:lvl>
+    <w:lvl w:ilvl="7">
+      <w:start w:val="1"/>
+      <w:numFmt w:val="bullet"/>
+      <w:lvlText w:val="●"/>
+      <w:lvlJc w:val="left"/>
+      <w:pPr>
+        <w:ind w:left="5760" w:hanging="360"/>
+      </w:pPr>
+      <w:rPr>
+        <w:rFonts w:ascii="Noto Sans Symbols" w:cs="Noto Sans Symbols" w:eastAsia="Noto Sans Symbols" w:hAnsi="Noto Sans Symbols"/>
+        <w:sz w:val="20"/>
+        <w:szCs w:val="20"/>
+      </w:rPr>
+    </w:lvl>
+    <w:lvl w:ilvl="8">
+      <w:start w:val="1"/>
+      <w:numFmt w:val="bullet"/>
+      <w:lvlText w:val="●"/>
+      <w:lvlJc w:val="left"/>
+      <w:pPr>
+        <w:ind w:left="6480" w:hanging="360"/>
+      </w:pPr>
+      <w:rPr>
+        <w:rFonts w:ascii="Noto Sans Symbols" w:cs="Noto Sans Symbols" w:eastAsia="Noto Sans Symbols" w:hAnsi="Noto Sans Symbols"/>
+        <w:sz w:val="20"/>
+        <w:szCs w:val="20"/>
+      </w:rPr>
     </w:lvl>
   </w:abstractNum>
   <w:num w:numId="1">
@@ -6386,6 +7160,9 @@
   </w:num>
   <w:num w:numId="3">
     <w:abstractNumId w:val="3"/>
+  </w:num>
+  <w:num w:numId="4">
+    <w:abstractNumId w:val="4"/>
   </w:num>
 </w:numbering>
 </file>
@@ -6433,6 +7210,7 @@
     </w:pPr>
     <w:rPr>
       <w:b w:val="1"/>
+      <w:bCs w:val="1"/>
       <w:sz w:val="48"/>
       <w:szCs w:val="48"/>
     </w:rPr>
@@ -6449,6 +7227,7 @@
     </w:pPr>
     <w:rPr>
       <w:b w:val="1"/>
+      <w:bCs w:val="1"/>
       <w:sz w:val="36"/>
       <w:szCs w:val="36"/>
     </w:rPr>
@@ -6481,6 +7260,7 @@
     </w:pPr>
     <w:rPr>
       <w:b w:val="1"/>
+      <w:bCs w:val="1"/>
       <w:sz w:val="24"/>
       <w:szCs w:val="24"/>
     </w:rPr>
@@ -6497,6 +7277,7 @@
     </w:pPr>
     <w:rPr>
       <w:b w:val="1"/>
+      <w:bCs w:val="1"/>
       <w:sz w:val="22"/>
       <w:szCs w:val="22"/>
     </w:rPr>
@@ -6513,6 +7294,7 @@
     </w:pPr>
     <w:rPr>
       <w:b w:val="1"/>
+      <w:bCs w:val="1"/>
       <w:sz w:val="20"/>
       <w:szCs w:val="20"/>
     </w:rPr>
@@ -6529,6 +7311,7 @@
     </w:pPr>
     <w:rPr>
       <w:b w:val="1"/>
+      <w:bCs w:val="1"/>
       <w:sz w:val="72"/>
       <w:szCs w:val="72"/>
     </w:rPr>
@@ -6800,17 +7583,6 @@
       <w:szCs w:val="20"/>
     </w:rPr>
   </w:style>
-  <w:style w:type="paragraph" w:styleId="Prrafodelista">
-    <w:name w:val="List Paragraph"/>
-    <w:basedOn w:val="Normal"/>
-    <w:uiPriority w:val="34"/>
-    <w:qFormat w:val="1"/>
-    <w:rsid w:val="00656EF2"/>
-    <w:pPr>
-      <w:ind w:left="720"/>
-      <w:contextualSpacing w:val="1"/>
-    </w:pPr>
-  </w:style>
   <w:style w:type="paragraph" w:styleId="Subtitle">
     <w:name w:val="Subtitle"/>
     <w:basedOn w:val="Normal"/>
@@ -6824,6 +7596,7 @@
     <w:rPr>
       <w:rFonts w:ascii="Georgia" w:cs="Georgia" w:eastAsia="Georgia" w:hAnsi="Georgia"/>
       <w:i w:val="1"/>
+      <w:iCs w:val="1"/>
       <w:color w:val="666666"/>
       <w:sz w:val="48"/>
       <w:szCs w:val="48"/>
@@ -7265,7 +8038,7 @@
 
 <file path=customXML/item1.xml><?xml version="1.0" encoding="utf-8"?>
 <go:gDocsCustomXmlDataStorage xmlns:go="http://customooxmlschemas.google.com/" xmlns:r="http://schemas.openxmlformats.org/officeDocument/2006/relationships" uri="GoogleDocsCustomDataVersion2">
-  <go:docsCustomData xmlns:go="http://customooxmlschemas.google.com/" roundtripDataSignature="AMtx7mh5H0etgzBhIMnkTtGU8o/22I+keA==">CgMxLjA4AHIhMTA1bm5FMzJEOWZVRmdPbG1TMTFvdjI3QzQwQURlOVVW</go:docsCustomData>
+  <go:docsCustomData xmlns:go="http://customooxmlschemas.google.com/" roundtripDataSignature="AMtx7mjgMgyV0Koq0Ay1mEzCwCCSMv97UQ==">CgMxLjA4AHIhMVlWZEJ1NlZ5Q2VWa19vZ0dqcHpBdE9BcTZ1WkpfUmlX</go:docsCustomData>
 </go:gDocsCustomXmlDataStorage>
 </file>
 
